--- a/labs/diagnoza_lab1.docx
+++ b/labs/diagnoza_lab1.docx
@@ -25,12 +25,6 @@
         <w:gridCol w:w="425"/>
       </w:tblGrid>
       <w:tr>
-        <w:tblPrEx>
-          <w:tblCellMar>
-            <w:top w:w="0" w:type="dxa"/>
-            <w:bottom w:w="0" w:type="dxa"/>
-          </w:tblCellMar>
-        </w:tblPrEx>
         <w:trPr>
           <w:trHeight w:val="318"/>
         </w:trPr>
@@ -71,12 +65,6 @@
         </w:tc>
       </w:tr>
       <w:tr>
-        <w:tblPrEx>
-          <w:tblCellMar>
-            <w:top w:w="0" w:type="dxa"/>
-            <w:bottom w:w="0" w:type="dxa"/>
-          </w:tblCellMar>
-        </w:tblPrEx>
         <w:tc>
           <w:tcPr>
             <w:tcW w:w="400" w:type="dxa"/>
@@ -249,14 +237,8 @@
         </w:tc>
       </w:tr>
       <w:tr>
-        <w:tblPrEx>
-          <w:tblCellMar>
-            <w:top w:w="0" w:type="dxa"/>
-            <w:bottom w:w="0" w:type="dxa"/>
-          </w:tblCellMar>
-        </w:tblPrEx>
         <w:trPr>
-          <w:trHeight w:val="334"/>
+          <w:trHeight w:val="283"/>
         </w:trPr>
         <w:tc>
           <w:tcPr>
@@ -268,13 +250,21 @@
               <w:right w:val="nil"/>
             </w:tcBorders>
             <w:shd w:val="clear" w:color="auto" w:fill="1A3557"/>
-          </w:tcPr>
-          <w:p/>
-        </w:tc>
-        <w:tc>
-          <w:tcPr>
-            <w:tcW w:w="9363" w:type="dxa"/>
-            <w:gridSpan w:val="2"/>
+            <w:vAlign w:val="center"/>
+          </w:tcPr>
+          <w:p>
+            <w:pPr>
+              <w:spacing w:after="0" w:line="200" w:lineRule="exact"/>
+              <w:jc w:val="center"/>
+              <w:rPr>
+                <w:rFonts w:ascii="Cambria" w:hAnsi="Cambria"/>
+              </w:rPr>
+            </w:pPr>
+          </w:p>
+        </w:tc>
+        <w:tc>
+          <w:tcPr>
+            <w:tcW w:w="8938" w:type="dxa"/>
             <w:tcBorders>
               <w:top w:val="nil"/>
               <w:left w:val="nil"/>
@@ -292,7 +282,185 @@
           </w:tcPr>
           <w:p>
             <w:pPr>
-              <w:spacing w:after="0" w:line="240" w:lineRule="auto"/>
+              <w:spacing w:after="0" w:line="200" w:lineRule="exact"/>
+              <w:jc w:val="center"/>
+              <w:rPr>
+                <w:rFonts w:cstheme="minorHAnsi"/>
+                <w:spacing w:val="8"/>
+                <w:sz w:val="20"/>
+              </w:rPr>
+            </w:pPr>
+            <w:hyperlink r:id="rId7" w:history="1">
+              <w:r>
+                <w:rPr>
+                  <w:rStyle w:val="Hipercze"/>
+                  <w:rFonts w:ascii="Amble LtCn" w:hAnsi="Amble LtCn"/>
+                  <w:color w:val="D0CECE" w:themeColor="background2" w:themeShade="E6"/>
+                  <w:spacing w:val="8"/>
+                  <w:sz w:val="20"/>
+                  <w:u w:val="none"/>
+                </w:rPr>
+                <w:t>ĆWICZENIE 1</w:t>
+              </w:r>
+            </w:hyperlink>
+            <w:r>
+              <w:rPr>
+                <w:rFonts w:ascii="Amble LtCn" w:hAnsi="Amble LtCn"/>
+                <w:color w:val="D0CECE" w:themeColor="background2" w:themeShade="E6"/>
+                <w:spacing w:val="8"/>
+                <w:sz w:val="20"/>
+              </w:rPr>
+              <w:t xml:space="preserve"> -  </w:t>
+            </w:r>
+            <w:hyperlink r:id="rId8" w:history="1">
+              <w:r>
+                <w:rPr>
+                  <w:rStyle w:val="Hipercze"/>
+                  <w:rFonts w:ascii="Amble LtCn" w:hAnsi="Amble LtCn"/>
+                  <w:color w:val="D0CECE" w:themeColor="background2" w:themeShade="E6"/>
+                  <w:spacing w:val="8"/>
+                  <w:sz w:val="20"/>
+                  <w:u w:val="none"/>
+                </w:rPr>
+                <w:t>ĆWICZENIE 2</w:t>
+              </w:r>
+            </w:hyperlink>
+            <w:r>
+              <w:rPr>
+                <w:rFonts w:ascii="Amble LtCn" w:hAnsi="Amble LtCn"/>
+                <w:color w:val="D0CECE" w:themeColor="background2" w:themeShade="E6"/>
+                <w:spacing w:val="8"/>
+                <w:sz w:val="20"/>
+              </w:rPr>
+              <w:t xml:space="preserve"> - </w:t>
+            </w:r>
+            <w:hyperlink r:id="rId9" w:history="1">
+              <w:r>
+                <w:rPr>
+                  <w:rStyle w:val="Hipercze"/>
+                  <w:rFonts w:ascii="Amble LtCn" w:hAnsi="Amble LtCn"/>
+                  <w:color w:val="D0CECE" w:themeColor="background2" w:themeShade="E6"/>
+                  <w:spacing w:val="8"/>
+                  <w:sz w:val="20"/>
+                  <w:u w:val="none"/>
+                </w:rPr>
+                <w:t>ĆWICZENIE 3</w:t>
+              </w:r>
+            </w:hyperlink>
+            <w:r>
+              <w:rPr>
+                <w:rFonts w:ascii="Amble LtCn" w:hAnsi="Amble LtCn"/>
+                <w:color w:val="D0CECE" w:themeColor="background2" w:themeShade="E6"/>
+                <w:spacing w:val="8"/>
+                <w:sz w:val="20"/>
+              </w:rPr>
+              <w:t xml:space="preserve"> - </w:t>
+            </w:r>
+            <w:hyperlink r:id="rId10" w:history="1">
+              <w:r>
+                <w:rPr>
+                  <w:rStyle w:val="Hipercze"/>
+                  <w:rFonts w:ascii="Amble LtCn" w:hAnsi="Amble LtCn"/>
+                  <w:color w:val="D0CECE" w:themeColor="background2" w:themeShade="E6"/>
+                  <w:spacing w:val="8"/>
+                  <w:sz w:val="20"/>
+                  <w:u w:val="none"/>
+                </w:rPr>
+                <w:t>ĆWICZENIE 4</w:t>
+              </w:r>
+            </w:hyperlink>
+            <w:r>
+              <w:rPr>
+                <w:rFonts w:ascii="Amble LtCn" w:hAnsi="Amble LtCn"/>
+                <w:color w:val="D0CECE" w:themeColor="background2" w:themeShade="E6"/>
+                <w:spacing w:val="8"/>
+                <w:sz w:val="20"/>
+              </w:rPr>
+              <w:t xml:space="preserve"> - </w:t>
+            </w:r>
+            <w:hyperlink r:id="rId11" w:history="1">
+              <w:r>
+                <w:rPr>
+                  <w:rStyle w:val="Hipercze"/>
+                  <w:rFonts w:ascii="Amble LtCn" w:hAnsi="Amble LtCn"/>
+                  <w:color w:val="D0CECE" w:themeColor="background2" w:themeShade="E6"/>
+                  <w:spacing w:val="8"/>
+                  <w:sz w:val="20"/>
+                  <w:u w:val="none"/>
+                </w:rPr>
+                <w:t>ĆWICZENIE 5</w:t>
+              </w:r>
+            </w:hyperlink>
+          </w:p>
+        </w:tc>
+        <w:tc>
+          <w:tcPr>
+            <w:tcW w:w="425" w:type="dxa"/>
+            <w:tcBorders>
+              <w:top w:val="nil"/>
+              <w:left w:val="nil"/>
+              <w:bottom w:val="single" w:sz="10" w:space="0" w:color="B8860B"/>
+              <w:right w:val="single" w:sz="14" w:space="0" w:color="1A3557"/>
+            </w:tcBorders>
+            <w:shd w:val="clear" w:color="auto" w:fill="1A3557"/>
+            <w:vAlign w:val="center"/>
+          </w:tcPr>
+          <w:p>
+            <w:pPr>
+              <w:spacing w:after="0" w:line="200" w:lineRule="exact"/>
+              <w:jc w:val="center"/>
+              <w:rPr>
+                <w:rFonts w:cstheme="minorHAnsi"/>
+                <w:spacing w:val="8"/>
+                <w:sz w:val="20"/>
+              </w:rPr>
+            </w:pPr>
+          </w:p>
+        </w:tc>
+      </w:tr>
+      <w:tr>
+        <w:trPr>
+          <w:trHeight w:val="227"/>
+        </w:trPr>
+        <w:tc>
+          <w:tcPr>
+            <w:tcW w:w="400" w:type="dxa"/>
+            <w:tcBorders>
+              <w:top w:val="nil"/>
+              <w:left w:val="single" w:sz="14" w:space="0" w:color="1A3557"/>
+              <w:bottom w:val="single" w:sz="10" w:space="0" w:color="B8860B"/>
+              <w:right w:val="nil"/>
+            </w:tcBorders>
+            <w:shd w:val="clear" w:color="auto" w:fill="1A3557"/>
+          </w:tcPr>
+          <w:p>
+            <w:pPr>
+              <w:spacing w:after="0" w:line="180" w:lineRule="exact"/>
+            </w:pPr>
+          </w:p>
+        </w:tc>
+        <w:tc>
+          <w:tcPr>
+            <w:tcW w:w="9363" w:type="dxa"/>
+            <w:gridSpan w:val="2"/>
+            <w:tcBorders>
+              <w:top w:val="nil"/>
+              <w:left w:val="nil"/>
+              <w:bottom w:val="single" w:sz="10" w:space="0" w:color="B8860B"/>
+              <w:right w:val="single" w:sz="14" w:space="0" w:color="1A3557"/>
+            </w:tcBorders>
+            <w:shd w:val="clear" w:color="auto" w:fill="1A3557"/>
+            <w:tcMar>
+              <w:top w:w="60" w:type="dxa"/>
+              <w:left w:w="200" w:type="dxa"/>
+              <w:bottom w:w="60" w:type="dxa"/>
+              <w:right w:w="200" w:type="dxa"/>
+            </w:tcMar>
+            <w:vAlign w:val="center"/>
+          </w:tcPr>
+          <w:p>
+            <w:pPr>
+              <w:spacing w:after="0" w:line="180" w:lineRule="exact"/>
               <w:jc w:val="right"/>
             </w:pPr>
             <w:r>
@@ -338,12 +506,6 @@
         <w:gridCol w:w="8080"/>
       </w:tblGrid>
       <w:tr>
-        <w:tblPrEx>
-          <w:tblCellMar>
-            <w:top w:w="0" w:type="dxa"/>
-            <w:bottom w:w="0" w:type="dxa"/>
-          </w:tblCellMar>
-        </w:tblPrEx>
         <w:tc>
           <w:tcPr>
             <w:tcW w:w="1693" w:type="dxa"/>
@@ -360,10 +522,12 @@
               <w:bottom w:w="72" w:type="dxa"/>
               <w:right w:w="130" w:type="dxa"/>
             </w:tcMar>
+            <w:vAlign w:val="center"/>
           </w:tcPr>
           <w:p>
             <w:pPr>
               <w:spacing w:after="0" w:line="180" w:lineRule="exact"/>
+              <w:jc w:val="left"/>
             </w:pPr>
             <w:r>
               <w:rPr>
@@ -412,12 +576,6 @@
         </w:tc>
       </w:tr>
       <w:tr>
-        <w:tblPrEx>
-          <w:tblCellMar>
-            <w:top w:w="0" w:type="dxa"/>
-            <w:bottom w:w="0" w:type="dxa"/>
-          </w:tblCellMar>
-        </w:tblPrEx>
         <w:tc>
           <w:tcPr>
             <w:tcW w:w="1693" w:type="dxa"/>
@@ -434,10 +592,12 @@
               <w:bottom w:w="72" w:type="dxa"/>
               <w:right w:w="130" w:type="dxa"/>
             </w:tcMar>
+            <w:vAlign w:val="center"/>
           </w:tcPr>
           <w:p>
             <w:pPr>
               <w:spacing w:after="0" w:line="180" w:lineRule="exact"/>
+              <w:jc w:val="left"/>
             </w:pPr>
             <w:r>
               <w:rPr>
@@ -486,12 +646,6 @@
         </w:tc>
       </w:tr>
       <w:tr>
-        <w:tblPrEx>
-          <w:tblCellMar>
-            <w:top w:w="0" w:type="dxa"/>
-            <w:bottom w:w="0" w:type="dxa"/>
-          </w:tblCellMar>
-        </w:tblPrEx>
         <w:tc>
           <w:tcPr>
             <w:tcW w:w="1693" w:type="dxa"/>
@@ -508,10 +662,12 @@
               <w:bottom w:w="72" w:type="dxa"/>
               <w:right w:w="130" w:type="dxa"/>
             </w:tcMar>
+            <w:vAlign w:val="center"/>
           </w:tcPr>
           <w:p>
             <w:pPr>
               <w:spacing w:after="0" w:line="180" w:lineRule="exact"/>
+              <w:jc w:val="left"/>
             </w:pPr>
             <w:r>
               <w:rPr>
@@ -568,12 +724,6 @@
         </w:tc>
       </w:tr>
       <w:tr>
-        <w:tblPrEx>
-          <w:tblCellMar>
-            <w:top w:w="0" w:type="dxa"/>
-            <w:bottom w:w="0" w:type="dxa"/>
-          </w:tblCellMar>
-        </w:tblPrEx>
         <w:tc>
           <w:tcPr>
             <w:tcW w:w="1693" w:type="dxa"/>
@@ -590,10 +740,12 @@
               <w:bottom w:w="72" w:type="dxa"/>
               <w:right w:w="130" w:type="dxa"/>
             </w:tcMar>
+            <w:vAlign w:val="center"/>
           </w:tcPr>
           <w:p>
             <w:pPr>
               <w:spacing w:after="0" w:line="180" w:lineRule="exact"/>
+              <w:jc w:val="left"/>
             </w:pPr>
             <w:r>
               <w:rPr>
@@ -642,12 +794,6 @@
         </w:tc>
       </w:tr>
       <w:tr>
-        <w:tblPrEx>
-          <w:tblCellMar>
-            <w:top w:w="0" w:type="dxa"/>
-            <w:bottom w:w="0" w:type="dxa"/>
-          </w:tblCellMar>
-        </w:tblPrEx>
         <w:tc>
           <w:tcPr>
             <w:tcW w:w="1693" w:type="dxa"/>
@@ -664,10 +810,12 @@
               <w:bottom w:w="72" w:type="dxa"/>
               <w:right w:w="130" w:type="dxa"/>
             </w:tcMar>
+            <w:vAlign w:val="center"/>
           </w:tcPr>
           <w:p>
             <w:pPr>
               <w:spacing w:after="0" w:line="180" w:lineRule="exact"/>
+              <w:jc w:val="left"/>
             </w:pPr>
             <w:r>
               <w:rPr>
@@ -716,12 +864,6 @@
         </w:tc>
       </w:tr>
       <w:tr>
-        <w:tblPrEx>
-          <w:tblCellMar>
-            <w:top w:w="0" w:type="dxa"/>
-            <w:bottom w:w="0" w:type="dxa"/>
-          </w:tblCellMar>
-        </w:tblPrEx>
         <w:tc>
           <w:tcPr>
             <w:tcW w:w="1693" w:type="dxa"/>
@@ -738,10 +880,12 @@
               <w:bottom w:w="72" w:type="dxa"/>
               <w:right w:w="130" w:type="dxa"/>
             </w:tcMar>
+            <w:vAlign w:val="center"/>
           </w:tcPr>
           <w:p>
             <w:pPr>
               <w:spacing w:after="0" w:line="180" w:lineRule="exact"/>
+              <w:jc w:val="left"/>
             </w:pPr>
             <w:r>
               <w:rPr>
@@ -808,12 +952,6 @@
         </w:tc>
       </w:tr>
       <w:tr>
-        <w:tblPrEx>
-          <w:tblCellMar>
-            <w:top w:w="0" w:type="dxa"/>
-            <w:bottom w:w="0" w:type="dxa"/>
-          </w:tblCellMar>
-        </w:tblPrEx>
         <w:tc>
           <w:tcPr>
             <w:tcW w:w="1693" w:type="dxa"/>
@@ -830,10 +968,12 @@
               <w:bottom w:w="72" w:type="dxa"/>
               <w:right w:w="130" w:type="dxa"/>
             </w:tcMar>
+            <w:vAlign w:val="center"/>
           </w:tcPr>
           <w:p>
             <w:pPr>
               <w:spacing w:after="0" w:line="180" w:lineRule="exact"/>
+              <w:jc w:val="left"/>
             </w:pPr>
             <w:r>
               <w:rPr>
@@ -885,12 +1025,6 @@
         </w:tc>
       </w:tr>
       <w:tr>
-        <w:tblPrEx>
-          <w:tblCellMar>
-            <w:top w:w="0" w:type="dxa"/>
-            <w:bottom w:w="0" w:type="dxa"/>
-          </w:tblCellMar>
-        </w:tblPrEx>
         <w:tc>
           <w:tcPr>
             <w:tcW w:w="1693" w:type="dxa"/>
@@ -907,10 +1041,12 @@
               <w:bottom w:w="72" w:type="dxa"/>
               <w:right w:w="130" w:type="dxa"/>
             </w:tcMar>
+            <w:vAlign w:val="center"/>
           </w:tcPr>
           <w:p>
             <w:pPr>
               <w:spacing w:after="0" w:line="180" w:lineRule="exact"/>
+              <w:jc w:val="left"/>
             </w:pPr>
             <w:r>
               <w:rPr>
@@ -1169,12 +1305,6 @@
         <w:gridCol w:w="9768"/>
       </w:tblGrid>
       <w:tr>
-        <w:tblPrEx>
-          <w:tblCellMar>
-            <w:top w:w="0" w:type="dxa"/>
-            <w:bottom w:w="0" w:type="dxa"/>
-          </w:tblCellMar>
-        </w:tblPrEx>
         <w:tc>
           <w:tcPr>
             <w:tcW w:w="9768" w:type="dxa"/>
@@ -1220,12 +1350,6 @@
         </w:tc>
       </w:tr>
       <w:tr>
-        <w:tblPrEx>
-          <w:tblCellMar>
-            <w:top w:w="0" w:type="dxa"/>
-            <w:bottom w:w="0" w:type="dxa"/>
-          </w:tblCellMar>
-        </w:tblPrEx>
         <w:tc>
           <w:tcPr>
             <w:tcW w:w="9768" w:type="dxa"/>
@@ -1247,151 +1371,99 @@
             <w:pPr>
               <w:spacing w:after="60" w:line="252" w:lineRule="auto"/>
               <w:rPr>
-                <w:sz w:val="20"/>
-              </w:rPr>
-            </w:pPr>
-            <w:r>
-              <w:rPr>
-                <w:rFonts w:ascii="Cambria" w:hAnsi="Cambria"/>
+                <w:rFonts w:cstheme="minorHAnsi"/>
+                <w:sz w:val="21"/>
+                <w:szCs w:val="21"/>
+              </w:rPr>
+            </w:pPr>
+            <w:r>
+              <w:rPr>
+                <w:rFonts w:cstheme="minorHAnsi"/>
                 <w:b/>
                 <w:color w:val="1C1C2E"/>
-                <w:sz w:val="20"/>
+                <w:sz w:val="21"/>
+                <w:szCs w:val="21"/>
               </w:rPr>
               <w:t>Wiedza</w:t>
             </w:r>
             <w:r>
               <w:rPr>
-                <w:rFonts w:ascii="Cambria" w:hAnsi="Cambria"/>
-                <w:color w:val="1C1C2E"/>
-                <w:sz w:val="20"/>
+                <w:rFonts w:cstheme="minorHAnsi"/>
+                <w:color w:val="1C1C2E"/>
+                <w:sz w:val="21"/>
+                <w:szCs w:val="21"/>
               </w:rPr>
               <w:t>: Student opisuje modele</w:t>
             </w:r>
             <w:r>
               <w:rPr>
-                <w:rFonts w:ascii="Cambria" w:hAnsi="Cambria"/>
-                <w:color w:val="1C1C2E"/>
-                <w:sz w:val="20"/>
-              </w:rPr>
-              <w:t xml:space="preserve"> </w:t>
-            </w:r>
-            <w:r>
-              <w:rPr>
-                <w:rFonts w:ascii="Cambria" w:hAnsi="Cambria"/>
-                <w:color w:val="1C1C2E"/>
-                <w:sz w:val="20"/>
-              </w:rPr>
-              <w:t>i</w:t>
-            </w:r>
-            <w:r>
-              <w:rPr>
-                <w:rFonts w:ascii="Cambria" w:hAnsi="Cambria"/>
-                <w:color w:val="1C1C2E"/>
-                <w:sz w:val="20"/>
-              </w:rPr>
-              <w:t> </w:t>
-            </w:r>
-            <w:r>
-              <w:rPr>
-                <w:rFonts w:ascii="Cambria" w:hAnsi="Cambria"/>
-                <w:color w:val="1C1C2E"/>
-                <w:sz w:val="20"/>
+                <w:rFonts w:cstheme="minorHAnsi"/>
+                <w:color w:val="1C1C2E"/>
+                <w:sz w:val="21"/>
+                <w:szCs w:val="21"/>
+              </w:rPr>
+              <w:t xml:space="preserve"> i </w:t>
+            </w:r>
+            <w:r>
+              <w:rPr>
+                <w:rFonts w:cstheme="minorHAnsi"/>
+                <w:color w:val="1C1C2E"/>
+                <w:sz w:val="21"/>
+                <w:szCs w:val="21"/>
               </w:rPr>
               <w:t>etapy procesu diagnostycznego (model nomotetyczny, idiograficzny, model medyczny</w:t>
             </w:r>
             <w:r>
               <w:rPr>
-                <w:rFonts w:ascii="Cambria" w:hAnsi="Cambria"/>
-                <w:color w:val="1C1C2E"/>
-                <w:sz w:val="20"/>
-              </w:rPr>
-              <w:t xml:space="preserve"> </w:t>
-            </w:r>
-            <w:r>
-              <w:rPr>
-                <w:rFonts w:ascii="Cambria" w:hAnsi="Cambria"/>
-                <w:color w:val="1C1C2E"/>
-                <w:sz w:val="20"/>
-              </w:rPr>
-              <w:t>vs</w:t>
-            </w:r>
-            <w:r>
-              <w:rPr>
-                <w:rFonts w:ascii="Cambria" w:hAnsi="Cambria"/>
-                <w:color w:val="1C1C2E"/>
-                <w:sz w:val="20"/>
-              </w:rPr>
-              <w:t> </w:t>
-            </w:r>
-            <w:r>
-              <w:rPr>
-                <w:rFonts w:ascii="Cambria" w:hAnsi="Cambria"/>
-                <w:color w:val="1C1C2E"/>
-                <w:sz w:val="20"/>
+                <w:rFonts w:cstheme="minorHAnsi"/>
+                <w:color w:val="1C1C2E"/>
+                <w:sz w:val="21"/>
+                <w:szCs w:val="21"/>
+              </w:rPr>
+              <w:t xml:space="preserve"> vs </w:t>
+            </w:r>
+            <w:r>
+              <w:rPr>
+                <w:rFonts w:cstheme="minorHAnsi"/>
+                <w:color w:val="1C1C2E"/>
+                <w:sz w:val="21"/>
+                <w:szCs w:val="21"/>
               </w:rPr>
               <w:t>psychologiczny); definiuje pojęcia trafności diagnostycznej, rzetelności</w:t>
             </w:r>
             <w:r>
               <w:rPr>
-                <w:rFonts w:ascii="Cambria" w:hAnsi="Cambria"/>
-                <w:color w:val="1C1C2E"/>
-                <w:sz w:val="20"/>
-              </w:rPr>
-              <w:t xml:space="preserve"> </w:t>
-            </w:r>
-            <w:r>
-              <w:rPr>
-                <w:rFonts w:ascii="Cambria" w:hAnsi="Cambria"/>
-                <w:color w:val="1C1C2E"/>
-                <w:sz w:val="20"/>
-              </w:rPr>
-              <w:t>i</w:t>
-            </w:r>
-            <w:r>
-              <w:rPr>
-                <w:rFonts w:ascii="Cambria" w:hAnsi="Cambria"/>
-                <w:color w:val="1C1C2E"/>
-                <w:sz w:val="20"/>
-              </w:rPr>
-              <w:t> </w:t>
-            </w:r>
-            <w:r>
-              <w:rPr>
-                <w:rFonts w:ascii="Cambria" w:hAnsi="Cambria"/>
-                <w:color w:val="1C1C2E"/>
-                <w:sz w:val="20"/>
+                <w:rFonts w:cstheme="minorHAnsi"/>
+                <w:color w:val="1C1C2E"/>
+                <w:sz w:val="21"/>
+                <w:szCs w:val="21"/>
+              </w:rPr>
+              <w:t xml:space="preserve"> i </w:t>
+            </w:r>
+            <w:r>
+              <w:rPr>
+                <w:rFonts w:cstheme="minorHAnsi"/>
+                <w:color w:val="1C1C2E"/>
+                <w:sz w:val="21"/>
+                <w:szCs w:val="21"/>
               </w:rPr>
               <w:t>normalizacji; charakteryzuje rodzaje wywiadu psychologicznego</w:t>
             </w:r>
             <w:r>
               <w:rPr>
-                <w:rFonts w:ascii="Cambria" w:hAnsi="Cambria"/>
-                <w:color w:val="1C1C2E"/>
-                <w:sz w:val="20"/>
-              </w:rPr>
-              <w:t xml:space="preserve"> </w:t>
-            </w:r>
-            <w:r>
-              <w:rPr>
-                <w:rFonts w:ascii="Cambria" w:hAnsi="Cambria"/>
-                <w:color w:val="1C1C2E"/>
-                <w:sz w:val="20"/>
-              </w:rPr>
-              <w:t>i</w:t>
-            </w:r>
-            <w:r>
-              <w:rPr>
-                <w:rFonts w:ascii="Cambria" w:hAnsi="Cambria"/>
-                <w:color w:val="1C1C2E"/>
-                <w:sz w:val="20"/>
-              </w:rPr>
-              <w:t> </w:t>
-            </w:r>
-            <w:r>
-              <w:rPr>
-                <w:rFonts w:ascii="Cambria" w:hAnsi="Cambria"/>
-                <w:color w:val="1C1C2E"/>
-                <w:sz w:val="20"/>
+                <w:rFonts w:cstheme="minorHAnsi"/>
+                <w:color w:val="1C1C2E"/>
+                <w:sz w:val="21"/>
+                <w:szCs w:val="21"/>
+              </w:rPr>
+              <w:t xml:space="preserve"> i </w:t>
+            </w:r>
+            <w:r>
+              <w:rPr>
+                <w:rFonts w:cstheme="minorHAnsi"/>
+                <w:color w:val="1C1C2E"/>
+                <w:sz w:val="21"/>
+                <w:szCs w:val="21"/>
               </w:rPr>
               <w:t>ich zastosowanie kliniczne; wymienia elementy obowiązkowe protokołu wywiadu diagnostycznego.</w:t>
             </w:r>
@@ -1400,263 +1472,153 @@
             <w:pPr>
               <w:spacing w:after="60" w:line="252" w:lineRule="auto"/>
               <w:rPr>
-                <w:sz w:val="20"/>
-              </w:rPr>
-            </w:pPr>
-            <w:r>
-              <w:rPr>
-                <w:rFonts w:ascii="Cambria" w:hAnsi="Cambria"/>
+                <w:rFonts w:cstheme="minorHAnsi"/>
+                <w:sz w:val="21"/>
+                <w:szCs w:val="21"/>
+              </w:rPr>
+            </w:pPr>
+            <w:r>
+              <w:rPr>
+                <w:rFonts w:cstheme="minorHAnsi"/>
                 <w:b/>
                 <w:color w:val="1C1C2E"/>
-                <w:sz w:val="20"/>
+                <w:sz w:val="21"/>
+                <w:szCs w:val="21"/>
               </w:rPr>
               <w:t>Umiejętności</w:t>
             </w:r>
             <w:r>
               <w:rPr>
-                <w:rFonts w:ascii="Cambria" w:hAnsi="Cambria"/>
-                <w:color w:val="1C1C2E"/>
-                <w:sz w:val="20"/>
+                <w:rFonts w:cstheme="minorHAnsi"/>
+                <w:color w:val="1C1C2E"/>
+                <w:sz w:val="21"/>
+                <w:szCs w:val="21"/>
               </w:rPr>
               <w:t>: Student przeprowadza ustrukturyzowany wywiad kliniczny</w:t>
             </w:r>
             <w:r>
               <w:rPr>
-                <w:rFonts w:ascii="Cambria" w:hAnsi="Cambria"/>
-                <w:color w:val="1C1C2E"/>
-                <w:sz w:val="20"/>
-              </w:rPr>
-              <w:t xml:space="preserve"> </w:t>
-            </w:r>
-            <w:r>
-              <w:rPr>
-                <w:rFonts w:ascii="Cambria" w:hAnsi="Cambria"/>
-                <w:color w:val="1C1C2E"/>
-                <w:sz w:val="20"/>
-              </w:rPr>
-              <w:t>wg</w:t>
-            </w:r>
-            <w:r>
-              <w:rPr>
-                <w:rFonts w:ascii="Cambria" w:hAnsi="Cambria"/>
-                <w:color w:val="1C1C2E"/>
-                <w:sz w:val="20"/>
-              </w:rPr>
-              <w:t> </w:t>
-            </w:r>
-            <w:r>
-              <w:rPr>
-                <w:rFonts w:ascii="Cambria" w:hAnsi="Cambria"/>
-                <w:color w:val="1C1C2E"/>
-                <w:sz w:val="20"/>
+                <w:rFonts w:cstheme="minorHAnsi"/>
+                <w:color w:val="1C1C2E"/>
+                <w:sz w:val="21"/>
+                <w:szCs w:val="21"/>
+              </w:rPr>
+              <w:t xml:space="preserve"> wg </w:t>
+            </w:r>
+            <w:r>
+              <w:rPr>
+                <w:rFonts w:cstheme="minorHAnsi"/>
+                <w:color w:val="1C1C2E"/>
+                <w:sz w:val="21"/>
+                <w:szCs w:val="21"/>
               </w:rPr>
               <w:t>protokołu BASIC</w:t>
             </w:r>
             <w:r>
               <w:rPr>
-                <w:rFonts w:ascii="Cambria" w:hAnsi="Cambria"/>
-                <w:color w:val="1C1C2E"/>
-                <w:sz w:val="20"/>
-              </w:rPr>
-              <w:t xml:space="preserve"> </w:t>
-            </w:r>
-            <w:r>
-              <w:rPr>
-                <w:rFonts w:ascii="Cambria" w:hAnsi="Cambria"/>
-                <w:color w:val="1C1C2E"/>
-                <w:sz w:val="20"/>
-              </w:rPr>
-              <w:t>ID</w:t>
-            </w:r>
-            <w:r>
-              <w:rPr>
-                <w:rFonts w:ascii="Cambria" w:hAnsi="Cambria"/>
-                <w:color w:val="1C1C2E"/>
-                <w:sz w:val="20"/>
-              </w:rPr>
-              <w:t> </w:t>
-            </w:r>
-            <w:r>
-              <w:rPr>
-                <w:rFonts w:ascii="Cambria" w:hAnsi="Cambria"/>
-                <w:color w:val="1C1C2E"/>
-                <w:sz w:val="20"/>
-              </w:rPr>
-              <w:t>i</w:t>
-            </w:r>
-            <w:r>
-              <w:rPr>
-                <w:rFonts w:ascii="Cambria" w:hAnsi="Cambria"/>
-                <w:color w:val="1C1C2E"/>
-                <w:sz w:val="20"/>
-              </w:rPr>
-              <w:t> </w:t>
-            </w:r>
-            <w:r>
-              <w:rPr>
-                <w:rFonts w:ascii="Cambria" w:hAnsi="Cambria"/>
-                <w:color w:val="1C1C2E"/>
-                <w:sz w:val="20"/>
+                <w:rFonts w:cstheme="minorHAnsi"/>
+                <w:color w:val="1C1C2E"/>
+                <w:sz w:val="21"/>
+                <w:szCs w:val="21"/>
+              </w:rPr>
+              <w:t xml:space="preserve"> ID i </w:t>
+            </w:r>
+            <w:r>
+              <w:rPr>
+                <w:rFonts w:cstheme="minorHAnsi"/>
+                <w:color w:val="1C1C2E"/>
+                <w:sz w:val="21"/>
+                <w:szCs w:val="21"/>
               </w:rPr>
               <w:t>formatu SOAP; rejestruje</w:t>
             </w:r>
             <w:r>
               <w:rPr>
-                <w:rFonts w:ascii="Cambria" w:hAnsi="Cambria"/>
-                <w:color w:val="1C1C2E"/>
-                <w:sz w:val="20"/>
-              </w:rPr>
-              <w:t xml:space="preserve"> </w:t>
-            </w:r>
-            <w:r>
-              <w:rPr>
-                <w:rFonts w:ascii="Cambria" w:hAnsi="Cambria"/>
-                <w:color w:val="1C1C2E"/>
-                <w:sz w:val="20"/>
-              </w:rPr>
-              <w:t>i</w:t>
-            </w:r>
-            <w:r>
-              <w:rPr>
-                <w:rFonts w:ascii="Cambria" w:hAnsi="Cambria"/>
-                <w:color w:val="1C1C2E"/>
-                <w:sz w:val="20"/>
-              </w:rPr>
-              <w:t> </w:t>
-            </w:r>
-            <w:r>
-              <w:rPr>
-                <w:rFonts w:ascii="Cambria" w:hAnsi="Cambria"/>
-                <w:color w:val="1C1C2E"/>
-                <w:sz w:val="20"/>
+                <w:rFonts w:cstheme="minorHAnsi"/>
+                <w:color w:val="1C1C2E"/>
+                <w:sz w:val="21"/>
+                <w:szCs w:val="21"/>
+              </w:rPr>
+              <w:t xml:space="preserve"> i </w:t>
+            </w:r>
+            <w:r>
+              <w:rPr>
+                <w:rFonts w:cstheme="minorHAnsi"/>
+                <w:color w:val="1C1C2E"/>
+                <w:sz w:val="21"/>
+                <w:szCs w:val="21"/>
               </w:rPr>
               <w:t>interpretuje obserwacje behawioralne według systemu multi-osiowego; formułuje wstępne hipotezy diagnostyczne uzasadnione danymi</w:t>
             </w:r>
             <w:r>
               <w:rPr>
-                <w:rFonts w:ascii="Cambria" w:hAnsi="Cambria"/>
-                <w:color w:val="1C1C2E"/>
-                <w:sz w:val="20"/>
-              </w:rPr>
-              <w:t xml:space="preserve"> </w:t>
-            </w:r>
-            <w:r>
-              <w:rPr>
-                <w:rFonts w:ascii="Cambria" w:hAnsi="Cambria"/>
-                <w:color w:val="1C1C2E"/>
-                <w:sz w:val="20"/>
-              </w:rPr>
-              <w:t>z</w:t>
-            </w:r>
-            <w:r>
-              <w:rPr>
-                <w:rFonts w:ascii="Cambria" w:hAnsi="Cambria"/>
-                <w:color w:val="1C1C2E"/>
-                <w:sz w:val="20"/>
-              </w:rPr>
-              <w:t> </w:t>
-            </w:r>
-            <w:r>
-              <w:rPr>
-                <w:rFonts w:ascii="Cambria" w:hAnsi="Cambria"/>
-                <w:color w:val="1C1C2E"/>
-                <w:sz w:val="20"/>
+                <w:rFonts w:cstheme="minorHAnsi"/>
+                <w:color w:val="1C1C2E"/>
+                <w:sz w:val="21"/>
+                <w:szCs w:val="21"/>
+              </w:rPr>
+              <w:t xml:space="preserve"> z </w:t>
+            </w:r>
+            <w:r>
+              <w:rPr>
+                <w:rFonts w:cstheme="minorHAnsi"/>
+                <w:color w:val="1C1C2E"/>
+                <w:sz w:val="21"/>
+                <w:szCs w:val="21"/>
               </w:rPr>
               <w:t>wywiadu</w:t>
             </w:r>
             <w:r>
               <w:rPr>
-                <w:rFonts w:ascii="Cambria" w:hAnsi="Cambria"/>
-                <w:color w:val="1C1C2E"/>
-                <w:sz w:val="20"/>
-              </w:rPr>
-              <w:t xml:space="preserve"> </w:t>
-            </w:r>
-            <w:r>
-              <w:rPr>
-                <w:rFonts w:ascii="Cambria" w:hAnsi="Cambria"/>
-                <w:color w:val="1C1C2E"/>
-                <w:sz w:val="20"/>
-              </w:rPr>
-              <w:t>i</w:t>
-            </w:r>
-            <w:r>
-              <w:rPr>
-                <w:rFonts w:ascii="Cambria" w:hAnsi="Cambria"/>
-                <w:color w:val="1C1C2E"/>
-                <w:sz w:val="20"/>
-              </w:rPr>
-              <w:t> </w:t>
-            </w:r>
-            <w:r>
-              <w:rPr>
-                <w:rFonts w:ascii="Cambria" w:hAnsi="Cambria"/>
-                <w:color w:val="1C1C2E"/>
-                <w:sz w:val="20"/>
+                <w:rFonts w:cstheme="minorHAnsi"/>
+                <w:color w:val="1C1C2E"/>
+                <w:sz w:val="21"/>
+                <w:szCs w:val="21"/>
+              </w:rPr>
+              <w:t xml:space="preserve"> i </w:t>
+            </w:r>
+            <w:r>
+              <w:rPr>
+                <w:rFonts w:cstheme="minorHAnsi"/>
+                <w:color w:val="1C1C2E"/>
+                <w:sz w:val="21"/>
+                <w:szCs w:val="21"/>
               </w:rPr>
               <w:t>obserwacji; ocenia jakość własnego</w:t>
             </w:r>
             <w:r>
               <w:rPr>
-                <w:rFonts w:ascii="Cambria" w:hAnsi="Cambria"/>
-                <w:color w:val="1C1C2E"/>
-                <w:sz w:val="20"/>
-              </w:rPr>
-              <w:t xml:space="preserve"> </w:t>
-            </w:r>
-            <w:r>
-              <w:rPr>
-                <w:rFonts w:ascii="Cambria" w:hAnsi="Cambria"/>
-                <w:color w:val="1C1C2E"/>
-                <w:sz w:val="20"/>
-              </w:rPr>
-              <w:t>i</w:t>
-            </w:r>
-            <w:r>
-              <w:rPr>
-                <w:rFonts w:ascii="Cambria" w:hAnsi="Cambria"/>
-                <w:color w:val="1C1C2E"/>
-                <w:sz w:val="20"/>
-              </w:rPr>
-              <w:t> </w:t>
-            </w:r>
-            <w:r>
-              <w:rPr>
-                <w:rFonts w:ascii="Cambria" w:hAnsi="Cambria"/>
-                <w:color w:val="1C1C2E"/>
-                <w:sz w:val="20"/>
+                <w:rFonts w:cstheme="minorHAnsi"/>
+                <w:color w:val="1C1C2E"/>
+                <w:sz w:val="21"/>
+                <w:szCs w:val="21"/>
+              </w:rPr>
+              <w:t xml:space="preserve"> i </w:t>
+            </w:r>
+            <w:r>
+              <w:rPr>
+                <w:rFonts w:cstheme="minorHAnsi"/>
+                <w:color w:val="1C1C2E"/>
+                <w:sz w:val="21"/>
+                <w:szCs w:val="21"/>
               </w:rPr>
               <w:t>cudzego wywiadu według kryteriów</w:t>
             </w:r>
             <w:r>
               <w:rPr>
-                <w:rFonts w:ascii="Cambria" w:hAnsi="Cambria"/>
-                <w:color w:val="1C1C2E"/>
-                <w:sz w:val="20"/>
-              </w:rPr>
-              <w:t xml:space="preserve"> </w:t>
-            </w:r>
-            <w:r>
-              <w:rPr>
-                <w:rFonts w:ascii="Cambria" w:hAnsi="Cambria"/>
-                <w:color w:val="1C1C2E"/>
-                <w:sz w:val="20"/>
-              </w:rPr>
-              <w:t>ze</w:t>
-            </w:r>
-            <w:r>
-              <w:rPr>
-                <w:rFonts w:ascii="Cambria" w:hAnsi="Cambria"/>
-                <w:color w:val="1C1C2E"/>
-                <w:sz w:val="20"/>
-              </w:rPr>
-              <w:t> </w:t>
-            </w:r>
-            <w:r>
-              <w:rPr>
-                <w:rFonts w:ascii="Cambria" w:hAnsi="Cambria"/>
-                <w:color w:val="1C1C2E"/>
-                <w:sz w:val="20"/>
+                <w:rFonts w:cstheme="minorHAnsi"/>
+                <w:color w:val="1C1C2E"/>
+                <w:sz w:val="21"/>
+                <w:szCs w:val="21"/>
+              </w:rPr>
+              <w:t xml:space="preserve"> ze </w:t>
+            </w:r>
+            <w:r>
+              <w:rPr>
+                <w:rFonts w:cstheme="minorHAnsi"/>
+                <w:color w:val="1C1C2E"/>
+                <w:sz w:val="21"/>
+                <w:szCs w:val="21"/>
               </w:rPr>
               <w:t>skali OSCE.</w:t>
             </w:r>
@@ -1667,1254 +1629,58 @@
             </w:pPr>
             <w:r>
               <w:rPr>
-                <w:rFonts w:ascii="Cambria" w:hAnsi="Cambria"/>
+                <w:rFonts w:cstheme="minorHAnsi"/>
                 <w:b/>
                 <w:color w:val="1C1C2E"/>
-                <w:sz w:val="20"/>
+                <w:sz w:val="21"/>
+                <w:szCs w:val="21"/>
               </w:rPr>
               <w:t>Kompetencje społeczne</w:t>
             </w:r>
             <w:r>
               <w:rPr>
-                <w:rFonts w:ascii="Cambria" w:hAnsi="Cambria"/>
-                <w:color w:val="1C1C2E"/>
-                <w:sz w:val="20"/>
+                <w:rFonts w:cstheme="minorHAnsi"/>
+                <w:color w:val="1C1C2E"/>
+                <w:sz w:val="21"/>
+                <w:szCs w:val="21"/>
               </w:rPr>
               <w:t>: Student utrzymuje profesjonalną postawę diagnostyczną (neutralność, empatia, nieocenianie); identyfikuje sytuacje wymagające poinformowania</w:t>
             </w:r>
             <w:r>
               <w:rPr>
-                <w:rFonts w:ascii="Cambria" w:hAnsi="Cambria"/>
-                <w:color w:val="1C1C2E"/>
-                <w:sz w:val="20"/>
-              </w:rPr>
-              <w:t xml:space="preserve"> </w:t>
-            </w:r>
-            <w:r>
-              <w:rPr>
-                <w:rFonts w:ascii="Cambria" w:hAnsi="Cambria"/>
-                <w:color w:val="1C1C2E"/>
-                <w:sz w:val="20"/>
-              </w:rPr>
-              <w:t>o</w:t>
-            </w:r>
-            <w:r>
-              <w:rPr>
-                <w:rFonts w:ascii="Cambria" w:hAnsi="Cambria"/>
-                <w:color w:val="1C1C2E"/>
-                <w:sz w:val="20"/>
-              </w:rPr>
-              <w:t> </w:t>
-            </w:r>
-            <w:r>
-              <w:rPr>
-                <w:rFonts w:ascii="Cambria" w:hAnsi="Cambria"/>
-                <w:color w:val="1C1C2E"/>
-                <w:sz w:val="20"/>
+                <w:rFonts w:cstheme="minorHAnsi"/>
+                <w:color w:val="1C1C2E"/>
+                <w:sz w:val="21"/>
+                <w:szCs w:val="21"/>
+              </w:rPr>
+              <w:t xml:space="preserve"> o </w:t>
+            </w:r>
+            <w:r>
+              <w:rPr>
+                <w:rFonts w:cstheme="minorHAnsi"/>
+                <w:color w:val="1C1C2E"/>
+                <w:sz w:val="21"/>
+                <w:szCs w:val="21"/>
               </w:rPr>
               <w:t>ograniczeniach poufności; rozróżnia rolę terapeuty</w:t>
             </w:r>
             <w:r>
               <w:rPr>
-                <w:rFonts w:ascii="Cambria" w:hAnsi="Cambria"/>
-                <w:color w:val="1C1C2E"/>
-                <w:sz w:val="20"/>
-              </w:rPr>
-              <w:t xml:space="preserve"> </w:t>
-            </w:r>
-            <w:r>
-              <w:rPr>
-                <w:rFonts w:ascii="Cambria" w:hAnsi="Cambria"/>
-                <w:color w:val="1C1C2E"/>
-                <w:sz w:val="20"/>
-              </w:rPr>
-              <w:t>od</w:t>
-            </w:r>
-            <w:r>
-              <w:rPr>
-                <w:rFonts w:ascii="Cambria" w:hAnsi="Cambria"/>
-                <w:color w:val="1C1C2E"/>
-                <w:sz w:val="20"/>
-              </w:rPr>
-              <w:t> </w:t>
-            </w:r>
-            <w:r>
-              <w:rPr>
-                <w:rFonts w:ascii="Cambria" w:hAnsi="Cambria"/>
-                <w:color w:val="1C1C2E"/>
-                <w:sz w:val="20"/>
+                <w:rFonts w:cstheme="minorHAnsi"/>
+                <w:color w:val="1C1C2E"/>
+                <w:sz w:val="21"/>
+                <w:szCs w:val="21"/>
+              </w:rPr>
+              <w:t xml:space="preserve"> od </w:t>
+            </w:r>
+            <w:r>
+              <w:rPr>
+                <w:rFonts w:cstheme="minorHAnsi"/>
+                <w:color w:val="1C1C2E"/>
+                <w:sz w:val="21"/>
+                <w:szCs w:val="21"/>
               </w:rPr>
               <w:t>roli diagnosty.</w:t>
-            </w:r>
-          </w:p>
-        </w:tc>
-      </w:tr>
-    </w:tbl>
-    <w:p>
-      <w:pPr>
-        <w:pStyle w:val="Nagwek2"/>
-      </w:pPr>
-      <w:r>
-        <w:t>1.1. Harmonogram z</w:t>
-      </w:r>
-      <w:r>
-        <w:t>ajęć</w:t>
-      </w:r>
-    </w:p>
-    <w:tbl>
-      <w:tblPr>
-        <w:tblW w:w="9773" w:type="dxa"/>
-        <w:tblBorders>
-          <w:top w:val="single" w:sz="4" w:space="0" w:color="auto"/>
-          <w:left w:val="single" w:sz="4" w:space="0" w:color="auto"/>
-          <w:bottom w:val="single" w:sz="4" w:space="0" w:color="auto"/>
-          <w:right w:val="single" w:sz="4" w:space="0" w:color="auto"/>
-          <w:insideH w:val="single" w:sz="4" w:space="0" w:color="auto"/>
-          <w:insideV w:val="single" w:sz="4" w:space="0" w:color="auto"/>
-        </w:tblBorders>
-        <w:tblCellMar>
-          <w:left w:w="10" w:type="dxa"/>
-          <w:right w:w="10" w:type="dxa"/>
-        </w:tblCellMar>
-        <w:tblLook w:val="04A0" w:firstRow="1" w:lastRow="0" w:firstColumn="1" w:lastColumn="0" w:noHBand="0" w:noVBand="1"/>
-      </w:tblPr>
-      <w:tblGrid>
-        <w:gridCol w:w="1268"/>
-        <w:gridCol w:w="1985"/>
-        <w:gridCol w:w="6520"/>
-      </w:tblGrid>
-      <w:tr>
-        <w:tblPrEx>
-          <w:tblCellMar>
-            <w:top w:w="0" w:type="dxa"/>
-            <w:bottom w:w="0" w:type="dxa"/>
-          </w:tblCellMar>
-        </w:tblPrEx>
-        <w:trPr>
-          <w:tblHeader/>
-        </w:trPr>
-        <w:tc>
-          <w:tcPr>
-            <w:tcW w:w="1268" w:type="dxa"/>
-            <w:tcBorders>
-              <w:top w:val="single" w:sz="2" w:space="0" w:color="1A7A6E"/>
-              <w:left w:val="single" w:sz="6" w:space="0" w:color="1A3557"/>
-              <w:bottom w:val="single" w:sz="2" w:space="0" w:color="1A7A6E"/>
-              <w:right w:val="single" w:sz="6" w:space="0" w:color="1A3557"/>
-            </w:tcBorders>
-            <w:shd w:val="clear" w:color="auto" w:fill="1A3557"/>
-            <w:tcMar>
-              <w:top w:w="85" w:type="dxa"/>
-              <w:left w:w="130" w:type="dxa"/>
-              <w:bottom w:w="85" w:type="dxa"/>
-              <w:right w:w="130" w:type="dxa"/>
-            </w:tcMar>
-            <w:vAlign w:val="center"/>
-          </w:tcPr>
-          <w:p>
-            <w:pPr>
-              <w:pStyle w:val="Bezodstpw"/>
-              <w:spacing w:line="200" w:lineRule="exact"/>
-              <w:rPr>
-                <w:sz w:val="20"/>
-              </w:rPr>
-            </w:pPr>
-            <w:r>
-              <w:rPr>
-                <w:sz w:val="20"/>
-              </w:rPr>
-              <w:lastRenderedPageBreak/>
-              <w:t>Czas</w:t>
-            </w:r>
-          </w:p>
-        </w:tc>
-        <w:tc>
-          <w:tcPr>
-            <w:tcW w:w="1985" w:type="dxa"/>
-            <w:tcBorders>
-              <w:top w:val="single" w:sz="2" w:space="0" w:color="1A7A6E"/>
-              <w:left w:val="single" w:sz="6" w:space="0" w:color="1A3557"/>
-              <w:bottom w:val="single" w:sz="2" w:space="0" w:color="1A7A6E"/>
-              <w:right w:val="single" w:sz="6" w:space="0" w:color="1A3557"/>
-            </w:tcBorders>
-            <w:shd w:val="clear" w:color="auto" w:fill="1A3557"/>
-            <w:tcMar>
-              <w:top w:w="85" w:type="dxa"/>
-              <w:left w:w="130" w:type="dxa"/>
-              <w:bottom w:w="85" w:type="dxa"/>
-              <w:right w:w="130" w:type="dxa"/>
-            </w:tcMar>
-            <w:vAlign w:val="center"/>
-          </w:tcPr>
-          <w:p>
-            <w:pPr>
-              <w:pStyle w:val="Bezodstpw"/>
-              <w:spacing w:line="200" w:lineRule="exact"/>
-              <w:rPr>
-                <w:sz w:val="20"/>
-              </w:rPr>
-            </w:pPr>
-            <w:r>
-              <w:rPr>
-                <w:sz w:val="20"/>
-              </w:rPr>
-              <w:t>Blok</w:t>
-            </w:r>
-          </w:p>
-        </w:tc>
-        <w:tc>
-          <w:tcPr>
-            <w:tcW w:w="6520" w:type="dxa"/>
-            <w:tcBorders>
-              <w:top w:val="single" w:sz="2" w:space="0" w:color="1A7A6E"/>
-              <w:left w:val="single" w:sz="6" w:space="0" w:color="1A3557"/>
-              <w:bottom w:val="single" w:sz="2" w:space="0" w:color="1A7A6E"/>
-              <w:right w:val="single" w:sz="6" w:space="0" w:color="1A3557"/>
-            </w:tcBorders>
-            <w:shd w:val="clear" w:color="auto" w:fill="1A3557"/>
-            <w:tcMar>
-              <w:top w:w="85" w:type="dxa"/>
-              <w:left w:w="130" w:type="dxa"/>
-              <w:bottom w:w="85" w:type="dxa"/>
-              <w:right w:w="130" w:type="dxa"/>
-            </w:tcMar>
-            <w:vAlign w:val="center"/>
-          </w:tcPr>
-          <w:p>
-            <w:pPr>
-              <w:pStyle w:val="Bezodstpw"/>
-              <w:spacing w:line="200" w:lineRule="exact"/>
-              <w:rPr>
-                <w:sz w:val="20"/>
-              </w:rPr>
-            </w:pPr>
-            <w:r>
-              <w:rPr>
-                <w:sz w:val="20"/>
-              </w:rPr>
-              <w:t>Aktywność</w:t>
-            </w:r>
-          </w:p>
-        </w:tc>
-      </w:tr>
-      <w:tr>
-        <w:tblPrEx>
-          <w:tblCellMar>
-            <w:top w:w="0" w:type="dxa"/>
-            <w:bottom w:w="0" w:type="dxa"/>
-          </w:tblCellMar>
-        </w:tblPrEx>
-        <w:tc>
-          <w:tcPr>
-            <w:tcW w:w="1268" w:type="dxa"/>
-            <w:tcBorders>
-              <w:top w:val="single" w:sz="2" w:space="0" w:color="1A7A6E"/>
-              <w:left w:val="single" w:sz="2" w:space="0" w:color="1A3557"/>
-              <w:bottom w:val="single" w:sz="2" w:space="0" w:color="1A7A6E"/>
-              <w:right w:val="single" w:sz="2" w:space="0" w:color="1A3557"/>
-            </w:tcBorders>
-            <w:shd w:val="clear" w:color="auto" w:fill="EEF3FA"/>
-            <w:tcMar>
-              <w:top w:w="85" w:type="dxa"/>
-              <w:left w:w="130" w:type="dxa"/>
-              <w:bottom w:w="85" w:type="dxa"/>
-              <w:right w:w="130" w:type="dxa"/>
-            </w:tcMar>
-            <w:vAlign w:val="center"/>
-          </w:tcPr>
-          <w:p>
-            <w:pPr>
-              <w:pStyle w:val="Bezodstpw"/>
-              <w:spacing w:line="200" w:lineRule="exact"/>
-              <w:rPr>
-                <w:spacing w:val="-8"/>
-                <w:sz w:val="19"/>
-                <w:szCs w:val="19"/>
-              </w:rPr>
-            </w:pPr>
-            <w:r>
-              <w:rPr>
-                <w:spacing w:val="-8"/>
-                <w:sz w:val="19"/>
-                <w:szCs w:val="19"/>
-              </w:rPr>
-              <w:t>0-10 min</w:t>
-            </w:r>
-          </w:p>
-        </w:tc>
-        <w:tc>
-          <w:tcPr>
-            <w:tcW w:w="1985" w:type="dxa"/>
-            <w:tcBorders>
-              <w:top w:val="single" w:sz="2" w:space="0" w:color="1A7A6E"/>
-              <w:left w:val="single" w:sz="2" w:space="0" w:color="1A3557"/>
-              <w:bottom w:val="single" w:sz="2" w:space="0" w:color="1A7A6E"/>
-              <w:right w:val="single" w:sz="2" w:space="0" w:color="1A3557"/>
-            </w:tcBorders>
-            <w:shd w:val="clear" w:color="auto" w:fill="EEF3FA"/>
-            <w:tcMar>
-              <w:top w:w="85" w:type="dxa"/>
-              <w:left w:w="130" w:type="dxa"/>
-              <w:bottom w:w="85" w:type="dxa"/>
-              <w:right w:w="130" w:type="dxa"/>
-            </w:tcMar>
-            <w:vAlign w:val="center"/>
-          </w:tcPr>
-          <w:p>
-            <w:pPr>
-              <w:pStyle w:val="Bezodstpw"/>
-              <w:spacing w:line="200" w:lineRule="exact"/>
-              <w:rPr>
-                <w:spacing w:val="-8"/>
-                <w:sz w:val="19"/>
-                <w:szCs w:val="19"/>
-              </w:rPr>
-            </w:pPr>
-            <w:r>
-              <w:rPr>
-                <w:spacing w:val="-8"/>
-                <w:sz w:val="19"/>
-                <w:szCs w:val="19"/>
-              </w:rPr>
-              <w:t>Wprowadzenie</w:t>
-            </w:r>
-          </w:p>
-        </w:tc>
-        <w:tc>
-          <w:tcPr>
-            <w:tcW w:w="6520" w:type="dxa"/>
-            <w:tcBorders>
-              <w:top w:val="single" w:sz="2" w:space="0" w:color="1A7A6E"/>
-              <w:left w:val="single" w:sz="2" w:space="0" w:color="1A3557"/>
-              <w:bottom w:val="single" w:sz="2" w:space="0" w:color="1A7A6E"/>
-              <w:right w:val="single" w:sz="2" w:space="0" w:color="1A3557"/>
-            </w:tcBorders>
-            <w:shd w:val="clear" w:color="auto" w:fill="EEF3FA"/>
-            <w:tcMar>
-              <w:top w:w="85" w:type="dxa"/>
-              <w:left w:w="130" w:type="dxa"/>
-              <w:bottom w:w="85" w:type="dxa"/>
-              <w:right w:w="130" w:type="dxa"/>
-            </w:tcMar>
-            <w:vAlign w:val="center"/>
-          </w:tcPr>
-          <w:p>
-            <w:pPr>
-              <w:pStyle w:val="Bezodstpw"/>
-              <w:spacing w:line="200" w:lineRule="exact"/>
-              <w:rPr>
-                <w:spacing w:val="-8"/>
-                <w:sz w:val="19"/>
-                <w:szCs w:val="19"/>
-              </w:rPr>
-            </w:pPr>
-            <w:r>
-              <w:rPr>
-                <w:spacing w:val="-8"/>
-                <w:sz w:val="19"/>
-                <w:szCs w:val="19"/>
-              </w:rPr>
-              <w:t>Regulamin pracowni; omówienie programu całego cyklu; podział</w:t>
-            </w:r>
-            <w:r>
-              <w:rPr>
-                <w:spacing w:val="-8"/>
-                <w:sz w:val="19"/>
-                <w:szCs w:val="19"/>
-              </w:rPr>
-              <w:t xml:space="preserve"> na </w:t>
-            </w:r>
-            <w:r>
-              <w:rPr>
-                <w:spacing w:val="-8"/>
-                <w:sz w:val="19"/>
-                <w:szCs w:val="19"/>
-              </w:rPr>
-              <w:t>trójki diagnostyczne</w:t>
-            </w:r>
-          </w:p>
-        </w:tc>
-      </w:tr>
-      <w:tr>
-        <w:tblPrEx>
-          <w:tblCellMar>
-            <w:top w:w="0" w:type="dxa"/>
-            <w:bottom w:w="0" w:type="dxa"/>
-          </w:tblCellMar>
-        </w:tblPrEx>
-        <w:tc>
-          <w:tcPr>
-            <w:tcW w:w="1268" w:type="dxa"/>
-            <w:tcBorders>
-              <w:top w:val="single" w:sz="2" w:space="0" w:color="1A7A6E"/>
-              <w:left w:val="single" w:sz="2" w:space="0" w:color="1A3557"/>
-              <w:bottom w:val="single" w:sz="2" w:space="0" w:color="1A7A6E"/>
-              <w:right w:val="single" w:sz="2" w:space="0" w:color="1A3557"/>
-            </w:tcBorders>
-            <w:shd w:val="clear" w:color="auto" w:fill="FFFFFF"/>
-            <w:tcMar>
-              <w:top w:w="85" w:type="dxa"/>
-              <w:left w:w="130" w:type="dxa"/>
-              <w:bottom w:w="85" w:type="dxa"/>
-              <w:right w:w="130" w:type="dxa"/>
-            </w:tcMar>
-            <w:vAlign w:val="center"/>
-          </w:tcPr>
-          <w:p>
-            <w:pPr>
-              <w:pStyle w:val="Bezodstpw"/>
-              <w:spacing w:line="200" w:lineRule="exact"/>
-              <w:rPr>
-                <w:spacing w:val="-8"/>
-                <w:sz w:val="19"/>
-                <w:szCs w:val="19"/>
-              </w:rPr>
-            </w:pPr>
-            <w:r>
-              <w:rPr>
-                <w:spacing w:val="-8"/>
-                <w:sz w:val="19"/>
-                <w:szCs w:val="19"/>
-              </w:rPr>
-              <w:t>10-35 min</w:t>
-            </w:r>
-          </w:p>
-        </w:tc>
-        <w:tc>
-          <w:tcPr>
-            <w:tcW w:w="1985" w:type="dxa"/>
-            <w:tcBorders>
-              <w:top w:val="single" w:sz="2" w:space="0" w:color="1A7A6E"/>
-              <w:left w:val="single" w:sz="2" w:space="0" w:color="1A3557"/>
-              <w:bottom w:val="single" w:sz="2" w:space="0" w:color="1A7A6E"/>
-              <w:right w:val="single" w:sz="2" w:space="0" w:color="1A3557"/>
-            </w:tcBorders>
-            <w:shd w:val="clear" w:color="auto" w:fill="FFFFFF"/>
-            <w:tcMar>
-              <w:top w:w="85" w:type="dxa"/>
-              <w:left w:w="130" w:type="dxa"/>
-              <w:bottom w:w="85" w:type="dxa"/>
-              <w:right w:w="130" w:type="dxa"/>
-            </w:tcMar>
-            <w:vAlign w:val="center"/>
-          </w:tcPr>
-          <w:p>
-            <w:pPr>
-              <w:pStyle w:val="Bezodstpw"/>
-              <w:spacing w:line="200" w:lineRule="exact"/>
-              <w:rPr>
-                <w:spacing w:val="-8"/>
-                <w:sz w:val="19"/>
-                <w:szCs w:val="19"/>
-              </w:rPr>
-            </w:pPr>
-            <w:r>
-              <w:rPr>
-                <w:spacing w:val="-8"/>
-                <w:sz w:val="19"/>
-                <w:szCs w:val="19"/>
-              </w:rPr>
-              <w:t>Wykład interaktywny</w:t>
-            </w:r>
-          </w:p>
-        </w:tc>
-        <w:tc>
-          <w:tcPr>
-            <w:tcW w:w="6520" w:type="dxa"/>
-            <w:tcBorders>
-              <w:top w:val="single" w:sz="2" w:space="0" w:color="1A7A6E"/>
-              <w:left w:val="single" w:sz="2" w:space="0" w:color="1A3557"/>
-              <w:bottom w:val="single" w:sz="2" w:space="0" w:color="1A7A6E"/>
-              <w:right w:val="single" w:sz="2" w:space="0" w:color="1A3557"/>
-            </w:tcBorders>
-            <w:shd w:val="clear" w:color="auto" w:fill="FFFFFF"/>
-            <w:tcMar>
-              <w:top w:w="85" w:type="dxa"/>
-              <w:left w:w="130" w:type="dxa"/>
-              <w:bottom w:w="85" w:type="dxa"/>
-              <w:right w:w="130" w:type="dxa"/>
-            </w:tcMar>
-            <w:vAlign w:val="center"/>
-          </w:tcPr>
-          <w:p>
-            <w:pPr>
-              <w:pStyle w:val="Bezodstpw"/>
-              <w:spacing w:line="200" w:lineRule="exact"/>
-              <w:rPr>
-                <w:spacing w:val="-8"/>
-                <w:sz w:val="19"/>
-                <w:szCs w:val="19"/>
-              </w:rPr>
-            </w:pPr>
-            <w:r>
-              <w:rPr>
-                <w:spacing w:val="-8"/>
-                <w:sz w:val="19"/>
-                <w:szCs w:val="19"/>
-              </w:rPr>
-              <w:t>Modele diagnozy psychologicznej; etapy procesu; trafność</w:t>
-            </w:r>
-            <w:r>
-              <w:rPr>
-                <w:spacing w:val="-8"/>
-                <w:sz w:val="19"/>
-                <w:szCs w:val="19"/>
-              </w:rPr>
-              <w:t xml:space="preserve"> i </w:t>
-            </w:r>
-            <w:r>
-              <w:rPr>
-                <w:spacing w:val="-8"/>
-                <w:sz w:val="19"/>
-                <w:szCs w:val="19"/>
-              </w:rPr>
-              <w:t>rzetelność jako kryteria; etyka diagnozy</w:t>
-            </w:r>
-          </w:p>
-        </w:tc>
-      </w:tr>
-      <w:tr>
-        <w:tblPrEx>
-          <w:tblCellMar>
-            <w:top w:w="0" w:type="dxa"/>
-            <w:bottom w:w="0" w:type="dxa"/>
-          </w:tblCellMar>
-        </w:tblPrEx>
-        <w:tc>
-          <w:tcPr>
-            <w:tcW w:w="1268" w:type="dxa"/>
-            <w:tcBorders>
-              <w:top w:val="single" w:sz="2" w:space="0" w:color="1A7A6E"/>
-              <w:left w:val="single" w:sz="2" w:space="0" w:color="1A3557"/>
-              <w:bottom w:val="single" w:sz="2" w:space="0" w:color="1A7A6E"/>
-              <w:right w:val="single" w:sz="2" w:space="0" w:color="1A3557"/>
-            </w:tcBorders>
-            <w:shd w:val="clear" w:color="auto" w:fill="EEF3FA"/>
-            <w:tcMar>
-              <w:top w:w="85" w:type="dxa"/>
-              <w:left w:w="130" w:type="dxa"/>
-              <w:bottom w:w="85" w:type="dxa"/>
-              <w:right w:w="130" w:type="dxa"/>
-            </w:tcMar>
-            <w:vAlign w:val="center"/>
-          </w:tcPr>
-          <w:p>
-            <w:pPr>
-              <w:pStyle w:val="Bezodstpw"/>
-              <w:spacing w:line="200" w:lineRule="exact"/>
-              <w:rPr>
-                <w:spacing w:val="-8"/>
-                <w:sz w:val="19"/>
-                <w:szCs w:val="19"/>
-              </w:rPr>
-            </w:pPr>
-            <w:r>
-              <w:rPr>
-                <w:spacing w:val="-8"/>
-                <w:sz w:val="19"/>
-                <w:szCs w:val="19"/>
-              </w:rPr>
-              <w:t>35-60 min</w:t>
-            </w:r>
-          </w:p>
-        </w:tc>
-        <w:tc>
-          <w:tcPr>
-            <w:tcW w:w="1985" w:type="dxa"/>
-            <w:tcBorders>
-              <w:top w:val="single" w:sz="2" w:space="0" w:color="1A7A6E"/>
-              <w:left w:val="single" w:sz="2" w:space="0" w:color="1A3557"/>
-              <w:bottom w:val="single" w:sz="2" w:space="0" w:color="1A7A6E"/>
-              <w:right w:val="single" w:sz="2" w:space="0" w:color="1A3557"/>
-            </w:tcBorders>
-            <w:shd w:val="clear" w:color="auto" w:fill="EEF3FA"/>
-            <w:tcMar>
-              <w:top w:w="85" w:type="dxa"/>
-              <w:left w:w="130" w:type="dxa"/>
-              <w:bottom w:w="85" w:type="dxa"/>
-              <w:right w:w="130" w:type="dxa"/>
-            </w:tcMar>
-            <w:vAlign w:val="center"/>
-          </w:tcPr>
-          <w:p>
-            <w:pPr>
-              <w:pStyle w:val="Bezodstpw"/>
-              <w:spacing w:line="200" w:lineRule="exact"/>
-              <w:rPr>
-                <w:spacing w:val="-8"/>
-                <w:sz w:val="19"/>
-                <w:szCs w:val="19"/>
-              </w:rPr>
-            </w:pPr>
-            <w:r>
-              <w:rPr>
-                <w:spacing w:val="-8"/>
-                <w:sz w:val="19"/>
-                <w:szCs w:val="19"/>
-              </w:rPr>
-              <w:t>Ćw. 1</w:t>
-            </w:r>
-            <w:r>
-              <w:rPr>
-                <w:spacing w:val="-8"/>
-                <w:sz w:val="19"/>
-                <w:szCs w:val="19"/>
-              </w:rPr>
-              <w:t>.</w:t>
-            </w:r>
-            <w:r>
-              <w:rPr>
-                <w:spacing w:val="-8"/>
-                <w:sz w:val="19"/>
-                <w:szCs w:val="19"/>
-              </w:rPr>
-              <w:t xml:space="preserve"> wywiad (trójki)</w:t>
-            </w:r>
-          </w:p>
-        </w:tc>
-        <w:tc>
-          <w:tcPr>
-            <w:tcW w:w="6520" w:type="dxa"/>
-            <w:tcBorders>
-              <w:top w:val="single" w:sz="2" w:space="0" w:color="1A7A6E"/>
-              <w:left w:val="single" w:sz="2" w:space="0" w:color="1A3557"/>
-              <w:bottom w:val="single" w:sz="2" w:space="0" w:color="1A7A6E"/>
-              <w:right w:val="single" w:sz="2" w:space="0" w:color="1A3557"/>
-            </w:tcBorders>
-            <w:shd w:val="clear" w:color="auto" w:fill="EEF3FA"/>
-            <w:tcMar>
-              <w:top w:w="85" w:type="dxa"/>
-              <w:left w:w="130" w:type="dxa"/>
-              <w:bottom w:w="85" w:type="dxa"/>
-              <w:right w:w="130" w:type="dxa"/>
-            </w:tcMar>
-            <w:vAlign w:val="center"/>
-          </w:tcPr>
-          <w:p>
-            <w:pPr>
-              <w:pStyle w:val="Bezodstpw"/>
-              <w:spacing w:line="200" w:lineRule="exact"/>
-              <w:rPr>
-                <w:spacing w:val="-8"/>
-                <w:sz w:val="19"/>
-                <w:szCs w:val="19"/>
-              </w:rPr>
-            </w:pPr>
-            <w:r>
-              <w:rPr>
-                <w:spacing w:val="-8"/>
-                <w:sz w:val="19"/>
-                <w:szCs w:val="19"/>
-              </w:rPr>
-              <w:t>Trójki: diagnosta, pacjent, obserwator. Wywiad</w:t>
-            </w:r>
-            <w:r>
-              <w:rPr>
-                <w:spacing w:val="-8"/>
-                <w:sz w:val="19"/>
-                <w:szCs w:val="19"/>
-              </w:rPr>
-              <w:t xml:space="preserve"> wg </w:t>
-            </w:r>
-            <w:r>
-              <w:rPr>
-                <w:spacing w:val="-8"/>
-                <w:sz w:val="19"/>
-                <w:szCs w:val="19"/>
-              </w:rPr>
-              <w:t>protokołu SOAP dla Przypadku</w:t>
-            </w:r>
-            <w:r>
-              <w:rPr>
-                <w:spacing w:val="-8"/>
-                <w:sz w:val="19"/>
-                <w:szCs w:val="19"/>
-              </w:rPr>
-              <w:t xml:space="preserve"> A </w:t>
-            </w:r>
-            <w:r>
-              <w:rPr>
-                <w:spacing w:val="-8"/>
-                <w:sz w:val="19"/>
-                <w:szCs w:val="19"/>
-              </w:rPr>
-              <w:t>lub B</w:t>
-            </w:r>
-          </w:p>
-        </w:tc>
-      </w:tr>
-      <w:tr>
-        <w:tblPrEx>
-          <w:tblCellMar>
-            <w:top w:w="0" w:type="dxa"/>
-            <w:bottom w:w="0" w:type="dxa"/>
-          </w:tblCellMar>
-        </w:tblPrEx>
-        <w:tc>
-          <w:tcPr>
-            <w:tcW w:w="1268" w:type="dxa"/>
-            <w:tcBorders>
-              <w:top w:val="single" w:sz="2" w:space="0" w:color="1A7A6E"/>
-              <w:left w:val="single" w:sz="2" w:space="0" w:color="1A3557"/>
-              <w:bottom w:val="single" w:sz="2" w:space="0" w:color="1A7A6E"/>
-              <w:right w:val="single" w:sz="2" w:space="0" w:color="1A3557"/>
-            </w:tcBorders>
-            <w:shd w:val="clear" w:color="auto" w:fill="FFFFFF"/>
-            <w:tcMar>
-              <w:top w:w="85" w:type="dxa"/>
-              <w:left w:w="130" w:type="dxa"/>
-              <w:bottom w:w="85" w:type="dxa"/>
-              <w:right w:w="130" w:type="dxa"/>
-            </w:tcMar>
-            <w:vAlign w:val="center"/>
-          </w:tcPr>
-          <w:p>
-            <w:pPr>
-              <w:pStyle w:val="Bezodstpw"/>
-              <w:spacing w:line="200" w:lineRule="exact"/>
-              <w:rPr>
-                <w:spacing w:val="-8"/>
-                <w:sz w:val="19"/>
-                <w:szCs w:val="19"/>
-              </w:rPr>
-            </w:pPr>
-            <w:r>
-              <w:rPr>
-                <w:spacing w:val="-8"/>
-                <w:sz w:val="19"/>
-                <w:szCs w:val="19"/>
-              </w:rPr>
-              <w:t>60-75 min</w:t>
-            </w:r>
-          </w:p>
-        </w:tc>
-        <w:tc>
-          <w:tcPr>
-            <w:tcW w:w="1985" w:type="dxa"/>
-            <w:tcBorders>
-              <w:top w:val="single" w:sz="2" w:space="0" w:color="1A7A6E"/>
-              <w:left w:val="single" w:sz="2" w:space="0" w:color="1A3557"/>
-              <w:bottom w:val="single" w:sz="2" w:space="0" w:color="1A7A6E"/>
-              <w:right w:val="single" w:sz="2" w:space="0" w:color="1A3557"/>
-            </w:tcBorders>
-            <w:shd w:val="clear" w:color="auto" w:fill="FFFFFF"/>
-            <w:tcMar>
-              <w:top w:w="85" w:type="dxa"/>
-              <w:left w:w="130" w:type="dxa"/>
-              <w:bottom w:w="85" w:type="dxa"/>
-              <w:right w:w="130" w:type="dxa"/>
-            </w:tcMar>
-            <w:vAlign w:val="center"/>
-          </w:tcPr>
-          <w:p>
-            <w:pPr>
-              <w:pStyle w:val="Bezodstpw"/>
-              <w:spacing w:line="200" w:lineRule="exact"/>
-              <w:rPr>
-                <w:spacing w:val="-8"/>
-                <w:sz w:val="19"/>
-                <w:szCs w:val="19"/>
-              </w:rPr>
-            </w:pPr>
-            <w:r>
-              <w:rPr>
-                <w:spacing w:val="-8"/>
-                <w:sz w:val="19"/>
-                <w:szCs w:val="19"/>
-              </w:rPr>
-              <w:t xml:space="preserve">Dyskusja </w:t>
-            </w:r>
-          </w:p>
-        </w:tc>
-        <w:tc>
-          <w:tcPr>
-            <w:tcW w:w="6520" w:type="dxa"/>
-            <w:tcBorders>
-              <w:top w:val="single" w:sz="2" w:space="0" w:color="1A7A6E"/>
-              <w:left w:val="single" w:sz="2" w:space="0" w:color="1A3557"/>
-              <w:bottom w:val="single" w:sz="2" w:space="0" w:color="1A7A6E"/>
-              <w:right w:val="single" w:sz="2" w:space="0" w:color="1A3557"/>
-            </w:tcBorders>
-            <w:shd w:val="clear" w:color="auto" w:fill="FFFFFF"/>
-            <w:tcMar>
-              <w:top w:w="85" w:type="dxa"/>
-              <w:left w:w="130" w:type="dxa"/>
-              <w:bottom w:w="85" w:type="dxa"/>
-              <w:right w:w="130" w:type="dxa"/>
-            </w:tcMar>
-            <w:vAlign w:val="center"/>
-          </w:tcPr>
-          <w:p>
-            <w:pPr>
-              <w:pStyle w:val="Bezodstpw"/>
-              <w:spacing w:line="200" w:lineRule="exact"/>
-              <w:rPr>
-                <w:spacing w:val="-8"/>
-                <w:sz w:val="19"/>
-                <w:szCs w:val="19"/>
-              </w:rPr>
-            </w:pPr>
-            <w:r>
-              <w:rPr>
-                <w:spacing w:val="-8"/>
-                <w:sz w:val="19"/>
-                <w:szCs w:val="19"/>
-              </w:rPr>
-              <w:t xml:space="preserve">Wymiana </w:t>
-            </w:r>
-            <w:r>
-              <w:rPr>
-                <w:spacing w:val="-8"/>
-                <w:sz w:val="19"/>
-                <w:szCs w:val="19"/>
-              </w:rPr>
-              <w:t>spostrzeżeń</w:t>
-            </w:r>
-            <w:r>
-              <w:rPr>
-                <w:spacing w:val="-8"/>
-                <w:sz w:val="19"/>
-                <w:szCs w:val="19"/>
-              </w:rPr>
-              <w:t xml:space="preserve"> miedzy trójkami; typowe błędy</w:t>
-            </w:r>
-            <w:r>
-              <w:rPr>
-                <w:spacing w:val="-8"/>
-                <w:sz w:val="19"/>
-                <w:szCs w:val="19"/>
-              </w:rPr>
-              <w:t xml:space="preserve"> w </w:t>
-            </w:r>
-            <w:r>
-              <w:rPr>
-                <w:spacing w:val="-8"/>
-                <w:sz w:val="19"/>
-                <w:szCs w:val="19"/>
-              </w:rPr>
-              <w:t>wywiadzie; pytania prowadzącego</w:t>
-            </w:r>
-          </w:p>
-        </w:tc>
-      </w:tr>
-      <w:tr>
-        <w:tblPrEx>
-          <w:tblCellMar>
-            <w:top w:w="0" w:type="dxa"/>
-            <w:bottom w:w="0" w:type="dxa"/>
-          </w:tblCellMar>
-        </w:tblPrEx>
-        <w:tc>
-          <w:tcPr>
-            <w:tcW w:w="1268" w:type="dxa"/>
-            <w:tcBorders>
-              <w:top w:val="single" w:sz="2" w:space="0" w:color="1A7A6E"/>
-              <w:left w:val="single" w:sz="2" w:space="0" w:color="1A3557"/>
-              <w:bottom w:val="single" w:sz="2" w:space="0" w:color="1A7A6E"/>
-              <w:right w:val="single" w:sz="2" w:space="0" w:color="1A3557"/>
-            </w:tcBorders>
-            <w:shd w:val="clear" w:color="auto" w:fill="EEF3FA"/>
-            <w:tcMar>
-              <w:top w:w="85" w:type="dxa"/>
-              <w:left w:w="130" w:type="dxa"/>
-              <w:bottom w:w="85" w:type="dxa"/>
-              <w:right w:w="130" w:type="dxa"/>
-            </w:tcMar>
-            <w:vAlign w:val="center"/>
-          </w:tcPr>
-          <w:p>
-            <w:pPr>
-              <w:pStyle w:val="Bezodstpw"/>
-              <w:spacing w:line="200" w:lineRule="exact"/>
-              <w:rPr>
-                <w:spacing w:val="-8"/>
-                <w:sz w:val="19"/>
-                <w:szCs w:val="19"/>
-              </w:rPr>
-            </w:pPr>
-            <w:r>
-              <w:rPr>
-                <w:spacing w:val="-8"/>
-                <w:sz w:val="19"/>
-                <w:szCs w:val="19"/>
-              </w:rPr>
-              <w:t>75-98 min</w:t>
-            </w:r>
-          </w:p>
-        </w:tc>
-        <w:tc>
-          <w:tcPr>
-            <w:tcW w:w="1985" w:type="dxa"/>
-            <w:tcBorders>
-              <w:top w:val="single" w:sz="2" w:space="0" w:color="1A7A6E"/>
-              <w:left w:val="single" w:sz="2" w:space="0" w:color="1A3557"/>
-              <w:bottom w:val="single" w:sz="2" w:space="0" w:color="1A7A6E"/>
-              <w:right w:val="single" w:sz="2" w:space="0" w:color="1A3557"/>
-            </w:tcBorders>
-            <w:shd w:val="clear" w:color="auto" w:fill="EEF3FA"/>
-            <w:tcMar>
-              <w:top w:w="85" w:type="dxa"/>
-              <w:left w:w="130" w:type="dxa"/>
-              <w:bottom w:w="85" w:type="dxa"/>
-              <w:right w:w="130" w:type="dxa"/>
-            </w:tcMar>
-            <w:vAlign w:val="center"/>
-          </w:tcPr>
-          <w:p>
-            <w:pPr>
-              <w:pStyle w:val="Bezodstpw"/>
-              <w:spacing w:line="200" w:lineRule="exact"/>
-              <w:rPr>
-                <w:spacing w:val="-8"/>
-                <w:sz w:val="19"/>
-                <w:szCs w:val="19"/>
-              </w:rPr>
-            </w:pPr>
-            <w:r>
-              <w:rPr>
-                <w:spacing w:val="-8"/>
-                <w:sz w:val="19"/>
-                <w:szCs w:val="19"/>
-              </w:rPr>
-              <w:t>Ćw. 2</w:t>
-            </w:r>
-            <w:r>
-              <w:rPr>
-                <w:spacing w:val="-8"/>
-                <w:sz w:val="19"/>
-                <w:szCs w:val="19"/>
-              </w:rPr>
-              <w:t>.</w:t>
-            </w:r>
-            <w:r>
-              <w:rPr>
-                <w:spacing w:val="-8"/>
-                <w:sz w:val="19"/>
-                <w:szCs w:val="19"/>
-              </w:rPr>
-              <w:t xml:space="preserve"> obserwacja (pary)</w:t>
-            </w:r>
-          </w:p>
-        </w:tc>
-        <w:tc>
-          <w:tcPr>
-            <w:tcW w:w="6520" w:type="dxa"/>
-            <w:tcBorders>
-              <w:top w:val="single" w:sz="2" w:space="0" w:color="1A7A6E"/>
-              <w:left w:val="single" w:sz="2" w:space="0" w:color="1A3557"/>
-              <w:bottom w:val="single" w:sz="2" w:space="0" w:color="1A7A6E"/>
-              <w:right w:val="single" w:sz="2" w:space="0" w:color="1A3557"/>
-            </w:tcBorders>
-            <w:shd w:val="clear" w:color="auto" w:fill="EEF3FA"/>
-            <w:tcMar>
-              <w:top w:w="85" w:type="dxa"/>
-              <w:left w:w="130" w:type="dxa"/>
-              <w:bottom w:w="85" w:type="dxa"/>
-              <w:right w:w="130" w:type="dxa"/>
-            </w:tcMar>
-            <w:vAlign w:val="center"/>
-          </w:tcPr>
-          <w:p>
-            <w:pPr>
-              <w:pStyle w:val="Bezodstpw"/>
-              <w:spacing w:line="200" w:lineRule="exact"/>
-              <w:rPr>
-                <w:spacing w:val="-8"/>
-                <w:sz w:val="19"/>
-                <w:szCs w:val="19"/>
-              </w:rPr>
-            </w:pPr>
-            <w:r>
-              <w:rPr>
-                <w:spacing w:val="-8"/>
-                <w:sz w:val="19"/>
-                <w:szCs w:val="19"/>
-              </w:rPr>
-              <w:t>Pary analizują transkrypt obserwacyjny Przypadku C; wypełniają protokół obserwacyjny</w:t>
-            </w:r>
-          </w:p>
-        </w:tc>
-      </w:tr>
-      <w:tr>
-        <w:tblPrEx>
-          <w:tblCellMar>
-            <w:top w:w="0" w:type="dxa"/>
-            <w:bottom w:w="0" w:type="dxa"/>
-          </w:tblCellMar>
-        </w:tblPrEx>
-        <w:tc>
-          <w:tcPr>
-            <w:tcW w:w="1268" w:type="dxa"/>
-            <w:tcBorders>
-              <w:top w:val="single" w:sz="2" w:space="0" w:color="1A7A6E"/>
-              <w:left w:val="single" w:sz="2" w:space="0" w:color="1A3557"/>
-              <w:bottom w:val="single" w:sz="2" w:space="0" w:color="1A7A6E"/>
-              <w:right w:val="single" w:sz="2" w:space="0" w:color="1A3557"/>
-            </w:tcBorders>
-            <w:shd w:val="clear" w:color="auto" w:fill="FFFFFF"/>
-            <w:tcMar>
-              <w:top w:w="85" w:type="dxa"/>
-              <w:left w:w="130" w:type="dxa"/>
-              <w:bottom w:w="85" w:type="dxa"/>
-              <w:right w:w="130" w:type="dxa"/>
-            </w:tcMar>
-            <w:vAlign w:val="center"/>
-          </w:tcPr>
-          <w:p>
-            <w:pPr>
-              <w:pStyle w:val="Bezodstpw"/>
-              <w:spacing w:line="200" w:lineRule="exact"/>
-              <w:rPr>
-                <w:spacing w:val="-8"/>
-                <w:sz w:val="19"/>
-                <w:szCs w:val="19"/>
-              </w:rPr>
-            </w:pPr>
-            <w:r>
-              <w:rPr>
-                <w:spacing w:val="-8"/>
-                <w:sz w:val="19"/>
-                <w:szCs w:val="19"/>
-              </w:rPr>
-              <w:t>98-115 min</w:t>
-            </w:r>
-          </w:p>
-        </w:tc>
-        <w:tc>
-          <w:tcPr>
-            <w:tcW w:w="1985" w:type="dxa"/>
-            <w:tcBorders>
-              <w:top w:val="single" w:sz="2" w:space="0" w:color="1A7A6E"/>
-              <w:left w:val="single" w:sz="2" w:space="0" w:color="1A3557"/>
-              <w:bottom w:val="single" w:sz="2" w:space="0" w:color="1A7A6E"/>
-              <w:right w:val="single" w:sz="2" w:space="0" w:color="1A3557"/>
-            </w:tcBorders>
-            <w:shd w:val="clear" w:color="auto" w:fill="FFFFFF"/>
-            <w:tcMar>
-              <w:top w:w="85" w:type="dxa"/>
-              <w:left w:w="130" w:type="dxa"/>
-              <w:bottom w:w="85" w:type="dxa"/>
-              <w:right w:w="130" w:type="dxa"/>
-            </w:tcMar>
-            <w:vAlign w:val="center"/>
-          </w:tcPr>
-          <w:p>
-            <w:pPr>
-              <w:pStyle w:val="Bezodstpw"/>
-              <w:spacing w:line="200" w:lineRule="exact"/>
-              <w:rPr>
-                <w:spacing w:val="-8"/>
-                <w:sz w:val="19"/>
-                <w:szCs w:val="19"/>
-              </w:rPr>
-            </w:pPr>
-            <w:r>
-              <w:rPr>
-                <w:spacing w:val="-8"/>
-                <w:sz w:val="19"/>
-                <w:szCs w:val="19"/>
-              </w:rPr>
-              <w:t>Ćw. 3</w:t>
-            </w:r>
-            <w:r>
-              <w:rPr>
-                <w:spacing w:val="-8"/>
-                <w:sz w:val="19"/>
-                <w:szCs w:val="19"/>
-              </w:rPr>
-              <w:t>.</w:t>
-            </w:r>
-            <w:r>
-              <w:rPr>
-                <w:spacing w:val="-8"/>
-                <w:sz w:val="19"/>
-                <w:szCs w:val="19"/>
-              </w:rPr>
-              <w:t xml:space="preserve"> hipotezy (indyw.)</w:t>
-            </w:r>
-          </w:p>
-        </w:tc>
-        <w:tc>
-          <w:tcPr>
-            <w:tcW w:w="6520" w:type="dxa"/>
-            <w:tcBorders>
-              <w:top w:val="single" w:sz="2" w:space="0" w:color="1A7A6E"/>
-              <w:left w:val="single" w:sz="2" w:space="0" w:color="1A3557"/>
-              <w:bottom w:val="single" w:sz="2" w:space="0" w:color="1A7A6E"/>
-              <w:right w:val="single" w:sz="2" w:space="0" w:color="1A3557"/>
-            </w:tcBorders>
-            <w:shd w:val="clear" w:color="auto" w:fill="FFFFFF"/>
-            <w:tcMar>
-              <w:top w:w="85" w:type="dxa"/>
-              <w:left w:w="130" w:type="dxa"/>
-              <w:bottom w:w="85" w:type="dxa"/>
-              <w:right w:w="130" w:type="dxa"/>
-            </w:tcMar>
-            <w:vAlign w:val="center"/>
-          </w:tcPr>
-          <w:p>
-            <w:pPr>
-              <w:pStyle w:val="Bezodstpw"/>
-              <w:spacing w:line="200" w:lineRule="exact"/>
-              <w:rPr>
-                <w:spacing w:val="-8"/>
-                <w:sz w:val="19"/>
-                <w:szCs w:val="19"/>
-              </w:rPr>
-            </w:pPr>
-            <w:r>
-              <w:rPr>
-                <w:spacing w:val="-8"/>
-                <w:sz w:val="19"/>
-                <w:szCs w:val="19"/>
-              </w:rPr>
-              <w:t>Formułowanie</w:t>
-            </w:r>
-            <w:r>
-              <w:rPr>
-                <w:spacing w:val="-8"/>
-                <w:sz w:val="19"/>
-                <w:szCs w:val="19"/>
-              </w:rPr>
-              <w:t xml:space="preserve"> wstępnych hipotez diagnostycznych</w:t>
-            </w:r>
-            <w:r>
-              <w:rPr>
-                <w:spacing w:val="-8"/>
-                <w:sz w:val="19"/>
-                <w:szCs w:val="19"/>
-              </w:rPr>
-              <w:t xml:space="preserve"> i </w:t>
-            </w:r>
-            <w:r>
-              <w:rPr>
-                <w:spacing w:val="-8"/>
-                <w:sz w:val="19"/>
-                <w:szCs w:val="19"/>
-              </w:rPr>
-              <w:t>planu dalszego postępowania</w:t>
-            </w:r>
-          </w:p>
-        </w:tc>
-      </w:tr>
-      <w:tr>
-        <w:tblPrEx>
-          <w:tblCellMar>
-            <w:top w:w="0" w:type="dxa"/>
-            <w:bottom w:w="0" w:type="dxa"/>
-          </w:tblCellMar>
-        </w:tblPrEx>
-        <w:tc>
-          <w:tcPr>
-            <w:tcW w:w="1268" w:type="dxa"/>
-            <w:tcBorders>
-              <w:top w:val="single" w:sz="2" w:space="0" w:color="1A7A6E"/>
-              <w:left w:val="single" w:sz="2" w:space="0" w:color="1A3557"/>
-              <w:bottom w:val="single" w:sz="2" w:space="0" w:color="1A7A6E"/>
-              <w:right w:val="single" w:sz="2" w:space="0" w:color="1A3557"/>
-            </w:tcBorders>
-            <w:shd w:val="clear" w:color="auto" w:fill="EEF3FA"/>
-            <w:tcMar>
-              <w:top w:w="85" w:type="dxa"/>
-              <w:left w:w="130" w:type="dxa"/>
-              <w:bottom w:w="85" w:type="dxa"/>
-              <w:right w:w="130" w:type="dxa"/>
-            </w:tcMar>
-            <w:vAlign w:val="center"/>
-          </w:tcPr>
-          <w:p>
-            <w:pPr>
-              <w:pStyle w:val="Bezodstpw"/>
-              <w:spacing w:line="200" w:lineRule="exact"/>
-              <w:rPr>
-                <w:spacing w:val="-8"/>
-                <w:sz w:val="19"/>
-                <w:szCs w:val="19"/>
-              </w:rPr>
-            </w:pPr>
-            <w:r>
-              <w:rPr>
-                <w:spacing w:val="-8"/>
-                <w:sz w:val="19"/>
-                <w:szCs w:val="19"/>
-              </w:rPr>
-              <w:t>115-120 min</w:t>
-            </w:r>
-          </w:p>
-        </w:tc>
-        <w:tc>
-          <w:tcPr>
-            <w:tcW w:w="1985" w:type="dxa"/>
-            <w:tcBorders>
-              <w:top w:val="single" w:sz="2" w:space="0" w:color="1A7A6E"/>
-              <w:left w:val="single" w:sz="2" w:space="0" w:color="1A3557"/>
-              <w:bottom w:val="single" w:sz="2" w:space="0" w:color="1A7A6E"/>
-              <w:right w:val="single" w:sz="2" w:space="0" w:color="1A3557"/>
-            </w:tcBorders>
-            <w:shd w:val="clear" w:color="auto" w:fill="EEF3FA"/>
-            <w:tcMar>
-              <w:top w:w="85" w:type="dxa"/>
-              <w:left w:w="130" w:type="dxa"/>
-              <w:bottom w:w="85" w:type="dxa"/>
-              <w:right w:w="130" w:type="dxa"/>
-            </w:tcMar>
-            <w:vAlign w:val="center"/>
-          </w:tcPr>
-          <w:p>
-            <w:pPr>
-              <w:pStyle w:val="Bezodstpw"/>
-              <w:spacing w:line="200" w:lineRule="exact"/>
-              <w:rPr>
-                <w:spacing w:val="-8"/>
-                <w:sz w:val="19"/>
-                <w:szCs w:val="19"/>
-              </w:rPr>
-            </w:pPr>
-            <w:r>
-              <w:rPr>
-                <w:spacing w:val="-8"/>
-                <w:sz w:val="19"/>
-                <w:szCs w:val="19"/>
-              </w:rPr>
-              <w:t>Podsumowanie</w:t>
-            </w:r>
-          </w:p>
-        </w:tc>
-        <w:tc>
-          <w:tcPr>
-            <w:tcW w:w="6520" w:type="dxa"/>
-            <w:tcBorders>
-              <w:top w:val="single" w:sz="2" w:space="0" w:color="1A7A6E"/>
-              <w:left w:val="single" w:sz="2" w:space="0" w:color="1A3557"/>
-              <w:bottom w:val="single" w:sz="2" w:space="0" w:color="1A7A6E"/>
-              <w:right w:val="single" w:sz="2" w:space="0" w:color="1A3557"/>
-            </w:tcBorders>
-            <w:shd w:val="clear" w:color="auto" w:fill="EEF3FA"/>
-            <w:tcMar>
-              <w:top w:w="85" w:type="dxa"/>
-              <w:left w:w="130" w:type="dxa"/>
-              <w:bottom w:w="85" w:type="dxa"/>
-              <w:right w:w="130" w:type="dxa"/>
-            </w:tcMar>
-            <w:vAlign w:val="center"/>
-          </w:tcPr>
-          <w:p>
-            <w:pPr>
-              <w:pStyle w:val="Bezodstpw"/>
-              <w:spacing w:line="200" w:lineRule="exact"/>
-              <w:rPr>
-                <w:spacing w:val="-8"/>
-                <w:sz w:val="19"/>
-                <w:szCs w:val="19"/>
-              </w:rPr>
-            </w:pPr>
-            <w:r>
-              <w:rPr>
-                <w:spacing w:val="-8"/>
-                <w:sz w:val="19"/>
-                <w:szCs w:val="19"/>
-              </w:rPr>
-              <w:t>Refleksja nad kompetencjami; zapowiedź Lab 2 (testy inteligencji)</w:t>
             </w:r>
           </w:p>
         </w:tc>
@@ -2949,12 +1715,6 @@
         <w:gridCol w:w="9768"/>
       </w:tblGrid>
       <w:tr>
-        <w:tblPrEx>
-          <w:tblCellMar>
-            <w:top w:w="0" w:type="dxa"/>
-            <w:bottom w:w="0" w:type="dxa"/>
-          </w:tblCellMar>
-        </w:tblPrEx>
         <w:tc>
           <w:tcPr>
             <w:tcW w:w="9768" w:type="dxa"/>
@@ -2974,7 +1734,7 @@
           </w:tcPr>
           <w:p>
             <w:pPr>
-              <w:spacing w:after="0"/>
+              <w:spacing w:after="0" w:line="200" w:lineRule="exact"/>
             </w:pPr>
             <w:r>
               <w:rPr>
@@ -2984,6 +1744,7 @@
                 <w:color w:val="FFFFFF"/>
                 <w:szCs w:val="23"/>
               </w:rPr>
+              <w:lastRenderedPageBreak/>
               <w:t>Zasady pracy</w:t>
             </w:r>
             <w:r>
@@ -3010,12 +1771,6 @@
         </w:tc>
       </w:tr>
       <w:tr>
-        <w:tblPrEx>
-          <w:tblCellMar>
-            <w:top w:w="0" w:type="dxa"/>
-            <w:bottom w:w="0" w:type="dxa"/>
-          </w:tblCellMar>
-        </w:tblPrEx>
         <w:tc>
           <w:tcPr>
             <w:tcW w:w="9768" w:type="dxa"/>
@@ -3608,12 +2363,6 @@
         <w:gridCol w:w="4819"/>
       </w:tblGrid>
       <w:tr>
-        <w:tblPrEx>
-          <w:tblCellMar>
-            <w:top w:w="0" w:type="dxa"/>
-            <w:bottom w:w="0" w:type="dxa"/>
-          </w:tblCellMar>
-        </w:tblPrEx>
         <w:trPr>
           <w:tblHeader/>
         </w:trPr>
@@ -3718,12 +2467,6 @@
         </w:tc>
       </w:tr>
       <w:tr>
-        <w:tblPrEx>
-          <w:tblCellMar>
-            <w:top w:w="0" w:type="dxa"/>
-            <w:bottom w:w="0" w:type="dxa"/>
-          </w:tblCellMar>
-        </w:tblPrEx>
         <w:tc>
           <w:tcPr>
             <w:tcW w:w="1410" w:type="dxa"/>
@@ -3849,12 +2592,6 @@
         </w:tc>
       </w:tr>
       <w:tr>
-        <w:tblPrEx>
-          <w:tblCellMar>
-            <w:top w:w="0" w:type="dxa"/>
-            <w:bottom w:w="0" w:type="dxa"/>
-          </w:tblCellMar>
-        </w:tblPrEx>
         <w:tc>
           <w:tcPr>
             <w:tcW w:w="1410" w:type="dxa"/>
@@ -3956,12 +2693,6 @@
         </w:tc>
       </w:tr>
       <w:tr>
-        <w:tblPrEx>
-          <w:tblCellMar>
-            <w:top w:w="0" w:type="dxa"/>
-            <w:bottom w:w="0" w:type="dxa"/>
-          </w:tblCellMar>
-        </w:tblPrEx>
         <w:tc>
           <w:tcPr>
             <w:tcW w:w="1410" w:type="dxa"/>
@@ -4063,12 +2794,6 @@
         </w:tc>
       </w:tr>
       <w:tr>
-        <w:tblPrEx>
-          <w:tblCellMar>
-            <w:top w:w="0" w:type="dxa"/>
-            <w:bottom w:w="0" w:type="dxa"/>
-          </w:tblCellMar>
-        </w:tblPrEx>
         <w:tc>
           <w:tcPr>
             <w:tcW w:w="1410" w:type="dxa"/>
@@ -4170,12 +2895,6 @@
         </w:tc>
       </w:tr>
       <w:tr>
-        <w:tblPrEx>
-          <w:tblCellMar>
-            <w:top w:w="0" w:type="dxa"/>
-            <w:bottom w:w="0" w:type="dxa"/>
-          </w:tblCellMar>
-        </w:tblPrEx>
         <w:tc>
           <w:tcPr>
             <w:tcW w:w="1410" w:type="dxa"/>
@@ -4286,6 +3005,9 @@
       </w:r>
     </w:p>
     <w:p>
+      <w:pPr>
+        <w:spacing w:after="60" w:line="22" w:lineRule="atLeast"/>
+      </w:pPr>
       <w:r>
         <w:t>Pełny proces diagnostyczny składa się</w:t>
       </w:r>
@@ -4309,7 +3031,7 @@
           <w:ilvl w:val="0"/>
           <w:numId w:val="2"/>
         </w:numPr>
-        <w:spacing w:before="55" w:after="75"/>
+        <w:spacing w:after="60" w:line="22" w:lineRule="atLeast"/>
         <w:rPr>
           <w:rFonts w:asciiTheme="minorHAnsi" w:hAnsiTheme="minorHAnsi" w:cstheme="minorHAnsi"/>
         </w:rPr>
@@ -4394,7 +3116,7 @@
           <w:ilvl w:val="0"/>
           <w:numId w:val="2"/>
         </w:numPr>
-        <w:spacing w:before="55" w:after="75"/>
+        <w:spacing w:after="60" w:line="22" w:lineRule="atLeast"/>
         <w:rPr>
           <w:rFonts w:asciiTheme="minorHAnsi" w:hAnsiTheme="minorHAnsi" w:cstheme="minorHAnsi"/>
         </w:rPr>
@@ -4437,7 +3159,7 @@
           <w:ilvl w:val="0"/>
           <w:numId w:val="2"/>
         </w:numPr>
-        <w:spacing w:before="55" w:after="75"/>
+        <w:spacing w:after="60" w:line="22" w:lineRule="atLeast"/>
         <w:rPr>
           <w:rFonts w:asciiTheme="minorHAnsi" w:hAnsiTheme="minorHAnsi" w:cstheme="minorHAnsi"/>
         </w:rPr>
@@ -4484,7 +3206,7 @@
           <w:ilvl w:val="0"/>
           <w:numId w:val="2"/>
         </w:numPr>
-        <w:spacing w:before="55" w:after="75"/>
+        <w:spacing w:after="60" w:line="22" w:lineRule="atLeast"/>
         <w:rPr>
           <w:rFonts w:asciiTheme="minorHAnsi" w:hAnsiTheme="minorHAnsi" w:cstheme="minorHAnsi"/>
         </w:rPr>
@@ -4555,7 +3277,7 @@
           <w:ilvl w:val="0"/>
           <w:numId w:val="2"/>
         </w:numPr>
-        <w:spacing w:before="55" w:after="75"/>
+        <w:spacing w:after="60" w:line="22" w:lineRule="atLeast"/>
         <w:rPr>
           <w:rFonts w:asciiTheme="minorHAnsi" w:hAnsiTheme="minorHAnsi" w:cstheme="minorHAnsi"/>
         </w:rPr>
@@ -4598,7 +3320,7 @@
           <w:ilvl w:val="0"/>
           <w:numId w:val="2"/>
         </w:numPr>
-        <w:spacing w:before="55" w:after="75"/>
+        <w:spacing w:after="60" w:line="22" w:lineRule="atLeast"/>
         <w:rPr>
           <w:rFonts w:asciiTheme="minorHAnsi" w:hAnsiTheme="minorHAnsi" w:cstheme="minorHAnsi"/>
         </w:rPr>
@@ -4640,7 +3362,13 @@
         <w:spacing w:after="0"/>
       </w:pPr>
       <w:r>
-        <w:t>2.4. Wywiad kliniczny - klasyfikacja</w:t>
+        <w:t>2.4. Wywiad kliniczny</w:t>
+      </w:r>
+      <w:r>
+        <w:t>:</w:t>
+      </w:r>
+      <w:r>
+        <w:t xml:space="preserve"> klasyfikacja</w:t>
       </w:r>
       <w:r>
         <w:t xml:space="preserve"> i </w:t>
@@ -4682,12 +3410,6 @@
         <w:gridCol w:w="2977"/>
       </w:tblGrid>
       <w:tr>
-        <w:tblPrEx>
-          <w:tblCellMar>
-            <w:top w:w="0" w:type="dxa"/>
-            <w:bottom w:w="0" w:type="dxa"/>
-          </w:tblCellMar>
-        </w:tblPrEx>
         <w:trPr>
           <w:trHeight w:val="227"/>
           <w:tblHeader/>
@@ -4713,6 +3435,7 @@
           <w:p>
             <w:pPr>
               <w:pStyle w:val="Bezodstpw"/>
+              <w:spacing w:line="200" w:lineRule="exact"/>
               <w:rPr>
                 <w:sz w:val="20"/>
               </w:rPr>
@@ -4746,6 +3469,7 @@
           <w:p>
             <w:pPr>
               <w:pStyle w:val="Bezodstpw"/>
+              <w:spacing w:line="200" w:lineRule="exact"/>
               <w:rPr>
                 <w:sz w:val="20"/>
               </w:rPr>
@@ -4779,6 +3503,7 @@
           <w:p>
             <w:pPr>
               <w:pStyle w:val="Bezodstpw"/>
+              <w:spacing w:line="200" w:lineRule="exact"/>
               <w:rPr>
                 <w:sz w:val="20"/>
               </w:rPr>
@@ -4812,6 +3537,7 @@
           <w:p>
             <w:pPr>
               <w:pStyle w:val="Bezodstpw"/>
+              <w:spacing w:line="200" w:lineRule="exact"/>
               <w:rPr>
                 <w:sz w:val="20"/>
               </w:rPr>
@@ -4826,12 +3552,6 @@
         </w:tc>
       </w:tr>
       <w:tr>
-        <w:tblPrEx>
-          <w:tblCellMar>
-            <w:top w:w="0" w:type="dxa"/>
-            <w:bottom w:w="0" w:type="dxa"/>
-          </w:tblCellMar>
-        </w:tblPrEx>
         <w:tc>
           <w:tcPr>
             <w:tcW w:w="2200" w:type="dxa"/>
@@ -4990,12 +3710,6 @@
         </w:tc>
       </w:tr>
       <w:tr>
-        <w:tblPrEx>
-          <w:tblCellMar>
-            <w:top w:w="0" w:type="dxa"/>
-            <w:bottom w:w="0" w:type="dxa"/>
-          </w:tblCellMar>
-        </w:tblPrEx>
         <w:trPr>
           <w:trHeight w:val="283"/>
         </w:trPr>
@@ -5157,12 +3871,6 @@
         </w:tc>
       </w:tr>
       <w:tr>
-        <w:tblPrEx>
-          <w:tblCellMar>
-            <w:top w:w="0" w:type="dxa"/>
-            <w:bottom w:w="0" w:type="dxa"/>
-          </w:tblCellMar>
-        </w:tblPrEx>
         <w:trPr>
           <w:trHeight w:val="283"/>
         </w:trPr>
@@ -5324,12 +4032,6 @@
         </w:tc>
       </w:tr>
       <w:tr>
-        <w:tblPrEx>
-          <w:tblCellMar>
-            <w:top w:w="0" w:type="dxa"/>
-            <w:bottom w:w="0" w:type="dxa"/>
-          </w:tblCellMar>
-        </w:tblPrEx>
         <w:trPr>
           <w:trHeight w:val="283"/>
         </w:trPr>
@@ -5747,12 +4449,6 @@
         <w:gridCol w:w="3969"/>
       </w:tblGrid>
       <w:tr>
-        <w:tblPrEx>
-          <w:tblCellMar>
-            <w:top w:w="0" w:type="dxa"/>
-            <w:bottom w:w="0" w:type="dxa"/>
-          </w:tblCellMar>
-        </w:tblPrEx>
         <w:trPr>
           <w:tblHeader/>
         </w:trPr>
@@ -5898,12 +4594,6 @@
         </w:tc>
       </w:tr>
       <w:tr>
-        <w:tblPrEx>
-          <w:tblCellMar>
-            <w:top w:w="0" w:type="dxa"/>
-            <w:bottom w:w="0" w:type="dxa"/>
-          </w:tblCellMar>
-        </w:tblPrEx>
         <w:trPr>
           <w:trHeight w:val="340"/>
         </w:trPr>
@@ -6113,12 +4803,6 @@
         </w:tc>
       </w:tr>
       <w:tr>
-        <w:tblPrEx>
-          <w:tblCellMar>
-            <w:top w:w="0" w:type="dxa"/>
-            <w:bottom w:w="0" w:type="dxa"/>
-          </w:tblCellMar>
-        </w:tblPrEx>
         <w:trPr>
           <w:trHeight w:val="340"/>
         </w:trPr>
@@ -6319,12 +5003,6 @@
         </w:tc>
       </w:tr>
       <w:tr>
-        <w:tblPrEx>
-          <w:tblCellMar>
-            <w:top w:w="0" w:type="dxa"/>
-            <w:bottom w:w="0" w:type="dxa"/>
-          </w:tblCellMar>
-        </w:tblPrEx>
         <w:trPr>
           <w:trHeight w:val="340"/>
         </w:trPr>
@@ -6525,12 +5203,6 @@
         </w:tc>
       </w:tr>
       <w:tr>
-        <w:tblPrEx>
-          <w:tblCellMar>
-            <w:top w:w="0" w:type="dxa"/>
-            <w:bottom w:w="0" w:type="dxa"/>
-          </w:tblCellMar>
-        </w:tblPrEx>
         <w:trPr>
           <w:trHeight w:val="340"/>
         </w:trPr>
@@ -6731,12 +5403,6 @@
         </w:tc>
       </w:tr>
       <w:tr>
-        <w:tblPrEx>
-          <w:tblCellMar>
-            <w:top w:w="0" w:type="dxa"/>
-            <w:bottom w:w="0" w:type="dxa"/>
-          </w:tblCellMar>
-        </w:tblPrEx>
         <w:trPr>
           <w:trHeight w:val="340"/>
         </w:trPr>
@@ -6937,12 +5603,6 @@
         </w:tc>
       </w:tr>
       <w:tr>
-        <w:tblPrEx>
-          <w:tblCellMar>
-            <w:top w:w="0" w:type="dxa"/>
-            <w:bottom w:w="0" w:type="dxa"/>
-          </w:tblCellMar>
-        </w:tblPrEx>
         <w:trPr>
           <w:trHeight w:val="340"/>
         </w:trPr>
@@ -7143,12 +5803,6 @@
         </w:tc>
       </w:tr>
       <w:tr>
-        <w:tblPrEx>
-          <w:tblCellMar>
-            <w:top w:w="0" w:type="dxa"/>
-            <w:bottom w:w="0" w:type="dxa"/>
-          </w:tblCellMar>
-        </w:tblPrEx>
         <w:trPr>
           <w:trHeight w:val="340"/>
         </w:trPr>
@@ -7362,12 +6016,6 @@
         <w:gridCol w:w="4252"/>
       </w:tblGrid>
       <w:tr>
-        <w:tblPrEx>
-          <w:tblCellMar>
-            <w:top w:w="0" w:type="dxa"/>
-            <w:bottom w:w="0" w:type="dxa"/>
-          </w:tblCellMar>
-        </w:tblPrEx>
         <w:trPr>
           <w:tblHeader/>
         </w:trPr>
@@ -7484,12 +6132,6 @@
         </w:tc>
       </w:tr>
       <w:tr>
-        <w:tblPrEx>
-          <w:tblCellMar>
-            <w:top w:w="0" w:type="dxa"/>
-            <w:bottom w:w="0" w:type="dxa"/>
-          </w:tblCellMar>
-        </w:tblPrEx>
         <w:trPr>
           <w:trHeight w:val="340"/>
         </w:trPr>
@@ -7686,12 +6328,6 @@
         </w:tc>
       </w:tr>
       <w:tr>
-        <w:tblPrEx>
-          <w:tblCellMar>
-            <w:top w:w="0" w:type="dxa"/>
-            <w:bottom w:w="0" w:type="dxa"/>
-          </w:tblCellMar>
-        </w:tblPrEx>
         <w:trPr>
           <w:trHeight w:val="340"/>
         </w:trPr>
@@ -7864,12 +6500,6 @@
         </w:tc>
       </w:tr>
       <w:tr>
-        <w:tblPrEx>
-          <w:tblCellMar>
-            <w:top w:w="0" w:type="dxa"/>
-            <w:bottom w:w="0" w:type="dxa"/>
-          </w:tblCellMar>
-        </w:tblPrEx>
         <w:trPr>
           <w:trHeight w:val="340"/>
         </w:trPr>
@@ -7986,12 +6616,6 @@
         </w:tc>
       </w:tr>
       <w:tr>
-        <w:tblPrEx>
-          <w:tblCellMar>
-            <w:top w:w="0" w:type="dxa"/>
-            <w:bottom w:w="0" w:type="dxa"/>
-          </w:tblCellMar>
-        </w:tblPrEx>
         <w:trPr>
           <w:trHeight w:val="340"/>
         </w:trPr>
@@ -8140,12 +6764,6 @@
         </w:tc>
       </w:tr>
       <w:tr>
-        <w:tblPrEx>
-          <w:tblCellMar>
-            <w:top w:w="0" w:type="dxa"/>
-            <w:bottom w:w="0" w:type="dxa"/>
-          </w:tblCellMar>
-        </w:tblPrEx>
         <w:trPr>
           <w:trHeight w:val="340"/>
         </w:trPr>
@@ -8281,12 +6899,6 @@
         </w:tc>
       </w:tr>
       <w:tr>
-        <w:tblPrEx>
-          <w:tblCellMar>
-            <w:top w:w="0" w:type="dxa"/>
-            <w:bottom w:w="0" w:type="dxa"/>
-          </w:tblCellMar>
-        </w:tblPrEx>
         <w:trPr>
           <w:trHeight w:val="340"/>
         </w:trPr>
@@ -8406,12 +7018,6 @@
         </w:tc>
       </w:tr>
       <w:tr>
-        <w:tblPrEx>
-          <w:tblCellMar>
-            <w:top w:w="0" w:type="dxa"/>
-            <w:bottom w:w="0" w:type="dxa"/>
-          </w:tblCellMar>
-        </w:tblPrEx>
         <w:trPr>
           <w:trHeight w:val="340"/>
         </w:trPr>
@@ -8867,12 +7473,6 @@
         <w:gridCol w:w="2693"/>
       </w:tblGrid>
       <w:tr>
-        <w:tblPrEx>
-          <w:tblCellMar>
-            <w:top w:w="0" w:type="dxa"/>
-            <w:bottom w:w="0" w:type="dxa"/>
-          </w:tblCellMar>
-        </w:tblPrEx>
         <w:trPr>
           <w:tblHeader/>
         </w:trPr>
@@ -9010,12 +7610,6 @@
         </w:tc>
       </w:tr>
       <w:tr>
-        <w:tblPrEx>
-          <w:tblCellMar>
-            <w:top w:w="0" w:type="dxa"/>
-            <w:bottom w:w="0" w:type="dxa"/>
-          </w:tblCellMar>
-        </w:tblPrEx>
         <w:tc>
           <w:tcPr>
             <w:tcW w:w="1552" w:type="dxa"/>
@@ -9212,12 +7806,6 @@
         </w:tc>
       </w:tr>
       <w:tr>
-        <w:tblPrEx>
-          <w:tblCellMar>
-            <w:top w:w="0" w:type="dxa"/>
-            <w:bottom w:w="0" w:type="dxa"/>
-          </w:tblCellMar>
-        </w:tblPrEx>
         <w:tc>
           <w:tcPr>
             <w:tcW w:w="1552" w:type="dxa"/>
@@ -9414,12 +8002,6 @@
         </w:tc>
       </w:tr>
       <w:tr>
-        <w:tblPrEx>
-          <w:tblCellMar>
-            <w:top w:w="0" w:type="dxa"/>
-            <w:bottom w:w="0" w:type="dxa"/>
-          </w:tblCellMar>
-        </w:tblPrEx>
         <w:tc>
           <w:tcPr>
             <w:tcW w:w="1552" w:type="dxa"/>
@@ -9580,12 +8162,6 @@
         </w:tc>
       </w:tr>
       <w:tr>
-        <w:tblPrEx>
-          <w:tblCellMar>
-            <w:top w:w="0" w:type="dxa"/>
-            <w:bottom w:w="0" w:type="dxa"/>
-          </w:tblCellMar>
-        </w:tblPrEx>
         <w:tc>
           <w:tcPr>
             <w:tcW w:w="1552" w:type="dxa"/>
@@ -9727,12 +8303,6 @@
         </w:tc>
       </w:tr>
       <w:tr>
-        <w:tblPrEx>
-          <w:tblCellMar>
-            <w:top w:w="0" w:type="dxa"/>
-            <w:bottom w:w="0" w:type="dxa"/>
-          </w:tblCellMar>
-        </w:tblPrEx>
         <w:tc>
           <w:tcPr>
             <w:tcW w:w="1552" w:type="dxa"/>
@@ -10032,12 +8602,6 @@
         <w:gridCol w:w="9771"/>
       </w:tblGrid>
       <w:tr>
-        <w:tblPrEx>
-          <w:tblCellMar>
-            <w:top w:w="0" w:type="dxa"/>
-            <w:bottom w:w="0" w:type="dxa"/>
-          </w:tblCellMar>
-        </w:tblPrEx>
         <w:tc>
           <w:tcPr>
             <w:tcW w:w="9771" w:type="dxa"/>
@@ -10128,12 +8692,6 @@
         </w:tc>
       </w:tr>
       <w:tr>
-        <w:tblPrEx>
-          <w:tblCellMar>
-            <w:top w:w="0" w:type="dxa"/>
-            <w:bottom w:w="0" w:type="dxa"/>
-          </w:tblCellMar>
-        </w:tblPrEx>
         <w:tc>
           <w:tcPr>
             <w:tcW w:w="9771" w:type="dxa"/>
@@ -10188,24 +8746,48 @@
               <w:t>Informacje podstawowe</w:t>
             </w:r>
             <w:r>
-              <w:t>: Wiek 34 lata, menedżerka średniego szczebla</w:t>
-            </w:r>
-            <w:r>
+              <w:t xml:space="preserve">: </w:t>
+            </w:r>
+            <w:r>
+              <w:rPr>
+                <w:spacing w:val="-6"/>
+              </w:rPr>
+              <w:t>Wiek 34 lata, menedżerka średniego szczebla</w:t>
+            </w:r>
+            <w:r>
+              <w:rPr>
+                <w:spacing w:val="-6"/>
+              </w:rPr>
               <w:t xml:space="preserve"> w </w:t>
             </w:r>
             <w:r>
+              <w:rPr>
+                <w:spacing w:val="-6"/>
+              </w:rPr>
               <w:t>korporacji, zamężna, matka 6-letniego dziecka, wykształcenie wyższe (ekonomia). Mieszka</w:t>
             </w:r>
             <w:r>
+              <w:rPr>
+                <w:spacing w:val="-6"/>
+              </w:rPr>
               <w:t xml:space="preserve"> z </w:t>
             </w:r>
             <w:r>
+              <w:rPr>
+                <w:spacing w:val="-6"/>
+              </w:rPr>
               <w:t>mężem</w:t>
             </w:r>
             <w:r>
+              <w:rPr>
+                <w:spacing w:val="-6"/>
+              </w:rPr>
               <w:t xml:space="preserve"> i </w:t>
             </w:r>
             <w:r>
+              <w:rPr>
+                <w:spacing w:val="-6"/>
+              </w:rPr>
               <w:t>dzieckiem; teściowa pomaga przy dziecku.</w:t>
             </w:r>
           </w:p>
@@ -10230,6 +8812,9 @@
             </w:r>
           </w:p>
           <w:p>
+            <w:pPr>
+              <w:spacing w:after="0"/>
+            </w:pPr>
             <w:r>
               <w:t xml:space="preserve">- </w:t>
             </w:r>
@@ -10252,10 +8837,16 @@
               <w:t xml:space="preserve"> o </w:t>
             </w:r>
             <w:r>
-              <w:t>błędach, które pewnie popełniłam.’</w:t>
-            </w:r>
-          </w:p>
-          <w:p>
+              <w:t>bł</w:t>
+            </w:r>
+            <w:r>
+              <w:t>ędach, które pewnie popełniłam.”</w:t>
+            </w:r>
+          </w:p>
+          <w:p>
+            <w:pPr>
+              <w:spacing w:after="0"/>
+            </w:pPr>
             <w:r>
               <w:t xml:space="preserve">- </w:t>
             </w:r>
@@ -10266,7 +8857,10 @@
               <w:t xml:space="preserve"> że </w:t>
             </w:r>
             <w:r>
-              <w:t>mnie zwolnią, chociaż nikt tego nie powiedział.’</w:t>
+              <w:t>mnie zwolnią, ch</w:t>
+            </w:r>
+            <w:r>
+              <w:t>ociaż nikt tego nie powiedział.”</w:t>
             </w:r>
           </w:p>
           <w:p>
@@ -10292,7 +8886,10 @@
               <w:t xml:space="preserve"> i </w:t>
             </w:r>
             <w:r>
-              <w:t>nie możesz przestać.’ (cytat</w:t>
+              <w:t>nie możesz przestać.”</w:t>
+            </w:r>
+            <w:r>
+              <w:t xml:space="preserve"> (cytat</w:t>
             </w:r>
             <w:r>
               <w:t xml:space="preserve"> od </w:t>
@@ -10350,13 +8947,22 @@
               <w:t>Wywiad medyczny</w:t>
             </w:r>
             <w:r>
-              <w:t>: Brak chorob przewlekłych. Nie przyjmuje stałych leków. Epizod depresyjny</w:t>
+              <w:t xml:space="preserve">: Brak </w:t>
+            </w:r>
+            <w:r>
+              <w:t>chorób</w:t>
+            </w:r>
+            <w:r>
+              <w:t xml:space="preserve"> przewlekłych. Nie przyjmuje stałych leków. Epizod depresyjny</w:t>
             </w:r>
             <w:r>
               <w:t xml:space="preserve"> w </w:t>
             </w:r>
             <w:r>
-              <w:t>wieku 24 lat, leczony psychoterapeutycznie przez rok. Mama lečyła</w:t>
+              <w:t xml:space="preserve">wieku 24 lat, leczony psychoterapeutycznie przez rok. Mama </w:t>
+            </w:r>
+            <w:r>
+              <w:t>leczyła</w:t>
             </w:r>
             <w:r>
               <w:t xml:space="preserve"> na </w:t>
@@ -10373,7 +8979,13 @@
               <w:t>Inne informacje</w:t>
             </w:r>
             <w:r>
-              <w:t>: Pije kawe (5-6 dziennie), spożywa alkohol „okazjonalnie, 2-3 kieliszki wina</w:t>
+              <w:t xml:space="preserve">: Pije </w:t>
+            </w:r>
+            <w:r>
+              <w:t>kawę</w:t>
+            </w:r>
+            <w:r>
+              <w:t xml:space="preserve"> (5-6 dziennie), spożywa alkohol „okazjonalnie, 2-3 kieliszki wina</w:t>
             </w:r>
             <w:r>
               <w:t xml:space="preserve"> w </w:t>
@@ -10405,6 +9017,8 @@
             <w:r>
               <w:t>hobby.</w:t>
             </w:r>
+            <w:bookmarkStart w:id="0" w:name="_GoBack"/>
+            <w:bookmarkEnd w:id="0"/>
           </w:p>
         </w:tc>
       </w:tr>
@@ -10438,12 +9052,6 @@
         <w:gridCol w:w="9771"/>
       </w:tblGrid>
       <w:tr>
-        <w:tblPrEx>
-          <w:tblCellMar>
-            <w:top w:w="0" w:type="dxa"/>
-            <w:bottom w:w="0" w:type="dxa"/>
-          </w:tblCellMar>
-        </w:tblPrEx>
         <w:tc>
           <w:tcPr>
             <w:tcW w:w="9771" w:type="dxa"/>
@@ -10544,12 +9152,6 @@
         </w:tc>
       </w:tr>
       <w:tr>
-        <w:tblPrEx>
-          <w:tblCellMar>
-            <w:top w:w="0" w:type="dxa"/>
-            <w:bottom w:w="0" w:type="dxa"/>
-          </w:tblCellMar>
-        </w:tblPrEx>
         <w:tc>
           <w:tcPr>
             <w:tcW w:w="9771" w:type="dxa"/>
@@ -10674,6 +9276,10 @@
           <w:p>
             <w:pPr>
               <w:spacing w:before="45" w:after="50"/>
+              <w:rPr>
+                <w:sz w:val="12"/>
+                <w:szCs w:val="12"/>
+              </w:rPr>
             </w:pPr>
           </w:p>
           <w:p>
@@ -10713,6 +9319,10 @@
           <w:p>
             <w:pPr>
               <w:spacing w:before="45" w:after="50"/>
+              <w:rPr>
+                <w:sz w:val="12"/>
+                <w:szCs w:val="12"/>
+              </w:rPr>
             </w:pPr>
           </w:p>
           <w:p>
@@ -10851,6 +9461,10 @@
           <w:p>
             <w:pPr>
               <w:spacing w:before="45" w:after="50"/>
+              <w:rPr>
+                <w:sz w:val="12"/>
+                <w:szCs w:val="12"/>
+              </w:rPr>
             </w:pPr>
           </w:p>
           <w:p>
@@ -10932,6 +9546,10 @@
           <w:p>
             <w:pPr>
               <w:spacing w:before="45" w:after="50"/>
+              <w:rPr>
+                <w:sz w:val="12"/>
+                <w:szCs w:val="12"/>
+              </w:rPr>
             </w:pPr>
           </w:p>
           <w:p>
@@ -10951,7 +9569,35 @@
                 <w:rFonts w:ascii="Cambria" w:hAnsi="Cambria"/>
                 <w:color w:val="1C1C2E"/>
               </w:rPr>
-              <w:t>: Ciśnienie krwi 155/95 (nie leczony). Dwa lata temu opórkowe zapalenie trzustki - lekarz zalecił abstynencję. Nie stosuje się</w:t>
+              <w:t xml:space="preserve">: Ciśnienie krwi 155/95 (nie leczony). Dwa lata temu </w:t>
+            </w:r>
+            <w:r>
+              <w:rPr>
+                <w:rFonts w:ascii="Cambria" w:hAnsi="Cambria"/>
+                <w:color w:val="1C1C2E"/>
+              </w:rPr>
+              <w:t>ostre</w:t>
+            </w:r>
+            <w:r>
+              <w:rPr>
+                <w:rFonts w:ascii="Cambria" w:hAnsi="Cambria"/>
+                <w:color w:val="1C1C2E"/>
+              </w:rPr>
+              <w:t xml:space="preserve"> zapalenie trzustki</w:t>
+            </w:r>
+            <w:r>
+              <w:rPr>
+                <w:rFonts w:ascii="Cambria" w:hAnsi="Cambria"/>
+                <w:color w:val="1C1C2E"/>
+              </w:rPr>
+              <w:t>. L</w:t>
+            </w:r>
+            <w:r>
+              <w:rPr>
+                <w:rFonts w:ascii="Cambria" w:hAnsi="Cambria"/>
+                <w:color w:val="1C1C2E"/>
+              </w:rPr>
+              <w:t>ekarz zalecił abstynencję. Nie stosuje się</w:t>
             </w:r>
             <w:r>
               <w:rPr>
@@ -10971,6 +9617,10 @@
           <w:p>
             <w:pPr>
               <w:spacing w:before="45" w:after="50"/>
+              <w:rPr>
+                <w:sz w:val="12"/>
+                <w:szCs w:val="12"/>
+              </w:rPr>
             </w:pPr>
           </w:p>
           <w:p>
@@ -11095,12 +9745,6 @@
         <w:gridCol w:w="9771"/>
       </w:tblGrid>
       <w:tr>
-        <w:tblPrEx>
-          <w:tblCellMar>
-            <w:top w:w="0" w:type="dxa"/>
-            <w:bottom w:w="0" w:type="dxa"/>
-          </w:tblCellMar>
-        </w:tblPrEx>
         <w:tc>
           <w:tcPr>
             <w:tcW w:w="9771" w:type="dxa"/>
@@ -11187,12 +9831,6 @@
         </w:tc>
       </w:tr>
       <w:tr>
-        <w:tblPrEx>
-          <w:tblCellMar>
-            <w:top w:w="0" w:type="dxa"/>
-            <w:bottom w:w="0" w:type="dxa"/>
-          </w:tblCellMar>
-        </w:tblPrEx>
         <w:tc>
           <w:tcPr>
             <w:tcW w:w="9771" w:type="dxa"/>
@@ -11331,6 +9969,10 @@
           <w:p>
             <w:pPr>
               <w:spacing w:before="45" w:after="50"/>
+              <w:rPr>
+                <w:sz w:val="12"/>
+                <w:szCs w:val="12"/>
+              </w:rPr>
             </w:pPr>
           </w:p>
           <w:p>
@@ -11348,6 +9990,10 @@
           <w:p>
             <w:pPr>
               <w:spacing w:before="45" w:after="50"/>
+              <w:rPr>
+                <w:sz w:val="12"/>
+                <w:szCs w:val="12"/>
+              </w:rPr>
             </w:pPr>
           </w:p>
           <w:p>
@@ -12153,12 +10799,6 @@
         <w:gridCol w:w="9768"/>
       </w:tblGrid>
       <w:tr>
-        <w:tblPrEx>
-          <w:tblCellMar>
-            <w:top w:w="0" w:type="dxa"/>
-            <w:bottom w:w="0" w:type="dxa"/>
-          </w:tblCellMar>
-        </w:tblPrEx>
         <w:tc>
           <w:tcPr>
             <w:tcW w:w="9768" w:type="dxa"/>
@@ -12187,12 +10827,6 @@
         </w:tc>
       </w:tr>
       <w:tr>
-        <w:tblPrEx>
-          <w:tblCellMar>
-            <w:top w:w="0" w:type="dxa"/>
-            <w:bottom w:w="0" w:type="dxa"/>
-          </w:tblCellMar>
-        </w:tblPrEx>
         <w:tc>
           <w:tcPr>
             <w:tcW w:w="9768" w:type="dxa"/>
@@ -12248,10 +10882,13 @@
               <w:t>W ćwiczeniu 1 student odgrywający pacjenta otrzymuje oddzielnie kartę roli (od prowadzącego) określającą dodatkowe szczegóły zachowania. Karta ro</w:t>
             </w:r>
             <w:r>
-              <w:t>li nie jest ujawniana diagnoście</w:t>
-            </w:r>
-            <w:r>
-              <w:t>i ani obserwatorowi przed ćwiczeniem.</w:t>
+              <w:t xml:space="preserve">li nie jest ujawniana </w:t>
+            </w:r>
+            <w:r>
+              <w:t>diagnoście,</w:t>
+            </w:r>
+            <w:r>
+              <w:t xml:space="preserve"> ani obserwatorowi przed ćwiczeniem.</w:t>
             </w:r>
             <w:r>
               <w:t xml:space="preserve"> </w:t>
@@ -12365,12 +11002,6 @@
         <w:gridCol w:w="9768"/>
       </w:tblGrid>
       <w:tr>
-        <w:tblPrEx>
-          <w:tblCellMar>
-            <w:top w:w="0" w:type="dxa"/>
-            <w:bottom w:w="0" w:type="dxa"/>
-          </w:tblCellMar>
-        </w:tblPrEx>
         <w:tc>
           <w:tcPr>
             <w:tcW w:w="9768" w:type="dxa"/>
@@ -12391,6 +11022,7 @@
           <w:p>
             <w:pPr>
               <w:pStyle w:val="Bezodstpw"/>
+              <w:spacing w:line="200" w:lineRule="exact"/>
             </w:pPr>
             <w:r>
               <w:t>Cel ćwiczenia 1</w:t>
@@ -12399,12 +11031,6 @@
         </w:tc>
       </w:tr>
       <w:tr>
-        <w:tblPrEx>
-          <w:tblCellMar>
-            <w:top w:w="0" w:type="dxa"/>
-            <w:bottom w:w="0" w:type="dxa"/>
-          </w:tblCellMar>
-        </w:tblPrEx>
         <w:tc>
           <w:tcPr>
             <w:tcW w:w="9768" w:type="dxa"/>
@@ -12425,6 +11051,8 @@
           <w:p>
             <w:pPr>
               <w:pStyle w:val="Bezodstpw"/>
+              <w:spacing w:line="276" w:lineRule="auto"/>
+              <w:jc w:val="both"/>
               <w:rPr>
                 <w:sz w:val="22"/>
               </w:rPr>
@@ -12553,12 +11181,6 @@
         <w:gridCol w:w="9374"/>
       </w:tblGrid>
       <w:tr>
-        <w:tblPrEx>
-          <w:tblCellMar>
-            <w:top w:w="0" w:type="dxa"/>
-            <w:bottom w:w="0" w:type="dxa"/>
-          </w:tblCellMar>
-        </w:tblPrEx>
         <w:tc>
           <w:tcPr>
             <w:tcW w:w="397" w:type="dxa"/>
@@ -13004,12 +11626,6 @@
         <w:gridCol w:w="9374"/>
       </w:tblGrid>
       <w:tr>
-        <w:tblPrEx>
-          <w:tblCellMar>
-            <w:top w:w="0" w:type="dxa"/>
-            <w:bottom w:w="0" w:type="dxa"/>
-          </w:tblCellMar>
-        </w:tblPrEx>
         <w:tc>
           <w:tcPr>
             <w:tcW w:w="397" w:type="dxa"/>
@@ -13370,12 +11986,6 @@
         <w:gridCol w:w="9374"/>
       </w:tblGrid>
       <w:tr>
-        <w:tblPrEx>
-          <w:tblCellMar>
-            <w:top w:w="0" w:type="dxa"/>
-            <w:bottom w:w="0" w:type="dxa"/>
-          </w:tblCellMar>
-        </w:tblPrEx>
         <w:tc>
           <w:tcPr>
             <w:tcW w:w="397" w:type="dxa"/>
@@ -13721,12 +12331,6 @@
         <w:gridCol w:w="9374"/>
       </w:tblGrid>
       <w:tr>
-        <w:tblPrEx>
-          <w:tblCellMar>
-            <w:top w:w="0" w:type="dxa"/>
-            <w:bottom w:w="0" w:type="dxa"/>
-          </w:tblCellMar>
-        </w:tblPrEx>
         <w:tc>
           <w:tcPr>
             <w:tcW w:w="397" w:type="dxa"/>
@@ -13951,12 +12555,6 @@
         <w:gridCol w:w="9768"/>
       </w:tblGrid>
       <w:tr>
-        <w:tblPrEx>
-          <w:tblCellMar>
-            <w:top w:w="0" w:type="dxa"/>
-            <w:bottom w:w="0" w:type="dxa"/>
-          </w:tblCellMar>
-        </w:tblPrEx>
         <w:trPr>
           <w:trHeight w:val="113"/>
         </w:trPr>
@@ -14007,12 +12605,6 @@
         </w:tc>
       </w:tr>
       <w:tr>
-        <w:tblPrEx>
-          <w:tblCellMar>
-            <w:top w:w="0" w:type="dxa"/>
-            <w:bottom w:w="0" w:type="dxa"/>
-          </w:tblCellMar>
-        </w:tblPrEx>
         <w:tc>
           <w:tcPr>
             <w:tcW w:w="9768" w:type="dxa"/>
@@ -14314,12 +12906,6 @@
         <w:gridCol w:w="9374"/>
       </w:tblGrid>
       <w:tr>
-        <w:tblPrEx>
-          <w:tblCellMar>
-            <w:top w:w="0" w:type="dxa"/>
-            <w:bottom w:w="0" w:type="dxa"/>
-          </w:tblCellMar>
-        </w:tblPrEx>
         <w:tc>
           <w:tcPr>
             <w:tcW w:w="397" w:type="dxa"/>
@@ -14531,12 +13117,6 @@
         <w:gridCol w:w="9354"/>
       </w:tblGrid>
       <w:tr>
-        <w:tblPrEx>
-          <w:tblCellMar>
-            <w:top w:w="0" w:type="dxa"/>
-            <w:bottom w:w="0" w:type="dxa"/>
-          </w:tblCellMar>
-        </w:tblPrEx>
         <w:tc>
           <w:tcPr>
             <w:tcW w:w="397" w:type="dxa"/>
@@ -14782,12 +13362,6 @@
         <w:gridCol w:w="9374"/>
       </w:tblGrid>
       <w:tr>
-        <w:tblPrEx>
-          <w:tblCellMar>
-            <w:top w:w="0" w:type="dxa"/>
-            <w:bottom w:w="0" w:type="dxa"/>
-          </w:tblCellMar>
-        </w:tblPrEx>
         <w:tc>
           <w:tcPr>
             <w:tcW w:w="397" w:type="dxa"/>
@@ -14875,8 +13449,6 @@
               </w:rPr>
               <w:t>transkrypcie</w:t>
             </w:r>
-            <w:bookmarkStart w:id="0" w:name="_GoBack"/>
-            <w:bookmarkEnd w:id="0"/>
           </w:p>
           <w:p>
             <w:pPr>
@@ -15073,705 +13645,6 @@
                 <w:szCs w:val="21"/>
               </w:rPr>
               <w:t>sekcji 5.2.</w:t>
-            </w:r>
-          </w:p>
-        </w:tc>
-      </w:tr>
-    </w:tbl>
-    <w:p>
-      <w:pPr>
-        <w:rPr>
-          <w:sz w:val="2"/>
-          <w:szCs w:val="2"/>
-        </w:rPr>
-      </w:pPr>
-    </w:p>
-    <w:tbl>
-      <w:tblPr>
-        <w:tblW w:w="9771" w:type="dxa"/>
-        <w:tblBorders>
-          <w:top w:val="single" w:sz="4" w:space="0" w:color="auto"/>
-          <w:left w:val="single" w:sz="4" w:space="0" w:color="auto"/>
-          <w:bottom w:val="single" w:sz="4" w:space="0" w:color="auto"/>
-          <w:right w:val="single" w:sz="4" w:space="0" w:color="auto"/>
-          <w:insideH w:val="single" w:sz="4" w:space="0" w:color="auto"/>
-          <w:insideV w:val="single" w:sz="4" w:space="0" w:color="auto"/>
-        </w:tblBorders>
-        <w:tblCellMar>
-          <w:left w:w="10" w:type="dxa"/>
-          <w:right w:w="10" w:type="dxa"/>
-        </w:tblCellMar>
-        <w:tblLook w:val="04A0" w:firstRow="1" w:lastRow="0" w:firstColumn="1" w:lastColumn="0" w:noHBand="0" w:noVBand="1"/>
-      </w:tblPr>
-      <w:tblGrid>
-        <w:gridCol w:w="397"/>
-        <w:gridCol w:w="9374"/>
-      </w:tblGrid>
-      <w:tr>
-        <w:tblPrEx>
-          <w:tblCellMar>
-            <w:top w:w="0" w:type="dxa"/>
-            <w:bottom w:w="0" w:type="dxa"/>
-          </w:tblCellMar>
-        </w:tblPrEx>
-        <w:tc>
-          <w:tcPr>
-            <w:tcW w:w="397" w:type="dxa"/>
-            <w:tcBorders>
-              <w:top w:val="single" w:sz="8" w:space="0" w:color="B8860B"/>
-              <w:left w:val="single" w:sz="8" w:space="0" w:color="B8860B"/>
-              <w:bottom w:val="single" w:sz="8" w:space="0" w:color="B8860B"/>
-              <w:right w:val="nil"/>
-            </w:tcBorders>
-            <w:shd w:val="clear" w:color="auto" w:fill="B8860B"/>
-            <w:tcMar>
-              <w:top w:w="100" w:type="dxa"/>
-              <w:left w:w="80" w:type="dxa"/>
-              <w:bottom w:w="100" w:type="dxa"/>
-              <w:right w:w="80" w:type="dxa"/>
-            </w:tcMar>
-            <w:vAlign w:val="center"/>
-          </w:tcPr>
-          <w:p>
-            <w:pPr>
-              <w:spacing w:after="0"/>
-              <w:jc w:val="center"/>
-              <w:rPr>
-                <w:sz w:val="32"/>
-              </w:rPr>
-            </w:pPr>
-            <w:r>
-              <w:rPr>
-                <w:rFonts w:ascii="Calibri" w:eastAsia="Calibri" w:hAnsi="Calibri" w:cs="Calibri"/>
-                <w:b/>
-                <w:bCs/>
-                <w:color w:val="FFFFFF"/>
-                <w:sz w:val="32"/>
-                <w:szCs w:val="34"/>
-              </w:rPr>
-              <w:t>4</w:t>
-            </w:r>
-          </w:p>
-        </w:tc>
-        <w:tc>
-          <w:tcPr>
-            <w:tcW w:w="9374" w:type="dxa"/>
-            <w:tcBorders>
-              <w:top w:val="single" w:sz="8" w:space="0" w:color="B8860B"/>
-              <w:left w:val="nil"/>
-              <w:bottom w:val="single" w:sz="8" w:space="0" w:color="B8860B"/>
-              <w:right w:val="single" w:sz="8" w:space="0" w:color="B8860B"/>
-            </w:tcBorders>
-            <w:shd w:val="clear" w:color="auto" w:fill="FFF9EC"/>
-            <w:tcMar>
-              <w:top w:w="90" w:type="dxa"/>
-              <w:left w:w="180" w:type="dxa"/>
-              <w:bottom w:w="90" w:type="dxa"/>
-              <w:right w:w="160" w:type="dxa"/>
-            </w:tcMar>
-          </w:tcPr>
-          <w:p>
-            <w:pPr>
-              <w:spacing w:after="0" w:line="240" w:lineRule="auto"/>
-            </w:pPr>
-            <w:r>
-              <w:rPr>
-                <w:rFonts w:ascii="Calibri" w:eastAsia="Calibri" w:hAnsi="Calibri" w:cs="Calibri"/>
-                <w:b/>
-                <w:bCs/>
-                <w:color w:val="B8860B"/>
-              </w:rPr>
-              <w:t>Identyfikacja obszarów wymagających dalszej eksploracji</w:t>
-            </w:r>
-          </w:p>
-          <w:p>
-            <w:pPr>
-              <w:spacing w:after="0"/>
-              <w:rPr>
-                <w:rFonts w:cstheme="minorHAnsi"/>
-              </w:rPr>
-            </w:pPr>
-            <w:r>
-              <w:rPr>
-                <w:rFonts w:cstheme="minorHAnsi"/>
-                <w:color w:val="1C1C2E"/>
-                <w:sz w:val="21"/>
-                <w:szCs w:val="21"/>
-              </w:rPr>
-              <w:t>Na podstawie obserwacji: które wymiary BASIC</w:t>
-            </w:r>
-            <w:r>
-              <w:rPr>
-                <w:rFonts w:cstheme="minorHAnsi"/>
-                <w:color w:val="1C1C2E"/>
-                <w:sz w:val="21"/>
-                <w:szCs w:val="21"/>
-              </w:rPr>
-              <w:t xml:space="preserve"> ID </w:t>
-            </w:r>
-            <w:r>
-              <w:rPr>
-                <w:rFonts w:cstheme="minorHAnsi"/>
-                <w:color w:val="1C1C2E"/>
-                <w:sz w:val="21"/>
-                <w:szCs w:val="21"/>
-              </w:rPr>
-              <w:t>są najsilniej reprezentowane</w:t>
-            </w:r>
-            <w:r>
-              <w:rPr>
-                <w:rFonts w:cstheme="minorHAnsi"/>
-                <w:color w:val="1C1C2E"/>
-                <w:sz w:val="21"/>
-                <w:szCs w:val="21"/>
-              </w:rPr>
-              <w:t xml:space="preserve"> w </w:t>
-            </w:r>
-            <w:r>
-              <w:rPr>
-                <w:rFonts w:cstheme="minorHAnsi"/>
-                <w:color w:val="1C1C2E"/>
-                <w:sz w:val="21"/>
-                <w:szCs w:val="21"/>
-              </w:rPr>
-              <w:t>zachowaniu Krzysztofa? Które wymagają dalszego zbadania?</w:t>
-            </w:r>
-            <w:r>
-              <w:rPr>
-                <w:rFonts w:cstheme="minorHAnsi"/>
-                <w:color w:val="1C1C2E"/>
-                <w:sz w:val="21"/>
-                <w:szCs w:val="21"/>
-              </w:rPr>
-              <w:t xml:space="preserve"> </w:t>
-            </w:r>
-            <w:r>
-              <w:rPr>
-                <w:rFonts w:cstheme="minorHAnsi"/>
-                <w:color w:val="1C1C2E"/>
-                <w:sz w:val="21"/>
-                <w:szCs w:val="21"/>
-              </w:rPr>
-              <w:t>Jakie pytania diagnostyczne zadałbyś</w:t>
-            </w:r>
-            <w:r>
-              <w:rPr>
-                <w:rFonts w:cstheme="minorHAnsi"/>
-                <w:color w:val="1C1C2E"/>
-                <w:sz w:val="21"/>
-                <w:szCs w:val="21"/>
-              </w:rPr>
-              <w:t xml:space="preserve"> na </w:t>
-            </w:r>
-            <w:r>
-              <w:rPr>
-                <w:rFonts w:cstheme="minorHAnsi"/>
-                <w:color w:val="1C1C2E"/>
-                <w:sz w:val="21"/>
-                <w:szCs w:val="21"/>
-              </w:rPr>
-              <w:t>następnym spotkaniu? Sformułuj przynajmniej trzy konkretne pytania otwarte.</w:t>
-            </w:r>
-            <w:r>
-              <w:rPr>
-                <w:rFonts w:cstheme="minorHAnsi"/>
-                <w:color w:val="1C1C2E"/>
-                <w:sz w:val="21"/>
-                <w:szCs w:val="21"/>
-              </w:rPr>
-              <w:t xml:space="preserve"> </w:t>
-            </w:r>
-            <w:r>
-              <w:rPr>
-                <w:rFonts w:cstheme="minorHAnsi"/>
-                <w:color w:val="1C1C2E"/>
-                <w:sz w:val="21"/>
-                <w:szCs w:val="21"/>
-              </w:rPr>
-              <w:t>Wpisz</w:t>
-            </w:r>
-            <w:r>
-              <w:rPr>
-                <w:rFonts w:cstheme="minorHAnsi"/>
-                <w:color w:val="1C1C2E"/>
-                <w:sz w:val="21"/>
-                <w:szCs w:val="21"/>
-              </w:rPr>
-              <w:t xml:space="preserve"> do </w:t>
-            </w:r>
-            <w:r>
-              <w:rPr>
-                <w:rFonts w:cstheme="minorHAnsi"/>
-                <w:color w:val="1C1C2E"/>
-                <w:sz w:val="21"/>
-                <w:szCs w:val="21"/>
-              </w:rPr>
-              <w:t>sekcji 5.2.</w:t>
-            </w:r>
-          </w:p>
-        </w:tc>
-      </w:tr>
-    </w:tbl>
-    <w:p>
-      <w:pPr>
-        <w:pStyle w:val="Nagwek2"/>
-        <w:spacing w:before="120"/>
-      </w:pPr>
-      <w:r>
-        <w:t>Ćwiczenie 3: Formułowanie hipotez diagnostyczny</w:t>
-      </w:r>
-      <w:r>
-        <w:t>ch</w:t>
-      </w:r>
-      <w:r>
-        <w:t xml:space="preserve"> i </w:t>
-      </w:r>
-      <w:r>
-        <w:t>plan dalszego postępowania</w:t>
-      </w:r>
-    </w:p>
-    <w:p>
-      <w:pPr>
-        <w:spacing w:after="110"/>
-      </w:pPr>
-      <w:r>
-        <w:rPr>
-          <w:rFonts w:ascii="Cambria" w:hAnsi="Cambria"/>
-          <w:color w:val="1C1C2E"/>
-        </w:rPr>
-        <w:t>W tym ćwiczeniu</w:t>
-      </w:r>
-      <w:r>
-        <w:rPr>
-          <w:rFonts w:ascii="Cambria" w:hAnsi="Cambria"/>
-          <w:color w:val="1C1C2E"/>
-        </w:rPr>
-        <w:t xml:space="preserve"> </w:t>
-      </w:r>
-      <w:r>
-        <w:rPr>
-          <w:rFonts w:ascii="Cambria" w:hAnsi="Cambria"/>
-          <w:b/>
-          <w:color w:val="1C1C2E"/>
-        </w:rPr>
-        <w:t>indywidualnie</w:t>
-      </w:r>
-      <w:r>
-        <w:rPr>
-          <w:rFonts w:ascii="Cambria" w:hAnsi="Cambria"/>
-          <w:color w:val="1C1C2E"/>
-        </w:rPr>
-        <w:t xml:space="preserve"> integrujesz wiedzę</w:t>
-      </w:r>
-      <w:r>
-        <w:rPr>
-          <w:rFonts w:ascii="Cambria" w:hAnsi="Cambria"/>
-          <w:color w:val="1C1C2E"/>
-        </w:rPr>
-        <w:t xml:space="preserve"> z </w:t>
-      </w:r>
-      <w:r>
-        <w:rPr>
-          <w:rFonts w:ascii="Cambria" w:hAnsi="Cambria"/>
-          <w:color w:val="1C1C2E"/>
-        </w:rPr>
-        <w:t>ćwiczenia 1 (lub 2)</w:t>
-      </w:r>
-      <w:r>
-        <w:rPr>
-          <w:rFonts w:ascii="Cambria" w:hAnsi="Cambria"/>
-          <w:color w:val="1C1C2E"/>
-        </w:rPr>
-        <w:t xml:space="preserve"> i </w:t>
-      </w:r>
-      <w:r>
-        <w:rPr>
-          <w:rFonts w:ascii="Cambria" w:hAnsi="Cambria"/>
-          <w:color w:val="1C1C2E"/>
-        </w:rPr>
-        <w:t>formułujesz wstępne hipotezy diagnostyczne oraz plan postępowania dla wybranego przypadku. Korzystasz</w:t>
-      </w:r>
-      <w:r>
-        <w:rPr>
-          <w:rFonts w:ascii="Cambria" w:hAnsi="Cambria"/>
-          <w:color w:val="1C1C2E"/>
-        </w:rPr>
-        <w:t xml:space="preserve"> z </w:t>
-      </w:r>
-      <w:r>
-        <w:rPr>
-          <w:rFonts w:ascii="Cambria" w:hAnsi="Cambria"/>
-          <w:color w:val="1C1C2E"/>
-        </w:rPr>
-        <w:t>modelu 4P (Predisposing, Precipitating, Perpetuating, Protective) - jednego</w:t>
-      </w:r>
-      <w:r>
-        <w:rPr>
-          <w:rFonts w:ascii="Cambria" w:hAnsi="Cambria"/>
-          <w:color w:val="1C1C2E"/>
-        </w:rPr>
-        <w:t xml:space="preserve"> z </w:t>
-      </w:r>
-      <w:r>
-        <w:rPr>
-          <w:rFonts w:ascii="Cambria" w:hAnsi="Cambria"/>
-          <w:color w:val="1C1C2E"/>
-        </w:rPr>
-        <w:t>najpopularniejszych schematów formułowania przypadku</w:t>
-      </w:r>
-      <w:r>
-        <w:rPr>
-          <w:rFonts w:ascii="Cambria" w:hAnsi="Cambria"/>
-          <w:color w:val="1C1C2E"/>
-        </w:rPr>
-        <w:t xml:space="preserve"> w </w:t>
-      </w:r>
-      <w:r>
-        <w:rPr>
-          <w:rFonts w:ascii="Cambria" w:hAnsi="Cambria"/>
-          <w:color w:val="1C1C2E"/>
-        </w:rPr>
-        <w:t>psychologii klinicznej.</w:t>
-      </w:r>
-    </w:p>
-    <w:p>
-      <w:pPr>
-        <w:spacing w:after="60"/>
-      </w:pPr>
-      <w:r>
-        <w:rPr>
-          <w:rFonts w:ascii="Cambria" w:hAnsi="Cambria"/>
-          <w:b/>
-          <w:bCs/>
-          <w:color w:val="2C5282"/>
-        </w:rPr>
-        <w:t>Instrukcja krok</w:t>
-      </w:r>
-      <w:r>
-        <w:rPr>
-          <w:rFonts w:ascii="Cambria" w:hAnsi="Cambria"/>
-          <w:b/>
-          <w:bCs/>
-          <w:color w:val="2C5282"/>
-        </w:rPr>
-        <w:t xml:space="preserve"> po </w:t>
-      </w:r>
-      <w:r>
-        <w:rPr>
-          <w:rFonts w:ascii="Cambria" w:hAnsi="Cambria"/>
-          <w:b/>
-          <w:bCs/>
-          <w:color w:val="2C5282"/>
-        </w:rPr>
-        <w:t>kroku</w:t>
-      </w:r>
-    </w:p>
-    <w:tbl>
-      <w:tblPr>
-        <w:tblW w:w="9771" w:type="dxa"/>
-        <w:tblBorders>
-          <w:top w:val="single" w:sz="4" w:space="0" w:color="auto"/>
-          <w:left w:val="single" w:sz="4" w:space="0" w:color="auto"/>
-          <w:bottom w:val="single" w:sz="4" w:space="0" w:color="auto"/>
-          <w:right w:val="single" w:sz="4" w:space="0" w:color="auto"/>
-          <w:insideH w:val="single" w:sz="4" w:space="0" w:color="auto"/>
-          <w:insideV w:val="single" w:sz="4" w:space="0" w:color="auto"/>
-        </w:tblBorders>
-        <w:tblCellMar>
-          <w:left w:w="10" w:type="dxa"/>
-          <w:right w:w="10" w:type="dxa"/>
-        </w:tblCellMar>
-        <w:tblLook w:val="04A0" w:firstRow="1" w:lastRow="0" w:firstColumn="1" w:lastColumn="0" w:noHBand="0" w:noVBand="1"/>
-      </w:tblPr>
-      <w:tblGrid>
-        <w:gridCol w:w="397"/>
-        <w:gridCol w:w="9374"/>
-      </w:tblGrid>
-      <w:tr>
-        <w:tblPrEx>
-          <w:tblCellMar>
-            <w:top w:w="0" w:type="dxa"/>
-            <w:bottom w:w="0" w:type="dxa"/>
-          </w:tblCellMar>
-        </w:tblPrEx>
-        <w:tc>
-          <w:tcPr>
-            <w:tcW w:w="397" w:type="dxa"/>
-            <w:tcBorders>
-              <w:top w:val="single" w:sz="8" w:space="0" w:color="B8860B"/>
-              <w:left w:val="single" w:sz="8" w:space="0" w:color="B8860B"/>
-              <w:bottom w:val="single" w:sz="8" w:space="0" w:color="B8860B"/>
-              <w:right w:val="nil"/>
-            </w:tcBorders>
-            <w:shd w:val="clear" w:color="auto" w:fill="B8860B"/>
-            <w:tcMar>
-              <w:top w:w="100" w:type="dxa"/>
-              <w:left w:w="80" w:type="dxa"/>
-              <w:bottom w:w="100" w:type="dxa"/>
-              <w:right w:w="80" w:type="dxa"/>
-            </w:tcMar>
-            <w:vAlign w:val="center"/>
-          </w:tcPr>
-          <w:p>
-            <w:pPr>
-              <w:spacing w:after="0" w:line="240" w:lineRule="auto"/>
-              <w:jc w:val="center"/>
-              <w:rPr>
-                <w:sz w:val="32"/>
-              </w:rPr>
-            </w:pPr>
-            <w:r>
-              <w:rPr>
-                <w:rFonts w:ascii="Calibri" w:eastAsia="Calibri" w:hAnsi="Calibri" w:cs="Calibri"/>
-                <w:b/>
-                <w:bCs/>
-                <w:color w:val="FFFFFF"/>
-                <w:sz w:val="32"/>
-                <w:szCs w:val="34"/>
-              </w:rPr>
-              <w:t>1</w:t>
-            </w:r>
-          </w:p>
-        </w:tc>
-        <w:tc>
-          <w:tcPr>
-            <w:tcW w:w="9374" w:type="dxa"/>
-            <w:tcBorders>
-              <w:top w:val="single" w:sz="8" w:space="0" w:color="B8860B"/>
-              <w:left w:val="nil"/>
-              <w:bottom w:val="single" w:sz="8" w:space="0" w:color="B8860B"/>
-              <w:right w:val="single" w:sz="8" w:space="0" w:color="B8860B"/>
-            </w:tcBorders>
-            <w:shd w:val="clear" w:color="auto" w:fill="FFF9EC"/>
-            <w:tcMar>
-              <w:top w:w="90" w:type="dxa"/>
-              <w:left w:w="180" w:type="dxa"/>
-              <w:bottom w:w="90" w:type="dxa"/>
-              <w:right w:w="160" w:type="dxa"/>
-            </w:tcMar>
-          </w:tcPr>
-          <w:p>
-            <w:pPr>
-              <w:spacing w:after="0" w:line="240" w:lineRule="auto"/>
-            </w:pPr>
-            <w:r>
-              <w:rPr>
-                <w:rFonts w:ascii="Calibri" w:eastAsia="Calibri" w:hAnsi="Calibri" w:cs="Calibri"/>
-                <w:b/>
-                <w:bCs/>
-                <w:color w:val="B8860B"/>
-              </w:rPr>
-              <w:t>Identyfikacja czynników modelu 4P</w:t>
-            </w:r>
-          </w:p>
-          <w:p>
-            <w:pPr>
-              <w:spacing w:before="28" w:after="0"/>
-            </w:pPr>
-            <w:r>
-              <w:rPr>
-                <w:rFonts w:ascii="Cambria" w:hAnsi="Cambria"/>
-                <w:b/>
-                <w:color w:val="1C1C2E"/>
-                <w:sz w:val="21"/>
-                <w:szCs w:val="21"/>
-              </w:rPr>
-              <w:t>Model 4P</w:t>
-            </w:r>
-            <w:r>
-              <w:rPr>
-                <w:rFonts w:ascii="Cambria" w:hAnsi="Cambria"/>
-                <w:color w:val="1C1C2E"/>
-                <w:sz w:val="21"/>
-                <w:szCs w:val="21"/>
-              </w:rPr>
-              <w:t xml:space="preserve"> porządkuje dane</w:t>
-            </w:r>
-            <w:r>
-              <w:rPr>
-                <w:rFonts w:ascii="Cambria" w:hAnsi="Cambria"/>
-                <w:color w:val="1C1C2E"/>
-                <w:sz w:val="21"/>
-                <w:szCs w:val="21"/>
-              </w:rPr>
-              <w:t xml:space="preserve"> z </w:t>
-            </w:r>
-            <w:r>
-              <w:rPr>
-                <w:rFonts w:ascii="Cambria" w:hAnsi="Cambria"/>
-                <w:color w:val="1C1C2E"/>
-                <w:sz w:val="21"/>
-                <w:szCs w:val="21"/>
-              </w:rPr>
-              <w:t>wywiadu</w:t>
-            </w:r>
-            <w:r>
-              <w:rPr>
-                <w:rFonts w:ascii="Cambria" w:hAnsi="Cambria"/>
-                <w:color w:val="1C1C2E"/>
-                <w:sz w:val="21"/>
-                <w:szCs w:val="21"/>
-              </w:rPr>
-              <w:t xml:space="preserve"> i </w:t>
-            </w:r>
-            <w:r>
-              <w:rPr>
-                <w:rFonts w:ascii="Cambria" w:hAnsi="Cambria"/>
-                <w:color w:val="1C1C2E"/>
-                <w:sz w:val="21"/>
-                <w:szCs w:val="21"/>
-              </w:rPr>
-              <w:t>obserwacji</w:t>
-            </w:r>
-            <w:r>
-              <w:rPr>
-                <w:rFonts w:ascii="Cambria" w:hAnsi="Cambria"/>
-                <w:color w:val="1C1C2E"/>
-                <w:sz w:val="21"/>
-                <w:szCs w:val="21"/>
-              </w:rPr>
-              <w:t xml:space="preserve"> w </w:t>
-            </w:r>
-            <w:r>
-              <w:rPr>
-                <w:rFonts w:ascii="Cambria" w:hAnsi="Cambria"/>
-                <w:color w:val="1C1C2E"/>
-                <w:sz w:val="21"/>
-                <w:szCs w:val="21"/>
-              </w:rPr>
-              <w:t>cztery kategorie:</w:t>
-            </w:r>
-          </w:p>
-          <w:p>
-            <w:pPr>
-              <w:spacing w:before="28" w:after="0"/>
-            </w:pPr>
-            <w:r>
-              <w:rPr>
-                <w:rFonts w:ascii="Cambria" w:hAnsi="Cambria"/>
-                <w:b/>
-                <w:color w:val="1C1C2E"/>
-                <w:sz w:val="21"/>
-                <w:szCs w:val="21"/>
-              </w:rPr>
-              <w:t>Predisposing</w:t>
-            </w:r>
-            <w:r>
-              <w:rPr>
-                <w:rFonts w:ascii="Cambria" w:hAnsi="Cambria"/>
-                <w:color w:val="1C1C2E"/>
-                <w:sz w:val="21"/>
-                <w:szCs w:val="21"/>
-              </w:rPr>
-              <w:t xml:space="preserve"> (predysponujące): czynniki biologiczne, genetyczne, rozwojowe lub osobowościowe, które zwiększają podatność</w:t>
-            </w:r>
-            <w:r>
-              <w:rPr>
-                <w:rFonts w:ascii="Cambria" w:hAnsi="Cambria"/>
-                <w:color w:val="1C1C2E"/>
-                <w:sz w:val="21"/>
-                <w:szCs w:val="21"/>
-              </w:rPr>
-              <w:t xml:space="preserve"> na </w:t>
-            </w:r>
-            <w:r>
-              <w:rPr>
-                <w:rFonts w:ascii="Cambria" w:hAnsi="Cambria"/>
-                <w:color w:val="1C1C2E"/>
-                <w:sz w:val="21"/>
-                <w:szCs w:val="21"/>
-              </w:rPr>
-              <w:t>trudności (np. epizod depresyjny</w:t>
-            </w:r>
-            <w:r>
-              <w:rPr>
-                <w:rFonts w:ascii="Cambria" w:hAnsi="Cambria"/>
-                <w:color w:val="1C1C2E"/>
-                <w:sz w:val="21"/>
-                <w:szCs w:val="21"/>
-              </w:rPr>
-              <w:t xml:space="preserve"> w </w:t>
-            </w:r>
-            <w:r>
-              <w:rPr>
-                <w:rFonts w:ascii="Cambria" w:hAnsi="Cambria"/>
-                <w:color w:val="1C1C2E"/>
-                <w:sz w:val="21"/>
-                <w:szCs w:val="21"/>
-              </w:rPr>
-              <w:t>przeszłości, rodzinne obciążenie).</w:t>
-            </w:r>
-          </w:p>
-          <w:p>
-            <w:pPr>
-              <w:spacing w:before="28" w:after="0"/>
-            </w:pPr>
-            <w:r>
-              <w:rPr>
-                <w:rFonts w:ascii="Cambria" w:hAnsi="Cambria"/>
-                <w:b/>
-                <w:color w:val="1C1C2E"/>
-                <w:sz w:val="21"/>
-                <w:szCs w:val="21"/>
-              </w:rPr>
-              <w:t>Precipitating</w:t>
-            </w:r>
-            <w:r>
-              <w:rPr>
-                <w:rFonts w:ascii="Cambria" w:hAnsi="Cambria"/>
-                <w:color w:val="1C1C2E"/>
-                <w:sz w:val="21"/>
-                <w:szCs w:val="21"/>
-              </w:rPr>
-              <w:t xml:space="preserve"> (wywołujące / wyzwalające): konkretne zdarzenia lub zmiany, które zapoczątkowały obecną epizod trudności (np. awans, rozwód, wypadek).</w:t>
-            </w:r>
-          </w:p>
-          <w:p>
-            <w:pPr>
-              <w:spacing w:after="0"/>
-            </w:pPr>
-            <w:r>
-              <w:rPr>
-                <w:rFonts w:ascii="Cambria" w:hAnsi="Cambria"/>
-                <w:b/>
-                <w:color w:val="1C1C2E"/>
-                <w:sz w:val="21"/>
-                <w:szCs w:val="21"/>
-              </w:rPr>
-              <w:t>Perpetuating</w:t>
-            </w:r>
-            <w:r>
-              <w:rPr>
-                <w:rFonts w:ascii="Cambria" w:hAnsi="Cambria"/>
-                <w:color w:val="1C1C2E"/>
-                <w:sz w:val="21"/>
-                <w:szCs w:val="21"/>
-              </w:rPr>
-              <w:t xml:space="preserve"> (podtrzymujące): czynniki, które utrzymują trudności mimo upływu czasu (np. wzorzec unikania, brak wsparcia społecznego, nieprzystosowawcze myśli).</w:t>
-            </w:r>
-          </w:p>
-          <w:p>
-            <w:pPr>
-              <w:spacing w:after="0"/>
-            </w:pPr>
-            <w:r>
-              <w:rPr>
-                <w:rFonts w:ascii="Cambria" w:hAnsi="Cambria"/>
-                <w:b/>
-                <w:color w:val="1C1C2E"/>
-                <w:sz w:val="21"/>
-                <w:szCs w:val="21"/>
-              </w:rPr>
-              <w:t>Protective</w:t>
-            </w:r>
-            <w:r>
-              <w:rPr>
-                <w:rFonts w:ascii="Cambria" w:hAnsi="Cambria"/>
-                <w:color w:val="1C1C2E"/>
-                <w:sz w:val="21"/>
-                <w:szCs w:val="21"/>
-              </w:rPr>
-              <w:t xml:space="preserve"> (ochronne / zasoby): czynniki zmniejszające nasilenie lub chroniące przed pogorszeniem (np. silą wsparcia rodzinnego, motywacja, praca, zdrowie somatyczne).</w:t>
             </w:r>
           </w:p>
         </w:tc>
@@ -15807,12 +13680,6 @@
         <w:gridCol w:w="9354"/>
       </w:tblGrid>
       <w:tr>
-        <w:tblPrEx>
-          <w:tblCellMar>
-            <w:top w:w="0" w:type="dxa"/>
-            <w:bottom w:w="0" w:type="dxa"/>
-          </w:tblCellMar>
-        </w:tblPrEx>
         <w:tc>
           <w:tcPr>
             <w:tcW w:w="397" w:type="dxa"/>
@@ -15833,7 +13700,7 @@
           </w:tcPr>
           <w:p>
             <w:pPr>
-              <w:spacing w:after="0" w:line="240" w:lineRule="auto"/>
+              <w:spacing w:after="0"/>
               <w:jc w:val="center"/>
               <w:rPr>
                 <w:sz w:val="32"/>
@@ -15848,7 +13715,7 @@
                 <w:sz w:val="32"/>
                 <w:szCs w:val="34"/>
               </w:rPr>
-              <w:t>2</w:t>
+              <w:t>4</w:t>
             </w:r>
           </w:p>
         </w:tc>
@@ -15871,8 +13738,7 @@
           </w:tcPr>
           <w:p>
             <w:pPr>
-              <w:keepNext/>
-              <w:spacing w:after="0"/>
+              <w:spacing w:after="0" w:line="240" w:lineRule="auto"/>
             </w:pPr>
             <w:r>
               <w:rPr>
@@ -15881,43 +13747,46 @@
                 <w:bCs/>
                 <w:color w:val="B8860B"/>
               </w:rPr>
-              <w:t>Wypełnienie tabeli 4P dla wybranego przypadku (sekcja 5.3)</w:t>
+              <w:t>Identyfikacja obszarów wymagających dalszej eksploracji</w:t>
             </w:r>
           </w:p>
           <w:p>
             <w:pPr>
               <w:spacing w:after="0"/>
-            </w:pPr>
-            <w:r>
-              <w:rPr>
-                <w:rFonts w:ascii="Cambria" w:hAnsi="Cambria"/>
-                <w:color w:val="1C1C2E"/>
-                <w:sz w:val="21"/>
-                <w:szCs w:val="21"/>
-              </w:rPr>
-              <w:t>Dla wybranego przypadku (A,</w:t>
-            </w:r>
-            <w:r>
-              <w:rPr>
-                <w:rFonts w:ascii="Cambria" w:hAnsi="Cambria"/>
-                <w:color w:val="1C1C2E"/>
-                <w:sz w:val="21"/>
-                <w:szCs w:val="21"/>
-              </w:rPr>
-              <w:t xml:space="preserve"> B </w:t>
-            </w:r>
-            <w:r>
-              <w:rPr>
-                <w:rFonts w:ascii="Cambria" w:hAnsi="Cambria"/>
-                <w:color w:val="1C1C2E"/>
-                <w:sz w:val="21"/>
-                <w:szCs w:val="21"/>
-              </w:rPr>
-              <w:t>lub C) wypełnij tabelę 4P</w:t>
-            </w:r>
-            <w:r>
-              <w:rPr>
-                <w:rFonts w:ascii="Cambria" w:hAnsi="Cambria"/>
+              <w:rPr>
+                <w:rFonts w:cstheme="minorHAnsi"/>
+              </w:rPr>
+            </w:pPr>
+            <w:r>
+              <w:rPr>
+                <w:rFonts w:cstheme="minorHAnsi"/>
+                <w:color w:val="1C1C2E"/>
+                <w:sz w:val="21"/>
+                <w:szCs w:val="21"/>
+              </w:rPr>
+              <w:t>Na podstawie obserwacji: które wymiary BASIC</w:t>
+            </w:r>
+            <w:r>
+              <w:rPr>
+                <w:rFonts w:cstheme="minorHAnsi"/>
+                <w:color w:val="1C1C2E"/>
+                <w:sz w:val="21"/>
+                <w:szCs w:val="21"/>
+              </w:rPr>
+              <w:t xml:space="preserve"> ID </w:t>
+            </w:r>
+            <w:r>
+              <w:rPr>
+                <w:rFonts w:cstheme="minorHAnsi"/>
+                <w:color w:val="1C1C2E"/>
+                <w:sz w:val="21"/>
+                <w:szCs w:val="21"/>
+              </w:rPr>
+              <w:t>są najsilniej reprezentowane</w:t>
+            </w:r>
+            <w:r>
+              <w:rPr>
+                <w:rFonts w:cstheme="minorHAnsi"/>
                 <w:color w:val="1C1C2E"/>
                 <w:sz w:val="21"/>
                 <w:szCs w:val="21"/>
@@ -15926,16 +13795,16 @@
             </w:r>
             <w:r>
               <w:rPr>
-                <w:rFonts w:ascii="Cambria" w:hAnsi="Cambria"/>
-                <w:color w:val="1C1C2E"/>
-                <w:sz w:val="21"/>
-                <w:szCs w:val="21"/>
-              </w:rPr>
-              <w:t>sekcji 5.3.</w:t>
-            </w:r>
-            <w:r>
-              <w:rPr>
-                <w:rFonts w:ascii="Cambria" w:hAnsi="Cambria"/>
+                <w:rFonts w:cstheme="minorHAnsi"/>
+                <w:color w:val="1C1C2E"/>
+                <w:sz w:val="21"/>
+                <w:szCs w:val="21"/>
+              </w:rPr>
+              <w:t>zachowaniu Krzysztofa? Które wymagają dalszego zbadania?</w:t>
+            </w:r>
+            <w:r>
+              <w:rPr>
+                <w:rFonts w:cstheme="minorHAnsi"/>
                 <w:color w:val="1C1C2E"/>
                 <w:sz w:val="21"/>
                 <w:szCs w:val="21"/>
@@ -15944,30 +13813,339 @@
             </w:r>
             <w:r>
               <w:rPr>
-                <w:rFonts w:ascii="Cambria" w:hAnsi="Cambria"/>
-                <w:color w:val="1C1C2E"/>
-                <w:sz w:val="21"/>
-                <w:szCs w:val="21"/>
-              </w:rPr>
-              <w:t>Każdy czynnik uzasadnij: skąd wiesz,</w:t>
-            </w:r>
-            <w:r>
-              <w:rPr>
-                <w:rFonts w:ascii="Cambria" w:hAnsi="Cambria"/>
-                <w:color w:val="1C1C2E"/>
-                <w:sz w:val="21"/>
-                <w:szCs w:val="21"/>
-              </w:rPr>
-              <w:t xml:space="preserve"> że </w:t>
-            </w:r>
-            <w:r>
-              <w:rPr>
-                <w:rFonts w:ascii="Cambria" w:hAnsi="Cambria"/>
-                <w:color w:val="1C1C2E"/>
-                <w:sz w:val="21"/>
-                <w:szCs w:val="21"/>
-              </w:rPr>
-              <w:t>to czynnik</w:t>
+                <w:rFonts w:cstheme="minorHAnsi"/>
+                <w:color w:val="1C1C2E"/>
+                <w:sz w:val="21"/>
+                <w:szCs w:val="21"/>
+              </w:rPr>
+              <w:t>Jakie pytania diagnostyczne zadałbyś</w:t>
+            </w:r>
+            <w:r>
+              <w:rPr>
+                <w:rFonts w:cstheme="minorHAnsi"/>
+                <w:color w:val="1C1C2E"/>
+                <w:sz w:val="21"/>
+                <w:szCs w:val="21"/>
+              </w:rPr>
+              <w:t xml:space="preserve"> na </w:t>
+            </w:r>
+            <w:r>
+              <w:rPr>
+                <w:rFonts w:cstheme="minorHAnsi"/>
+                <w:color w:val="1C1C2E"/>
+                <w:sz w:val="21"/>
+                <w:szCs w:val="21"/>
+              </w:rPr>
+              <w:t>następnym spotkaniu? Sformułuj przynajmniej trzy konkretne pytania otwarte.</w:t>
+            </w:r>
+            <w:r>
+              <w:rPr>
+                <w:rFonts w:cstheme="minorHAnsi"/>
+                <w:color w:val="1C1C2E"/>
+                <w:sz w:val="21"/>
+                <w:szCs w:val="21"/>
+              </w:rPr>
+              <w:t xml:space="preserve"> </w:t>
+            </w:r>
+            <w:r>
+              <w:rPr>
+                <w:rFonts w:cstheme="minorHAnsi"/>
+                <w:color w:val="1C1C2E"/>
+                <w:sz w:val="21"/>
+                <w:szCs w:val="21"/>
+              </w:rPr>
+              <w:t>Wpisz</w:t>
+            </w:r>
+            <w:r>
+              <w:rPr>
+                <w:rFonts w:cstheme="minorHAnsi"/>
+                <w:color w:val="1C1C2E"/>
+                <w:sz w:val="21"/>
+                <w:szCs w:val="21"/>
+              </w:rPr>
+              <w:t xml:space="preserve"> do </w:t>
+            </w:r>
+            <w:r>
+              <w:rPr>
+                <w:rFonts w:cstheme="minorHAnsi"/>
+                <w:color w:val="1C1C2E"/>
+                <w:sz w:val="21"/>
+                <w:szCs w:val="21"/>
+              </w:rPr>
+              <w:t>sekcji 5.2.</w:t>
+            </w:r>
+          </w:p>
+        </w:tc>
+      </w:tr>
+    </w:tbl>
+    <w:p>
+      <w:pPr>
+        <w:pStyle w:val="Nagwek2"/>
+        <w:spacing w:before="120"/>
+      </w:pPr>
+      <w:r>
+        <w:t>Ćwiczenie 3: Formułowanie hipotez diagnostyczny</w:t>
+      </w:r>
+      <w:r>
+        <w:t>ch</w:t>
+      </w:r>
+      <w:r>
+        <w:t xml:space="preserve"> i </w:t>
+      </w:r>
+      <w:r>
+        <w:t>plan dalszego postępowania</w:t>
+      </w:r>
+    </w:p>
+    <w:p>
+      <w:pPr>
+        <w:spacing w:after="110"/>
+      </w:pPr>
+      <w:r>
+        <w:rPr>
+          <w:rFonts w:ascii="Cambria" w:hAnsi="Cambria"/>
+          <w:color w:val="1C1C2E"/>
+        </w:rPr>
+        <w:t>W tym ćwiczeniu</w:t>
+      </w:r>
+      <w:r>
+        <w:rPr>
+          <w:rFonts w:ascii="Cambria" w:hAnsi="Cambria"/>
+          <w:color w:val="1C1C2E"/>
+        </w:rPr>
+        <w:t xml:space="preserve"> </w:t>
+      </w:r>
+      <w:r>
+        <w:rPr>
+          <w:rFonts w:ascii="Cambria" w:hAnsi="Cambria"/>
+          <w:b/>
+          <w:color w:val="1C1C2E"/>
+        </w:rPr>
+        <w:t>indywidualnie</w:t>
+      </w:r>
+      <w:r>
+        <w:rPr>
+          <w:rFonts w:ascii="Cambria" w:hAnsi="Cambria"/>
+          <w:color w:val="1C1C2E"/>
+        </w:rPr>
+        <w:t xml:space="preserve"> integrujesz wiedzę</w:t>
+      </w:r>
+      <w:r>
+        <w:rPr>
+          <w:rFonts w:ascii="Cambria" w:hAnsi="Cambria"/>
+          <w:color w:val="1C1C2E"/>
+        </w:rPr>
+        <w:t xml:space="preserve"> z </w:t>
+      </w:r>
+      <w:r>
+        <w:rPr>
+          <w:rFonts w:ascii="Cambria" w:hAnsi="Cambria"/>
+          <w:color w:val="1C1C2E"/>
+        </w:rPr>
+        <w:t>ćwiczenia 1 (lub 2)</w:t>
+      </w:r>
+      <w:r>
+        <w:rPr>
+          <w:rFonts w:ascii="Cambria" w:hAnsi="Cambria"/>
+          <w:color w:val="1C1C2E"/>
+        </w:rPr>
+        <w:t xml:space="preserve"> i </w:t>
+      </w:r>
+      <w:r>
+        <w:rPr>
+          <w:rFonts w:ascii="Cambria" w:hAnsi="Cambria"/>
+          <w:color w:val="1C1C2E"/>
+        </w:rPr>
+        <w:t>formułujesz wstępne hipotezy diagnostyczne oraz plan postępowania dla wybranego przypadku. Korzystasz</w:t>
+      </w:r>
+      <w:r>
+        <w:rPr>
+          <w:rFonts w:ascii="Cambria" w:hAnsi="Cambria"/>
+          <w:color w:val="1C1C2E"/>
+        </w:rPr>
+        <w:t xml:space="preserve"> z </w:t>
+      </w:r>
+      <w:r>
+        <w:rPr>
+          <w:rFonts w:ascii="Cambria" w:hAnsi="Cambria"/>
+          <w:color w:val="1C1C2E"/>
+        </w:rPr>
+        <w:t>modelu 4P (Predisposing, Precipitating, Perpetuating, Protective) - jednego</w:t>
+      </w:r>
+      <w:r>
+        <w:rPr>
+          <w:rFonts w:ascii="Cambria" w:hAnsi="Cambria"/>
+          <w:color w:val="1C1C2E"/>
+        </w:rPr>
+        <w:t xml:space="preserve"> z </w:t>
+      </w:r>
+      <w:r>
+        <w:rPr>
+          <w:rFonts w:ascii="Cambria" w:hAnsi="Cambria"/>
+          <w:color w:val="1C1C2E"/>
+        </w:rPr>
+        <w:t>najpopularniejszych schematów formułowania przypadku</w:t>
+      </w:r>
+      <w:r>
+        <w:rPr>
+          <w:rFonts w:ascii="Cambria" w:hAnsi="Cambria"/>
+          <w:color w:val="1C1C2E"/>
+        </w:rPr>
+        <w:t xml:space="preserve"> w </w:t>
+      </w:r>
+      <w:r>
+        <w:rPr>
+          <w:rFonts w:ascii="Cambria" w:hAnsi="Cambria"/>
+          <w:color w:val="1C1C2E"/>
+        </w:rPr>
+        <w:t>psychologii klinicznej.</w:t>
+      </w:r>
+    </w:p>
+    <w:p>
+      <w:pPr>
+        <w:spacing w:after="60"/>
+      </w:pPr>
+      <w:r>
+        <w:rPr>
+          <w:rFonts w:ascii="Cambria" w:hAnsi="Cambria"/>
+          <w:b/>
+          <w:bCs/>
+          <w:color w:val="2C5282"/>
+        </w:rPr>
+        <w:t>Instrukcja krok</w:t>
+      </w:r>
+      <w:r>
+        <w:rPr>
+          <w:rFonts w:ascii="Cambria" w:hAnsi="Cambria"/>
+          <w:b/>
+          <w:bCs/>
+          <w:color w:val="2C5282"/>
+        </w:rPr>
+        <w:t xml:space="preserve"> po </w:t>
+      </w:r>
+      <w:r>
+        <w:rPr>
+          <w:rFonts w:ascii="Cambria" w:hAnsi="Cambria"/>
+          <w:b/>
+          <w:bCs/>
+          <w:color w:val="2C5282"/>
+        </w:rPr>
+        <w:t>kroku</w:t>
+      </w:r>
+    </w:p>
+    <w:tbl>
+      <w:tblPr>
+        <w:tblW w:w="9751" w:type="dxa"/>
+        <w:tblBorders>
+          <w:top w:val="single" w:sz="4" w:space="0" w:color="auto"/>
+          <w:left w:val="single" w:sz="4" w:space="0" w:color="auto"/>
+          <w:bottom w:val="single" w:sz="4" w:space="0" w:color="auto"/>
+          <w:right w:val="single" w:sz="4" w:space="0" w:color="auto"/>
+          <w:insideH w:val="single" w:sz="4" w:space="0" w:color="auto"/>
+          <w:insideV w:val="single" w:sz="4" w:space="0" w:color="auto"/>
+        </w:tblBorders>
+        <w:tblCellMar>
+          <w:left w:w="10" w:type="dxa"/>
+          <w:right w:w="10" w:type="dxa"/>
+        </w:tblCellMar>
+        <w:tblLook w:val="04A0" w:firstRow="1" w:lastRow="0" w:firstColumn="1" w:lastColumn="0" w:noHBand="0" w:noVBand="1"/>
+      </w:tblPr>
+      <w:tblGrid>
+        <w:gridCol w:w="397"/>
+        <w:gridCol w:w="9354"/>
+      </w:tblGrid>
+      <w:tr>
+        <w:tc>
+          <w:tcPr>
+            <w:tcW w:w="397" w:type="dxa"/>
+            <w:tcBorders>
+              <w:top w:val="single" w:sz="8" w:space="0" w:color="B8860B"/>
+              <w:left w:val="single" w:sz="8" w:space="0" w:color="B8860B"/>
+              <w:bottom w:val="single" w:sz="8" w:space="0" w:color="B8860B"/>
+              <w:right w:val="nil"/>
+            </w:tcBorders>
+            <w:shd w:val="clear" w:color="auto" w:fill="B8860B"/>
+            <w:tcMar>
+              <w:top w:w="100" w:type="dxa"/>
+              <w:left w:w="80" w:type="dxa"/>
+              <w:bottom w:w="100" w:type="dxa"/>
+              <w:right w:w="80" w:type="dxa"/>
+            </w:tcMar>
+            <w:vAlign w:val="center"/>
+          </w:tcPr>
+          <w:p>
+            <w:pPr>
+              <w:spacing w:after="0" w:line="240" w:lineRule="auto"/>
+              <w:jc w:val="center"/>
+              <w:rPr>
+                <w:sz w:val="32"/>
+              </w:rPr>
+            </w:pPr>
+            <w:r>
+              <w:rPr>
+                <w:rFonts w:ascii="Calibri" w:eastAsia="Calibri" w:hAnsi="Calibri" w:cs="Calibri"/>
+                <w:b/>
+                <w:bCs/>
+                <w:color w:val="FFFFFF"/>
+                <w:sz w:val="32"/>
+                <w:szCs w:val="34"/>
+              </w:rPr>
+              <w:t>1</w:t>
+            </w:r>
+          </w:p>
+        </w:tc>
+        <w:tc>
+          <w:tcPr>
+            <w:tcW w:w="9354" w:type="dxa"/>
+            <w:tcBorders>
+              <w:top w:val="single" w:sz="8" w:space="0" w:color="B8860B"/>
+              <w:left w:val="nil"/>
+              <w:bottom w:val="single" w:sz="8" w:space="0" w:color="B8860B"/>
+              <w:right w:val="single" w:sz="8" w:space="0" w:color="B8860B"/>
+            </w:tcBorders>
+            <w:shd w:val="clear" w:color="auto" w:fill="FFF9EC"/>
+            <w:tcMar>
+              <w:top w:w="90" w:type="dxa"/>
+              <w:left w:w="180" w:type="dxa"/>
+              <w:bottom w:w="90" w:type="dxa"/>
+              <w:right w:w="160" w:type="dxa"/>
+            </w:tcMar>
+          </w:tcPr>
+          <w:p>
+            <w:pPr>
+              <w:spacing w:after="0" w:line="240" w:lineRule="auto"/>
+            </w:pPr>
+            <w:r>
+              <w:rPr>
+                <w:rFonts w:ascii="Calibri" w:eastAsia="Calibri" w:hAnsi="Calibri" w:cs="Calibri"/>
+                <w:b/>
+                <w:bCs/>
+                <w:color w:val="B8860B"/>
+              </w:rPr>
+              <w:t>Identyfikacja czynników modelu 4P</w:t>
+            </w:r>
+          </w:p>
+          <w:p>
+            <w:pPr>
+              <w:spacing w:before="28" w:after="0"/>
+            </w:pPr>
+            <w:r>
+              <w:rPr>
+                <w:rFonts w:ascii="Cambria" w:hAnsi="Cambria"/>
+                <w:b/>
+                <w:color w:val="1C1C2E"/>
+                <w:sz w:val="21"/>
+                <w:szCs w:val="21"/>
+              </w:rPr>
+              <w:t>Model 4P</w:t>
+            </w:r>
+            <w:r>
+              <w:rPr>
+                <w:rFonts w:ascii="Cambria" w:hAnsi="Cambria"/>
+                <w:color w:val="1C1C2E"/>
+                <w:sz w:val="21"/>
+                <w:szCs w:val="21"/>
+              </w:rPr>
+              <w:t xml:space="preserve"> porządkuje dane</w:t>
             </w:r>
             <w:r>
               <w:rPr>
@@ -15985,43 +14163,175 @@
                 <w:sz w:val="21"/>
                 <w:szCs w:val="21"/>
               </w:rPr>
-              <w:t>danej kategorii? Odwołaj się</w:t>
-            </w:r>
-            <w:r>
-              <w:rPr>
-                <w:rFonts w:ascii="Cambria" w:hAnsi="Cambria"/>
-                <w:color w:val="1C1C2E"/>
-                <w:sz w:val="21"/>
-                <w:szCs w:val="21"/>
-              </w:rPr>
-              <w:t xml:space="preserve"> do </w:t>
-            </w:r>
-            <w:r>
-              <w:rPr>
-                <w:rFonts w:ascii="Cambria" w:hAnsi="Cambria"/>
-                <w:color w:val="1C1C2E"/>
-                <w:sz w:val="21"/>
-                <w:szCs w:val="21"/>
-              </w:rPr>
-              <w:t>konkretnych danych</w:t>
-            </w:r>
-            <w:r>
-              <w:rPr>
-                <w:rFonts w:ascii="Cambria" w:hAnsi="Cambria"/>
-                <w:color w:val="1C1C2E"/>
-                <w:sz w:val="21"/>
-                <w:szCs w:val="21"/>
-              </w:rPr>
-              <w:t xml:space="preserve"> z </w:t>
-            </w:r>
-            <w:r>
-              <w:rPr>
-                <w:rFonts w:ascii="Cambria" w:hAnsi="Cambria"/>
-                <w:color w:val="1C1C2E"/>
-                <w:sz w:val="21"/>
-                <w:szCs w:val="21"/>
-              </w:rPr>
-              <w:t>wywiadu lub obserwacji.</w:t>
+              <w:t>wywiadu</w:t>
+            </w:r>
+            <w:r>
+              <w:rPr>
+                <w:rFonts w:ascii="Cambria" w:hAnsi="Cambria"/>
+                <w:color w:val="1C1C2E"/>
+                <w:sz w:val="21"/>
+                <w:szCs w:val="21"/>
+              </w:rPr>
+              <w:t xml:space="preserve"> i </w:t>
+            </w:r>
+            <w:r>
+              <w:rPr>
+                <w:rFonts w:ascii="Cambria" w:hAnsi="Cambria"/>
+                <w:color w:val="1C1C2E"/>
+                <w:sz w:val="21"/>
+                <w:szCs w:val="21"/>
+              </w:rPr>
+              <w:t>obserwacji</w:t>
+            </w:r>
+            <w:r>
+              <w:rPr>
+                <w:rFonts w:ascii="Cambria" w:hAnsi="Cambria"/>
+                <w:color w:val="1C1C2E"/>
+                <w:sz w:val="21"/>
+                <w:szCs w:val="21"/>
+              </w:rPr>
+              <w:t xml:space="preserve"> w </w:t>
+            </w:r>
+            <w:r>
+              <w:rPr>
+                <w:rFonts w:ascii="Cambria" w:hAnsi="Cambria"/>
+                <w:color w:val="1C1C2E"/>
+                <w:sz w:val="21"/>
+                <w:szCs w:val="21"/>
+              </w:rPr>
+              <w:t>cztery kategorie:</w:t>
+            </w:r>
+          </w:p>
+          <w:p>
+            <w:pPr>
+              <w:spacing w:before="28" w:after="0"/>
+            </w:pPr>
+            <w:r>
+              <w:rPr>
+                <w:rFonts w:ascii="Cambria" w:hAnsi="Cambria"/>
+                <w:b/>
+                <w:color w:val="1C1C2E"/>
+                <w:sz w:val="21"/>
+                <w:szCs w:val="21"/>
+              </w:rPr>
+              <w:t>Predisposing</w:t>
+            </w:r>
+            <w:r>
+              <w:rPr>
+                <w:rFonts w:ascii="Cambria" w:hAnsi="Cambria"/>
+                <w:color w:val="1C1C2E"/>
+                <w:sz w:val="21"/>
+                <w:szCs w:val="21"/>
+              </w:rPr>
+              <w:t xml:space="preserve"> (predysponujące): czynniki biologiczne, genetyczne, rozwojowe lub osobowościowe, które zwiększają podatność</w:t>
+            </w:r>
+            <w:r>
+              <w:rPr>
+                <w:rFonts w:ascii="Cambria" w:hAnsi="Cambria"/>
+                <w:color w:val="1C1C2E"/>
+                <w:sz w:val="21"/>
+                <w:szCs w:val="21"/>
+              </w:rPr>
+              <w:t xml:space="preserve"> na </w:t>
+            </w:r>
+            <w:r>
+              <w:rPr>
+                <w:rFonts w:ascii="Cambria" w:hAnsi="Cambria"/>
+                <w:color w:val="1C1C2E"/>
+                <w:sz w:val="21"/>
+                <w:szCs w:val="21"/>
+              </w:rPr>
+              <w:t>trudności (np. epizod depresyjny</w:t>
+            </w:r>
+            <w:r>
+              <w:rPr>
+                <w:rFonts w:ascii="Cambria" w:hAnsi="Cambria"/>
+                <w:color w:val="1C1C2E"/>
+                <w:sz w:val="21"/>
+                <w:szCs w:val="21"/>
+              </w:rPr>
+              <w:t xml:space="preserve"> w </w:t>
+            </w:r>
+            <w:r>
+              <w:rPr>
+                <w:rFonts w:ascii="Cambria" w:hAnsi="Cambria"/>
+                <w:color w:val="1C1C2E"/>
+                <w:sz w:val="21"/>
+                <w:szCs w:val="21"/>
+              </w:rPr>
+              <w:t>przeszłości, rodzinne obciążenie).</w:t>
+            </w:r>
+          </w:p>
+          <w:p>
+            <w:pPr>
+              <w:spacing w:before="28" w:after="0"/>
+            </w:pPr>
+            <w:r>
+              <w:rPr>
+                <w:rFonts w:ascii="Cambria" w:hAnsi="Cambria"/>
+                <w:b/>
+                <w:color w:val="1C1C2E"/>
+                <w:sz w:val="21"/>
+                <w:szCs w:val="21"/>
+              </w:rPr>
+              <w:t>Precipitating</w:t>
+            </w:r>
+            <w:r>
+              <w:rPr>
+                <w:rFonts w:ascii="Cambria" w:hAnsi="Cambria"/>
+                <w:color w:val="1C1C2E"/>
+                <w:sz w:val="21"/>
+                <w:szCs w:val="21"/>
+              </w:rPr>
+              <w:t xml:space="preserve"> (wywołujące / wyzwalające): konkretne zdarzenia lub zmiany, które zapoczątkowały obecną epizod trudności (np. awans, rozwód, wypadek).</w:t>
+            </w:r>
+          </w:p>
+          <w:p>
+            <w:pPr>
+              <w:spacing w:after="0"/>
+            </w:pPr>
+            <w:r>
+              <w:rPr>
+                <w:rFonts w:ascii="Cambria" w:hAnsi="Cambria"/>
+                <w:b/>
+                <w:color w:val="1C1C2E"/>
+                <w:sz w:val="21"/>
+                <w:szCs w:val="21"/>
+              </w:rPr>
+              <w:t>Perpetuating</w:t>
+            </w:r>
+            <w:r>
+              <w:rPr>
+                <w:rFonts w:ascii="Cambria" w:hAnsi="Cambria"/>
+                <w:color w:val="1C1C2E"/>
+                <w:sz w:val="21"/>
+                <w:szCs w:val="21"/>
+              </w:rPr>
+              <w:t xml:space="preserve"> (podtrzymujące): czynniki, które utrzymują trudności mimo upływu czasu (np. wzorzec unikania, brak wsparcia społecznego, nieprzystosowawcze myśli).</w:t>
+            </w:r>
+          </w:p>
+          <w:p>
+            <w:pPr>
+              <w:spacing w:after="0"/>
+            </w:pPr>
+            <w:r>
+              <w:rPr>
+                <w:rFonts w:ascii="Cambria" w:hAnsi="Cambria"/>
+                <w:b/>
+                <w:color w:val="1C1C2E"/>
+                <w:sz w:val="21"/>
+                <w:szCs w:val="21"/>
+              </w:rPr>
+              <w:t>Protective</w:t>
+            </w:r>
+            <w:r>
+              <w:rPr>
+                <w:rFonts w:ascii="Cambria" w:hAnsi="Cambria"/>
+                <w:color w:val="1C1C2E"/>
+                <w:sz w:val="21"/>
+                <w:szCs w:val="21"/>
+              </w:rPr>
+              <w:t xml:space="preserve"> (ochronne / zasoby): czynniki zmniejszające nasilenie lub chroniące przed pogorszeniem (np. silą wsparcia rodzinnego, motywacja, praca, zdrowie somatyczne).</w:t>
             </w:r>
           </w:p>
         </w:tc>
@@ -16057,12 +14367,6 @@
         <w:gridCol w:w="9354"/>
       </w:tblGrid>
       <w:tr>
-        <w:tblPrEx>
-          <w:tblCellMar>
-            <w:top w:w="0" w:type="dxa"/>
-            <w:bottom w:w="0" w:type="dxa"/>
-          </w:tblCellMar>
-        </w:tblPrEx>
         <w:tc>
           <w:tcPr>
             <w:tcW w:w="397" w:type="dxa"/>
@@ -16098,7 +14402,7 @@
                 <w:sz w:val="32"/>
                 <w:szCs w:val="34"/>
               </w:rPr>
-              <w:t>3</w:t>
+              <w:t>2</w:t>
             </w:r>
           </w:p>
         </w:tc>
@@ -16121,6 +14425,7 @@
           </w:tcPr>
           <w:p>
             <w:pPr>
+              <w:keepNext/>
               <w:spacing w:after="0"/>
             </w:pPr>
             <w:r>
@@ -16130,63 +14435,43 @@
                 <w:bCs/>
                 <w:color w:val="B8860B"/>
               </w:rPr>
-              <w:t>Sformułowanie wstępnej hipotezy diagnostycznej</w:t>
-            </w:r>
-          </w:p>
-          <w:p>
-            <w:pPr>
-              <w:spacing w:after="0" w:line="240" w:lineRule="auto"/>
-              <w:rPr>
-                <w:rFonts w:cstheme="minorHAnsi"/>
-              </w:rPr>
-            </w:pPr>
-            <w:r>
-              <w:rPr>
-                <w:rFonts w:cstheme="minorHAnsi"/>
-                <w:color w:val="1C1C2E"/>
-                <w:sz w:val="21"/>
-                <w:szCs w:val="21"/>
-              </w:rPr>
-              <w:t>Na podstawie zebranych danych</w:t>
-            </w:r>
-            <w:r>
-              <w:rPr>
-                <w:rFonts w:cstheme="minorHAnsi"/>
-                <w:color w:val="1C1C2E"/>
-                <w:sz w:val="21"/>
-                <w:szCs w:val="21"/>
-              </w:rPr>
-              <w:t xml:space="preserve"> i </w:t>
-            </w:r>
-            <w:r>
-              <w:rPr>
-                <w:rFonts w:cstheme="minorHAnsi"/>
-                <w:color w:val="1C1C2E"/>
-                <w:sz w:val="21"/>
-                <w:szCs w:val="21"/>
-              </w:rPr>
-              <w:t>modelu 4P sformułuj wstępną hipotezę diagnostyczną według schematu:</w:t>
-            </w:r>
-          </w:p>
-          <w:p>
-            <w:pPr>
-              <w:spacing w:after="0" w:line="240" w:lineRule="auto"/>
-              <w:rPr>
-                <w:rFonts w:cstheme="minorHAnsi"/>
-              </w:rPr>
-            </w:pPr>
-            <w:r>
-              <w:rPr>
-                <w:rFonts w:cstheme="minorHAnsi"/>
-                <w:color w:val="1C1C2E"/>
-                <w:sz w:val="21"/>
-                <w:szCs w:val="21"/>
-              </w:rPr>
-              <w:t>„Osoba</w:t>
-            </w:r>
-            <w:r>
-              <w:rPr>
-                <w:rFonts w:cstheme="minorHAnsi"/>
+              <w:t>Wypełnienie tabeli 4P dla wybranego przypadku (sekcja 5.3)</w:t>
+            </w:r>
+          </w:p>
+          <w:p>
+            <w:pPr>
+              <w:spacing w:after="0"/>
+            </w:pPr>
+            <w:r>
+              <w:rPr>
+                <w:rFonts w:ascii="Cambria" w:hAnsi="Cambria"/>
+                <w:color w:val="1C1C2E"/>
+                <w:sz w:val="21"/>
+                <w:szCs w:val="21"/>
+              </w:rPr>
+              <w:t>Dla wybranego przypadku (A,</w:t>
+            </w:r>
+            <w:r>
+              <w:rPr>
+                <w:rFonts w:ascii="Cambria" w:hAnsi="Cambria"/>
+                <w:color w:val="1C1C2E"/>
+                <w:sz w:val="21"/>
+                <w:szCs w:val="21"/>
+              </w:rPr>
+              <w:t xml:space="preserve"> B </w:t>
+            </w:r>
+            <w:r>
+              <w:rPr>
+                <w:rFonts w:ascii="Cambria" w:hAnsi="Cambria"/>
+                <w:color w:val="1C1C2E"/>
+                <w:sz w:val="21"/>
+                <w:szCs w:val="21"/>
+              </w:rPr>
+              <w:t>lub C) wypełnij tabelę 4P</w:t>
+            </w:r>
+            <w:r>
+              <w:rPr>
+                <w:rFonts w:ascii="Cambria" w:hAnsi="Cambria"/>
                 <w:color w:val="1C1C2E"/>
                 <w:sz w:val="21"/>
                 <w:szCs w:val="21"/>
@@ -16195,88 +14480,52 @@
             </w:r>
             <w:r>
               <w:rPr>
-                <w:rFonts w:cstheme="minorHAnsi"/>
-                <w:color w:val="1C1C2E"/>
-                <w:sz w:val="21"/>
-                <w:szCs w:val="21"/>
-              </w:rPr>
-              <w:t>wieku __ lat przeżywa trudności</w:t>
-            </w:r>
-            <w:r>
-              <w:rPr>
-                <w:rFonts w:cstheme="minorHAnsi"/>
-                <w:color w:val="1C1C2E"/>
-                <w:sz w:val="21"/>
-                <w:szCs w:val="21"/>
-              </w:rPr>
-              <w:t xml:space="preserve"> w </w:t>
-            </w:r>
-            <w:r>
-              <w:rPr>
-                <w:rFonts w:cstheme="minorHAnsi"/>
-                <w:color w:val="1C1C2E"/>
-                <w:sz w:val="21"/>
-                <w:szCs w:val="21"/>
-              </w:rPr>
-              <w:t>obszarach __</w:t>
-            </w:r>
-            <w:r>
-              <w:rPr>
-                <w:rFonts w:cstheme="minorHAnsi"/>
-                <w:color w:val="1C1C2E"/>
-                <w:sz w:val="21"/>
-                <w:szCs w:val="21"/>
-              </w:rPr>
-              <w:t xml:space="preserve"> i </w:t>
-            </w:r>
-            <w:r>
-              <w:rPr>
-                <w:rFonts w:cstheme="minorHAnsi"/>
-                <w:color w:val="1C1C2E"/>
-                <w:sz w:val="21"/>
-                <w:szCs w:val="21"/>
-              </w:rPr>
-              <w:t>__. Trudności</w:t>
-            </w:r>
-            <w:r>
-              <w:rPr>
-                <w:rFonts w:cstheme="minorHAnsi"/>
-                <w:color w:val="1C1C2E"/>
-                <w:sz w:val="21"/>
-                <w:szCs w:val="21"/>
-              </w:rPr>
-              <w:t xml:space="preserve"> te </w:t>
-            </w:r>
-            <w:r>
-              <w:rPr>
-                <w:rFonts w:cstheme="minorHAnsi"/>
-                <w:color w:val="1C1C2E"/>
-                <w:sz w:val="21"/>
-                <w:szCs w:val="21"/>
-              </w:rPr>
-              <w:t>pojawiły się (lub nasiliły)</w:t>
-            </w:r>
-            <w:r>
-              <w:rPr>
-                <w:rFonts w:cstheme="minorHAnsi"/>
-                <w:color w:val="1C1C2E"/>
-                <w:sz w:val="21"/>
-                <w:szCs w:val="21"/>
-              </w:rPr>
-              <w:t xml:space="preserve"> w </w:t>
-            </w:r>
-            <w:r>
-              <w:rPr>
-                <w:rFonts w:cstheme="minorHAnsi"/>
-                <w:color w:val="1C1C2E"/>
-                <w:sz w:val="21"/>
-                <w:szCs w:val="21"/>
-              </w:rPr>
-              <w:t>związku</w:t>
-            </w:r>
-            <w:r>
-              <w:rPr>
-                <w:rFonts w:cstheme="minorHAnsi"/>
+                <w:rFonts w:ascii="Cambria" w:hAnsi="Cambria"/>
+                <w:color w:val="1C1C2E"/>
+                <w:sz w:val="21"/>
+                <w:szCs w:val="21"/>
+              </w:rPr>
+              <w:t>sekcji 5.3.</w:t>
+            </w:r>
+            <w:r>
+              <w:rPr>
+                <w:rFonts w:ascii="Cambria" w:hAnsi="Cambria"/>
+                <w:color w:val="1C1C2E"/>
+                <w:sz w:val="21"/>
+                <w:szCs w:val="21"/>
+              </w:rPr>
+              <w:t xml:space="preserve"> </w:t>
+            </w:r>
+            <w:r>
+              <w:rPr>
+                <w:rFonts w:ascii="Cambria" w:hAnsi="Cambria"/>
+                <w:color w:val="1C1C2E"/>
+                <w:sz w:val="21"/>
+                <w:szCs w:val="21"/>
+              </w:rPr>
+              <w:t>Każdy czynnik uzasadnij: skąd wiesz,</w:t>
+            </w:r>
+            <w:r>
+              <w:rPr>
+                <w:rFonts w:ascii="Cambria" w:hAnsi="Cambria"/>
+                <w:color w:val="1C1C2E"/>
+                <w:sz w:val="21"/>
+                <w:szCs w:val="21"/>
+              </w:rPr>
+              <w:t xml:space="preserve"> że </w:t>
+            </w:r>
+            <w:r>
+              <w:rPr>
+                <w:rFonts w:ascii="Cambria" w:hAnsi="Cambria"/>
+                <w:color w:val="1C1C2E"/>
+                <w:sz w:val="21"/>
+                <w:szCs w:val="21"/>
+              </w:rPr>
+              <w:t>to czynnik</w:t>
+            </w:r>
+            <w:r>
+              <w:rPr>
+                <w:rFonts w:ascii="Cambria" w:hAnsi="Cambria"/>
                 <w:color w:val="1C1C2E"/>
                 <w:sz w:val="21"/>
                 <w:szCs w:val="21"/>
@@ -16285,16 +14534,16 @@
             </w:r>
             <w:r>
               <w:rPr>
-                <w:rFonts w:cstheme="minorHAnsi"/>
-                <w:color w:val="1C1C2E"/>
-                <w:sz w:val="21"/>
-                <w:szCs w:val="21"/>
-              </w:rPr>
-              <w:t>__ [czynniki precipitating]. Mogą być one podtrzymywane przez __ [czynniki perpetuating]. Hipotezy diagnostyczne</w:t>
-            </w:r>
-            <w:r>
-              <w:rPr>
-                <w:rFonts w:cstheme="minorHAnsi"/>
+                <w:rFonts w:ascii="Cambria" w:hAnsi="Cambria"/>
+                <w:color w:val="1C1C2E"/>
+                <w:sz w:val="21"/>
+                <w:szCs w:val="21"/>
+              </w:rPr>
+              <w:t>danej kategorii? Odwołaj się</w:t>
+            </w:r>
+            <w:r>
+              <w:rPr>
+                <w:rFonts w:ascii="Cambria" w:hAnsi="Cambria"/>
                 <w:color w:val="1C1C2E"/>
                 <w:sz w:val="21"/>
                 <w:szCs w:val="21"/>
@@ -16303,80 +14552,30 @@
             </w:r>
             <w:r>
               <w:rPr>
-                <w:rFonts w:cstheme="minorHAnsi"/>
-                <w:color w:val="1C1C2E"/>
-                <w:sz w:val="21"/>
-                <w:szCs w:val="21"/>
-              </w:rPr>
-              <w:t>weryfikacji obejmują: __.’</w:t>
-            </w:r>
-          </w:p>
-          <w:p>
-            <w:pPr>
-              <w:spacing w:before="28" w:after="0"/>
-            </w:pPr>
-            <w:r>
-              <w:rPr>
-                <w:rFonts w:cstheme="minorHAnsi"/>
-                <w:color w:val="1C1C2E"/>
-                <w:sz w:val="21"/>
-                <w:szCs w:val="21"/>
-              </w:rPr>
-              <w:t>Pamiętaj: wstępna hipoteza</w:t>
-            </w:r>
-            <w:r>
-              <w:rPr>
-                <w:rFonts w:cstheme="minorHAnsi"/>
-                <w:color w:val="1C1C2E"/>
-                <w:sz w:val="21"/>
-                <w:szCs w:val="21"/>
-              </w:rPr>
-              <w:t xml:space="preserve"> to </w:t>
-            </w:r>
-            <w:r>
-              <w:rPr>
-                <w:rFonts w:cstheme="minorHAnsi"/>
-                <w:color w:val="1C1C2E"/>
-                <w:sz w:val="21"/>
-                <w:szCs w:val="21"/>
-              </w:rPr>
-              <w:t>nie diagnoza.</w:t>
-            </w:r>
-            <w:r>
-              <w:rPr>
-                <w:rFonts w:cstheme="minorHAnsi"/>
-                <w:color w:val="1C1C2E"/>
-                <w:sz w:val="21"/>
-                <w:szCs w:val="21"/>
-              </w:rPr>
-              <w:t xml:space="preserve"> To </w:t>
-            </w:r>
-            <w:r>
-              <w:rPr>
-                <w:rFonts w:cstheme="minorHAnsi"/>
-                <w:color w:val="1C1C2E"/>
-                <w:sz w:val="21"/>
-                <w:szCs w:val="21"/>
-              </w:rPr>
-              <w:t>zestaw możliwości</w:t>
-            </w:r>
-            <w:r>
-              <w:rPr>
-                <w:rFonts w:cstheme="minorHAnsi"/>
-                <w:color w:val="1C1C2E"/>
-                <w:sz w:val="21"/>
-                <w:szCs w:val="21"/>
-              </w:rPr>
-              <w:t xml:space="preserve"> do </w:t>
-            </w:r>
-            <w:r>
-              <w:rPr>
-                <w:rFonts w:cstheme="minorHAnsi"/>
-                <w:color w:val="1C1C2E"/>
-                <w:sz w:val="21"/>
-                <w:szCs w:val="21"/>
-              </w:rPr>
-              <w:t>dalszego sprawdzenia.</w:t>
+                <w:rFonts w:ascii="Cambria" w:hAnsi="Cambria"/>
+                <w:color w:val="1C1C2E"/>
+                <w:sz w:val="21"/>
+                <w:szCs w:val="21"/>
+              </w:rPr>
+              <w:t>konkretnych danych</w:t>
+            </w:r>
+            <w:r>
+              <w:rPr>
+                <w:rFonts w:ascii="Cambria" w:hAnsi="Cambria"/>
+                <w:color w:val="1C1C2E"/>
+                <w:sz w:val="21"/>
+                <w:szCs w:val="21"/>
+              </w:rPr>
+              <w:t xml:space="preserve"> z </w:t>
+            </w:r>
+            <w:r>
+              <w:rPr>
+                <w:rFonts w:ascii="Cambria" w:hAnsi="Cambria"/>
+                <w:color w:val="1C1C2E"/>
+                <w:sz w:val="21"/>
+                <w:szCs w:val="21"/>
+              </w:rPr>
+              <w:t>wywiadu lub obserwacji.</w:t>
             </w:r>
           </w:p>
         </w:tc>
@@ -16392,7 +14591,7 @@
     </w:p>
     <w:tbl>
       <w:tblPr>
-        <w:tblW w:w="9771" w:type="dxa"/>
+        <w:tblW w:w="9751" w:type="dxa"/>
         <w:tblBorders>
           <w:top w:val="single" w:sz="4" w:space="0" w:color="auto"/>
           <w:left w:val="single" w:sz="4" w:space="0" w:color="auto"/>
@@ -16409,15 +14608,9 @@
       </w:tblPr>
       <w:tblGrid>
         <w:gridCol w:w="397"/>
-        <w:gridCol w:w="9374"/>
+        <w:gridCol w:w="9354"/>
       </w:tblGrid>
       <w:tr>
-        <w:tblPrEx>
-          <w:tblCellMar>
-            <w:top w:w="0" w:type="dxa"/>
-            <w:bottom w:w="0" w:type="dxa"/>
-          </w:tblCellMar>
-        </w:tblPrEx>
         <w:tc>
           <w:tcPr>
             <w:tcW w:w="397" w:type="dxa"/>
@@ -16453,13 +14646,362 @@
                 <w:sz w:val="32"/>
                 <w:szCs w:val="34"/>
               </w:rPr>
+              <w:t>3</w:t>
+            </w:r>
+          </w:p>
+        </w:tc>
+        <w:tc>
+          <w:tcPr>
+            <w:tcW w:w="9354" w:type="dxa"/>
+            <w:tcBorders>
+              <w:top w:val="single" w:sz="8" w:space="0" w:color="B8860B"/>
+              <w:left w:val="nil"/>
+              <w:bottom w:val="single" w:sz="8" w:space="0" w:color="B8860B"/>
+              <w:right w:val="single" w:sz="8" w:space="0" w:color="B8860B"/>
+            </w:tcBorders>
+            <w:shd w:val="clear" w:color="auto" w:fill="FFF9EC"/>
+            <w:tcMar>
+              <w:top w:w="90" w:type="dxa"/>
+              <w:left w:w="180" w:type="dxa"/>
+              <w:bottom w:w="90" w:type="dxa"/>
+              <w:right w:w="160" w:type="dxa"/>
+            </w:tcMar>
+          </w:tcPr>
+          <w:p>
+            <w:pPr>
+              <w:spacing w:after="0"/>
+            </w:pPr>
+            <w:r>
+              <w:rPr>
+                <w:rFonts w:ascii="Calibri" w:eastAsia="Calibri" w:hAnsi="Calibri" w:cs="Calibri"/>
+                <w:b/>
+                <w:bCs/>
+                <w:color w:val="B8860B"/>
+              </w:rPr>
+              <w:t>Sformułowanie wstępnej hipotezy diagnostycznej</w:t>
+            </w:r>
+          </w:p>
+          <w:p>
+            <w:pPr>
+              <w:spacing w:after="0" w:line="240" w:lineRule="auto"/>
+              <w:rPr>
+                <w:rFonts w:cstheme="minorHAnsi"/>
+              </w:rPr>
+            </w:pPr>
+            <w:r>
+              <w:rPr>
+                <w:rFonts w:cstheme="minorHAnsi"/>
+                <w:color w:val="1C1C2E"/>
+                <w:sz w:val="21"/>
+                <w:szCs w:val="21"/>
+              </w:rPr>
+              <w:t>Na podstawie zebranych danych</w:t>
+            </w:r>
+            <w:r>
+              <w:rPr>
+                <w:rFonts w:cstheme="minorHAnsi"/>
+                <w:color w:val="1C1C2E"/>
+                <w:sz w:val="21"/>
+                <w:szCs w:val="21"/>
+              </w:rPr>
+              <w:t xml:space="preserve"> i </w:t>
+            </w:r>
+            <w:r>
+              <w:rPr>
+                <w:rFonts w:cstheme="minorHAnsi"/>
+                <w:color w:val="1C1C2E"/>
+                <w:sz w:val="21"/>
+                <w:szCs w:val="21"/>
+              </w:rPr>
+              <w:t>modelu 4P sformułuj wstępną hipotezę diagnostyczną według schematu:</w:t>
+            </w:r>
+          </w:p>
+          <w:p>
+            <w:pPr>
+              <w:spacing w:after="0" w:line="240" w:lineRule="auto"/>
+              <w:rPr>
+                <w:rFonts w:cstheme="minorHAnsi"/>
+              </w:rPr>
+            </w:pPr>
+            <w:r>
+              <w:rPr>
+                <w:rFonts w:cstheme="minorHAnsi"/>
+                <w:color w:val="1C1C2E"/>
+                <w:sz w:val="21"/>
+                <w:szCs w:val="21"/>
+              </w:rPr>
+              <w:t>„Osoba</w:t>
+            </w:r>
+            <w:r>
+              <w:rPr>
+                <w:rFonts w:cstheme="minorHAnsi"/>
+                <w:color w:val="1C1C2E"/>
+                <w:sz w:val="21"/>
+                <w:szCs w:val="21"/>
+              </w:rPr>
+              <w:t xml:space="preserve"> w </w:t>
+            </w:r>
+            <w:r>
+              <w:rPr>
+                <w:rFonts w:cstheme="minorHAnsi"/>
+                <w:color w:val="1C1C2E"/>
+                <w:sz w:val="21"/>
+                <w:szCs w:val="21"/>
+              </w:rPr>
+              <w:t>wieku __ lat przeżywa trudności</w:t>
+            </w:r>
+            <w:r>
+              <w:rPr>
+                <w:rFonts w:cstheme="minorHAnsi"/>
+                <w:color w:val="1C1C2E"/>
+                <w:sz w:val="21"/>
+                <w:szCs w:val="21"/>
+              </w:rPr>
+              <w:t xml:space="preserve"> w </w:t>
+            </w:r>
+            <w:r>
+              <w:rPr>
+                <w:rFonts w:cstheme="minorHAnsi"/>
+                <w:color w:val="1C1C2E"/>
+                <w:sz w:val="21"/>
+                <w:szCs w:val="21"/>
+              </w:rPr>
+              <w:t>obszarach __</w:t>
+            </w:r>
+            <w:r>
+              <w:rPr>
+                <w:rFonts w:cstheme="minorHAnsi"/>
+                <w:color w:val="1C1C2E"/>
+                <w:sz w:val="21"/>
+                <w:szCs w:val="21"/>
+              </w:rPr>
+              <w:t xml:space="preserve"> i </w:t>
+            </w:r>
+            <w:r>
+              <w:rPr>
+                <w:rFonts w:cstheme="minorHAnsi"/>
+                <w:color w:val="1C1C2E"/>
+                <w:sz w:val="21"/>
+                <w:szCs w:val="21"/>
+              </w:rPr>
+              <w:t>__. Trudności</w:t>
+            </w:r>
+            <w:r>
+              <w:rPr>
+                <w:rFonts w:cstheme="minorHAnsi"/>
+                <w:color w:val="1C1C2E"/>
+                <w:sz w:val="21"/>
+                <w:szCs w:val="21"/>
+              </w:rPr>
+              <w:t xml:space="preserve"> te </w:t>
+            </w:r>
+            <w:r>
+              <w:rPr>
+                <w:rFonts w:cstheme="minorHAnsi"/>
+                <w:color w:val="1C1C2E"/>
+                <w:sz w:val="21"/>
+                <w:szCs w:val="21"/>
+              </w:rPr>
+              <w:t>pojawiły się (lub nasiliły)</w:t>
+            </w:r>
+            <w:r>
+              <w:rPr>
+                <w:rFonts w:cstheme="minorHAnsi"/>
+                <w:color w:val="1C1C2E"/>
+                <w:sz w:val="21"/>
+                <w:szCs w:val="21"/>
+              </w:rPr>
+              <w:t xml:space="preserve"> w </w:t>
+            </w:r>
+            <w:r>
+              <w:rPr>
+                <w:rFonts w:cstheme="minorHAnsi"/>
+                <w:color w:val="1C1C2E"/>
+                <w:sz w:val="21"/>
+                <w:szCs w:val="21"/>
+              </w:rPr>
+              <w:t>związku</w:t>
+            </w:r>
+            <w:r>
+              <w:rPr>
+                <w:rFonts w:cstheme="minorHAnsi"/>
+                <w:color w:val="1C1C2E"/>
+                <w:sz w:val="21"/>
+                <w:szCs w:val="21"/>
+              </w:rPr>
+              <w:t xml:space="preserve"> z </w:t>
+            </w:r>
+            <w:r>
+              <w:rPr>
+                <w:rFonts w:cstheme="minorHAnsi"/>
+                <w:color w:val="1C1C2E"/>
+                <w:sz w:val="21"/>
+                <w:szCs w:val="21"/>
+              </w:rPr>
+              <w:t>__ [czynniki precipitating]. Mogą być one podtrzymywane przez __ [czynniki perpetuating]. Hipotezy diagnostyczne</w:t>
+            </w:r>
+            <w:r>
+              <w:rPr>
+                <w:rFonts w:cstheme="minorHAnsi"/>
+                <w:color w:val="1C1C2E"/>
+                <w:sz w:val="21"/>
+                <w:szCs w:val="21"/>
+              </w:rPr>
+              <w:t xml:space="preserve"> do </w:t>
+            </w:r>
+            <w:r>
+              <w:rPr>
+                <w:rFonts w:cstheme="minorHAnsi"/>
+                <w:color w:val="1C1C2E"/>
+                <w:sz w:val="21"/>
+                <w:szCs w:val="21"/>
+              </w:rPr>
+              <w:t>weryfikacji obejmują: __.’</w:t>
+            </w:r>
+          </w:p>
+          <w:p>
+            <w:pPr>
+              <w:spacing w:before="28" w:after="0"/>
+            </w:pPr>
+            <w:r>
+              <w:rPr>
+                <w:rFonts w:cstheme="minorHAnsi"/>
+                <w:color w:val="1C1C2E"/>
+                <w:sz w:val="21"/>
+                <w:szCs w:val="21"/>
+              </w:rPr>
+              <w:t>Pamiętaj: wstępna hipoteza</w:t>
+            </w:r>
+            <w:r>
+              <w:rPr>
+                <w:rFonts w:cstheme="minorHAnsi"/>
+                <w:color w:val="1C1C2E"/>
+                <w:sz w:val="21"/>
+                <w:szCs w:val="21"/>
+              </w:rPr>
+              <w:t xml:space="preserve"> to </w:t>
+            </w:r>
+            <w:r>
+              <w:rPr>
+                <w:rFonts w:cstheme="minorHAnsi"/>
+                <w:color w:val="1C1C2E"/>
+                <w:sz w:val="21"/>
+                <w:szCs w:val="21"/>
+              </w:rPr>
+              <w:t>nie diagnoza.</w:t>
+            </w:r>
+            <w:r>
+              <w:rPr>
+                <w:rFonts w:cstheme="minorHAnsi"/>
+                <w:color w:val="1C1C2E"/>
+                <w:sz w:val="21"/>
+                <w:szCs w:val="21"/>
+              </w:rPr>
+              <w:t xml:space="preserve"> To </w:t>
+            </w:r>
+            <w:r>
+              <w:rPr>
+                <w:rFonts w:cstheme="minorHAnsi"/>
+                <w:color w:val="1C1C2E"/>
+                <w:sz w:val="21"/>
+                <w:szCs w:val="21"/>
+              </w:rPr>
+              <w:t>zestaw możliwości</w:t>
+            </w:r>
+            <w:r>
+              <w:rPr>
+                <w:rFonts w:cstheme="minorHAnsi"/>
+                <w:color w:val="1C1C2E"/>
+                <w:sz w:val="21"/>
+                <w:szCs w:val="21"/>
+              </w:rPr>
+              <w:t xml:space="preserve"> do </w:t>
+            </w:r>
+            <w:r>
+              <w:rPr>
+                <w:rFonts w:cstheme="minorHAnsi"/>
+                <w:color w:val="1C1C2E"/>
+                <w:sz w:val="21"/>
+                <w:szCs w:val="21"/>
+              </w:rPr>
+              <w:t>dalszego sprawdzenia.</w:t>
+            </w:r>
+          </w:p>
+        </w:tc>
+      </w:tr>
+    </w:tbl>
+    <w:p>
+      <w:pPr>
+        <w:rPr>
+          <w:sz w:val="2"/>
+          <w:szCs w:val="2"/>
+        </w:rPr>
+      </w:pPr>
+    </w:p>
+    <w:tbl>
+      <w:tblPr>
+        <w:tblW w:w="9751" w:type="dxa"/>
+        <w:tblBorders>
+          <w:top w:val="single" w:sz="4" w:space="0" w:color="auto"/>
+          <w:left w:val="single" w:sz="4" w:space="0" w:color="auto"/>
+          <w:bottom w:val="single" w:sz="4" w:space="0" w:color="auto"/>
+          <w:right w:val="single" w:sz="4" w:space="0" w:color="auto"/>
+          <w:insideH w:val="single" w:sz="4" w:space="0" w:color="auto"/>
+          <w:insideV w:val="single" w:sz="4" w:space="0" w:color="auto"/>
+        </w:tblBorders>
+        <w:tblCellMar>
+          <w:left w:w="10" w:type="dxa"/>
+          <w:right w:w="10" w:type="dxa"/>
+        </w:tblCellMar>
+        <w:tblLook w:val="04A0" w:firstRow="1" w:lastRow="0" w:firstColumn="1" w:lastColumn="0" w:noHBand="0" w:noVBand="1"/>
+      </w:tblPr>
+      <w:tblGrid>
+        <w:gridCol w:w="397"/>
+        <w:gridCol w:w="9354"/>
+      </w:tblGrid>
+      <w:tr>
+        <w:tc>
+          <w:tcPr>
+            <w:tcW w:w="397" w:type="dxa"/>
+            <w:tcBorders>
+              <w:top w:val="single" w:sz="8" w:space="0" w:color="B8860B"/>
+              <w:left w:val="single" w:sz="8" w:space="0" w:color="B8860B"/>
+              <w:bottom w:val="single" w:sz="8" w:space="0" w:color="B8860B"/>
+              <w:right w:val="nil"/>
+            </w:tcBorders>
+            <w:shd w:val="clear" w:color="auto" w:fill="B8860B"/>
+            <w:tcMar>
+              <w:top w:w="100" w:type="dxa"/>
+              <w:left w:w="80" w:type="dxa"/>
+              <w:bottom w:w="100" w:type="dxa"/>
+              <w:right w:w="80" w:type="dxa"/>
+            </w:tcMar>
+            <w:vAlign w:val="center"/>
+          </w:tcPr>
+          <w:p>
+            <w:pPr>
+              <w:spacing w:after="0" w:line="240" w:lineRule="auto"/>
+              <w:jc w:val="center"/>
+              <w:rPr>
+                <w:sz w:val="32"/>
+              </w:rPr>
+            </w:pPr>
+            <w:r>
+              <w:rPr>
+                <w:rFonts w:ascii="Calibri" w:eastAsia="Calibri" w:hAnsi="Calibri" w:cs="Calibri"/>
+                <w:b/>
+                <w:bCs/>
+                <w:color w:val="FFFFFF"/>
+                <w:sz w:val="32"/>
+                <w:szCs w:val="34"/>
+              </w:rPr>
               <w:t>4</w:t>
             </w:r>
           </w:p>
         </w:tc>
         <w:tc>
           <w:tcPr>
-            <w:tcW w:w="9374" w:type="dxa"/>
+            <w:tcW w:w="9354" w:type="dxa"/>
             <w:tcBorders>
               <w:top w:val="single" w:sz="8" w:space="0" w:color="B8860B"/>
               <w:left w:val="nil"/>
@@ -16819,12 +15361,6 @@
         <w:gridCol w:w="5556"/>
       </w:tblGrid>
       <w:tr>
-        <w:tblPrEx>
-          <w:tblCellMar>
-            <w:top w:w="0" w:type="dxa"/>
-            <w:bottom w:w="0" w:type="dxa"/>
-          </w:tblCellMar>
-        </w:tblPrEx>
         <w:tc>
           <w:tcPr>
             <w:tcW w:w="4245" w:type="dxa"/>
@@ -16905,12 +15441,6 @@
         </w:tc>
       </w:tr>
       <w:tr>
-        <w:tblPrEx>
-          <w:tblCellMar>
-            <w:top w:w="0" w:type="dxa"/>
-            <w:bottom w:w="0" w:type="dxa"/>
-          </w:tblCellMar>
-        </w:tblPrEx>
         <w:tc>
           <w:tcPr>
             <w:tcW w:w="4245" w:type="dxa"/>
@@ -16979,12 +15509,6 @@
         </w:tc>
       </w:tr>
       <w:tr>
-        <w:tblPrEx>
-          <w:tblCellMar>
-            <w:top w:w="0" w:type="dxa"/>
-            <w:bottom w:w="0" w:type="dxa"/>
-          </w:tblCellMar>
-        </w:tblPrEx>
         <w:tc>
           <w:tcPr>
             <w:tcW w:w="4245" w:type="dxa"/>
@@ -17077,12 +15601,6 @@
         </w:tc>
       </w:tr>
       <w:tr>
-        <w:tblPrEx>
-          <w:tblCellMar>
-            <w:top w:w="0" w:type="dxa"/>
-            <w:bottom w:w="0" w:type="dxa"/>
-          </w:tblCellMar>
-        </w:tblPrEx>
         <w:tc>
           <w:tcPr>
             <w:tcW w:w="4245" w:type="dxa"/>
@@ -17163,12 +15681,6 @@
         </w:tc>
       </w:tr>
       <w:tr>
-        <w:tblPrEx>
-          <w:tblCellMar>
-            <w:top w:w="0" w:type="dxa"/>
-            <w:bottom w:w="0" w:type="dxa"/>
-          </w:tblCellMar>
-        </w:tblPrEx>
         <w:tc>
           <w:tcPr>
             <w:tcW w:w="4245" w:type="dxa"/>
@@ -17285,12 +15797,6 @@
         <w:gridCol w:w="9768"/>
       </w:tblGrid>
       <w:tr>
-        <w:tblPrEx>
-          <w:tblCellMar>
-            <w:top w:w="0" w:type="dxa"/>
-            <w:bottom w:w="0" w:type="dxa"/>
-          </w:tblCellMar>
-        </w:tblPrEx>
         <w:trPr>
           <w:trHeight w:val="170"/>
         </w:trPr>
@@ -17332,12 +15838,6 @@
         </w:tc>
       </w:tr>
       <w:tr>
-        <w:tblPrEx>
-          <w:tblCellMar>
-            <w:top w:w="0" w:type="dxa"/>
-            <w:bottom w:w="0" w:type="dxa"/>
-          </w:tblCellMar>
-        </w:tblPrEx>
         <w:tc>
           <w:tcPr>
             <w:tcW w:w="9768" w:type="dxa"/>
@@ -17485,12 +15985,6 @@
         <w:gridCol w:w="3969"/>
       </w:tblGrid>
       <w:tr>
-        <w:tblPrEx>
-          <w:tblCellMar>
-            <w:top w:w="0" w:type="dxa"/>
-            <w:bottom w:w="0" w:type="dxa"/>
-          </w:tblCellMar>
-        </w:tblPrEx>
         <w:trPr>
           <w:trHeight w:val="170"/>
           <w:tblHeader/>
@@ -17613,12 +16107,6 @@
         </w:tc>
       </w:tr>
       <w:tr>
-        <w:tblPrEx>
-          <w:tblCellMar>
-            <w:top w:w="0" w:type="dxa"/>
-            <w:bottom w:w="0" w:type="dxa"/>
-          </w:tblCellMar>
-        </w:tblPrEx>
         <w:tc>
           <w:tcPr>
             <w:tcW w:w="4668" w:type="dxa"/>
@@ -17706,12 +16194,6 @@
         </w:tc>
       </w:tr>
       <w:tr>
-        <w:tblPrEx>
-          <w:tblCellMar>
-            <w:top w:w="0" w:type="dxa"/>
-            <w:bottom w:w="0" w:type="dxa"/>
-          </w:tblCellMar>
-        </w:tblPrEx>
         <w:tc>
           <w:tcPr>
             <w:tcW w:w="4668" w:type="dxa"/>
@@ -17799,12 +16281,6 @@
         </w:tc>
       </w:tr>
       <w:tr>
-        <w:tblPrEx>
-          <w:tblCellMar>
-            <w:top w:w="0" w:type="dxa"/>
-            <w:bottom w:w="0" w:type="dxa"/>
-          </w:tblCellMar>
-        </w:tblPrEx>
         <w:tc>
           <w:tcPr>
             <w:tcW w:w="4668" w:type="dxa"/>
@@ -17899,12 +16375,6 @@
         </w:tc>
       </w:tr>
       <w:tr>
-        <w:tblPrEx>
-          <w:tblCellMar>
-            <w:top w:w="0" w:type="dxa"/>
-            <w:bottom w:w="0" w:type="dxa"/>
-          </w:tblCellMar>
-        </w:tblPrEx>
         <w:tc>
           <w:tcPr>
             <w:tcW w:w="4668" w:type="dxa"/>
@@ -17992,12 +16462,6 @@
         </w:tc>
       </w:tr>
       <w:tr>
-        <w:tblPrEx>
-          <w:tblCellMar>
-            <w:top w:w="0" w:type="dxa"/>
-            <w:bottom w:w="0" w:type="dxa"/>
-          </w:tblCellMar>
-        </w:tblPrEx>
         <w:tc>
           <w:tcPr>
             <w:tcW w:w="4668" w:type="dxa"/>
@@ -18113,12 +16577,6 @@
         </w:tc>
       </w:tr>
       <w:tr>
-        <w:tblPrEx>
-          <w:tblCellMar>
-            <w:top w:w="0" w:type="dxa"/>
-            <w:bottom w:w="0" w:type="dxa"/>
-          </w:tblCellMar>
-        </w:tblPrEx>
         <w:tc>
           <w:tcPr>
             <w:tcW w:w="4668" w:type="dxa"/>
@@ -18234,12 +16692,6 @@
         </w:tc>
       </w:tr>
       <w:tr>
-        <w:tblPrEx>
-          <w:tblCellMar>
-            <w:top w:w="0" w:type="dxa"/>
-            <w:bottom w:w="0" w:type="dxa"/>
-          </w:tblCellMar>
-        </w:tblPrEx>
         <w:tc>
           <w:tcPr>
             <w:tcW w:w="4668" w:type="dxa"/>
@@ -18355,12 +16807,6 @@
         </w:tc>
       </w:tr>
       <w:tr>
-        <w:tblPrEx>
-          <w:tblCellMar>
-            <w:top w:w="0" w:type="dxa"/>
-            <w:bottom w:w="0" w:type="dxa"/>
-          </w:tblCellMar>
-        </w:tblPrEx>
         <w:tc>
           <w:tcPr>
             <w:tcW w:w="4668" w:type="dxa"/>
@@ -18534,12 +16980,6 @@
         <w:gridCol w:w="5953"/>
       </w:tblGrid>
       <w:tr>
-        <w:tblPrEx>
-          <w:tblCellMar>
-            <w:top w:w="0" w:type="dxa"/>
-            <w:bottom w:w="0" w:type="dxa"/>
-          </w:tblCellMar>
-        </w:tblPrEx>
         <w:trPr>
           <w:trHeight w:val="227"/>
           <w:tblHeader/>
@@ -18621,12 +17061,6 @@
         </w:tc>
       </w:tr>
       <w:tr>
-        <w:tblPrEx>
-          <w:tblCellMar>
-            <w:top w:w="0" w:type="dxa"/>
-            <w:bottom w:w="0" w:type="dxa"/>
-          </w:tblCellMar>
-        </w:tblPrEx>
         <w:tc>
           <w:tcPr>
             <w:tcW w:w="3823" w:type="dxa"/>
@@ -18694,12 +17128,6 @@
         </w:tc>
       </w:tr>
       <w:tr>
-        <w:tblPrEx>
-          <w:tblCellMar>
-            <w:top w:w="0" w:type="dxa"/>
-            <w:bottom w:w="0" w:type="dxa"/>
-          </w:tblCellMar>
-        </w:tblPrEx>
         <w:tc>
           <w:tcPr>
             <w:tcW w:w="3823" w:type="dxa"/>
@@ -18767,12 +17195,6 @@
         </w:tc>
       </w:tr>
       <w:tr>
-        <w:tblPrEx>
-          <w:tblCellMar>
-            <w:top w:w="0" w:type="dxa"/>
-            <w:bottom w:w="0" w:type="dxa"/>
-          </w:tblCellMar>
-        </w:tblPrEx>
         <w:tc>
           <w:tcPr>
             <w:tcW w:w="3823" w:type="dxa"/>
@@ -18870,12 +17292,6 @@
         <w:gridCol w:w="5953"/>
       </w:tblGrid>
       <w:tr>
-        <w:tblPrEx>
-          <w:tblCellMar>
-            <w:top w:w="0" w:type="dxa"/>
-            <w:bottom w:w="0" w:type="dxa"/>
-          </w:tblCellMar>
-        </w:tblPrEx>
         <w:trPr>
           <w:trHeight w:val="113"/>
           <w:tblHeader/>
@@ -18969,12 +17385,6 @@
         </w:tc>
       </w:tr>
       <w:tr>
-        <w:tblPrEx>
-          <w:tblCellMar>
-            <w:top w:w="0" w:type="dxa"/>
-            <w:bottom w:w="0" w:type="dxa"/>
-          </w:tblCellMar>
-        </w:tblPrEx>
         <w:tc>
           <w:tcPr>
             <w:tcW w:w="3823" w:type="dxa"/>
@@ -19058,12 +17468,6 @@
         </w:tc>
       </w:tr>
       <w:tr>
-        <w:tblPrEx>
-          <w:tblCellMar>
-            <w:top w:w="0" w:type="dxa"/>
-            <w:bottom w:w="0" w:type="dxa"/>
-          </w:tblCellMar>
-        </w:tblPrEx>
         <w:tc>
           <w:tcPr>
             <w:tcW w:w="3823" w:type="dxa"/>
@@ -19131,12 +17535,6 @@
         </w:tc>
       </w:tr>
       <w:tr>
-        <w:tblPrEx>
-          <w:tblCellMar>
-            <w:top w:w="0" w:type="dxa"/>
-            <w:bottom w:w="0" w:type="dxa"/>
-          </w:tblCellMar>
-        </w:tblPrEx>
         <w:tc>
           <w:tcPr>
             <w:tcW w:w="3823" w:type="dxa"/>
@@ -19238,12 +17636,6 @@
         <w:gridCol w:w="4536"/>
       </w:tblGrid>
       <w:tr>
-        <w:tblPrEx>
-          <w:tblCellMar>
-            <w:top w:w="0" w:type="dxa"/>
-            <w:bottom w:w="0" w:type="dxa"/>
-          </w:tblCellMar>
-        </w:tblPrEx>
         <w:trPr>
           <w:tblHeader/>
         </w:trPr>
@@ -19324,12 +17716,6 @@
         </w:tc>
       </w:tr>
       <w:tr>
-        <w:tblPrEx>
-          <w:tblCellMar>
-            <w:top w:w="0" w:type="dxa"/>
-            <w:bottom w:w="0" w:type="dxa"/>
-          </w:tblCellMar>
-        </w:tblPrEx>
         <w:tc>
           <w:tcPr>
             <w:tcW w:w="5240" w:type="dxa"/>
@@ -19426,12 +17812,6 @@
         </w:tc>
       </w:tr>
       <w:tr>
-        <w:tblPrEx>
-          <w:tblCellMar>
-            <w:top w:w="0" w:type="dxa"/>
-            <w:bottom w:w="0" w:type="dxa"/>
-          </w:tblCellMar>
-        </w:tblPrEx>
         <w:tc>
           <w:tcPr>
             <w:tcW w:w="5240" w:type="dxa"/>
@@ -19514,12 +17894,6 @@
         </w:tc>
       </w:tr>
       <w:tr>
-        <w:tblPrEx>
-          <w:tblCellMar>
-            <w:top w:w="0" w:type="dxa"/>
-            <w:bottom w:w="0" w:type="dxa"/>
-          </w:tblCellMar>
-        </w:tblPrEx>
         <w:tc>
           <w:tcPr>
             <w:tcW w:w="5240" w:type="dxa"/>
@@ -19602,12 +17976,6 @@
         </w:tc>
       </w:tr>
       <w:tr>
-        <w:tblPrEx>
-          <w:tblCellMar>
-            <w:top w:w="0" w:type="dxa"/>
-            <w:bottom w:w="0" w:type="dxa"/>
-          </w:tblCellMar>
-        </w:tblPrEx>
         <w:tc>
           <w:tcPr>
             <w:tcW w:w="5240" w:type="dxa"/>
@@ -19713,12 +18081,6 @@
         <w:gridCol w:w="5245"/>
       </w:tblGrid>
       <w:tr>
-        <w:tblPrEx>
-          <w:tblCellMar>
-            <w:top w:w="0" w:type="dxa"/>
-            <w:bottom w:w="0" w:type="dxa"/>
-          </w:tblCellMar>
-        </w:tblPrEx>
         <w:trPr>
           <w:trHeight w:val="113"/>
           <w:tblHeader/>
@@ -19793,12 +18155,6 @@
         </w:tc>
       </w:tr>
       <w:tr>
-        <w:tblPrEx>
-          <w:tblCellMar>
-            <w:top w:w="0" w:type="dxa"/>
-            <w:bottom w:w="0" w:type="dxa"/>
-          </w:tblCellMar>
-        </w:tblPrEx>
         <w:tc>
           <w:tcPr>
             <w:tcW w:w="4531" w:type="dxa"/>
@@ -19883,12 +18239,6 @@
         </w:tc>
       </w:tr>
       <w:tr>
-        <w:tblPrEx>
-          <w:tblCellMar>
-            <w:top w:w="0" w:type="dxa"/>
-            <w:bottom w:w="0" w:type="dxa"/>
-          </w:tblCellMar>
-        </w:tblPrEx>
         <w:tc>
           <w:tcPr>
             <w:tcW w:w="4531" w:type="dxa"/>
@@ -19981,12 +18331,6 @@
         </w:tc>
       </w:tr>
       <w:tr>
-        <w:tblPrEx>
-          <w:tblCellMar>
-            <w:top w:w="0" w:type="dxa"/>
-            <w:bottom w:w="0" w:type="dxa"/>
-          </w:tblCellMar>
-        </w:tblPrEx>
         <w:tc>
           <w:tcPr>
             <w:tcW w:w="4531" w:type="dxa"/>
@@ -20231,12 +18575,6 @@
         <w:gridCol w:w="3402"/>
       </w:tblGrid>
       <w:tr>
-        <w:tblPrEx>
-          <w:tblCellMar>
-            <w:top w:w="0" w:type="dxa"/>
-            <w:bottom w:w="0" w:type="dxa"/>
-          </w:tblCellMar>
-        </w:tblPrEx>
         <w:trPr>
           <w:trHeight w:val="113"/>
           <w:tblHeader/>
@@ -20345,12 +18683,6 @@
         </w:tc>
       </w:tr>
       <w:tr>
-        <w:tblPrEx>
-          <w:tblCellMar>
-            <w:top w:w="0" w:type="dxa"/>
-            <w:bottom w:w="0" w:type="dxa"/>
-          </w:tblCellMar>
-        </w:tblPrEx>
         <w:tc>
           <w:tcPr>
             <w:tcW w:w="2967" w:type="dxa"/>
@@ -20458,12 +18790,6 @@
         </w:tc>
       </w:tr>
       <w:tr>
-        <w:tblPrEx>
-          <w:tblCellMar>
-            <w:top w:w="0" w:type="dxa"/>
-            <w:bottom w:w="0" w:type="dxa"/>
-          </w:tblCellMar>
-        </w:tblPrEx>
         <w:tc>
           <w:tcPr>
             <w:tcW w:w="2967" w:type="dxa"/>
@@ -20571,12 +18897,6 @@
         </w:tc>
       </w:tr>
       <w:tr>
-        <w:tblPrEx>
-          <w:tblCellMar>
-            <w:top w:w="0" w:type="dxa"/>
-            <w:bottom w:w="0" w:type="dxa"/>
-          </w:tblCellMar>
-        </w:tblPrEx>
         <w:tc>
           <w:tcPr>
             <w:tcW w:w="2967" w:type="dxa"/>
@@ -20670,12 +18990,6 @@
         </w:tc>
       </w:tr>
       <w:tr>
-        <w:tblPrEx>
-          <w:tblCellMar>
-            <w:top w:w="0" w:type="dxa"/>
-            <w:bottom w:w="0" w:type="dxa"/>
-          </w:tblCellMar>
-        </w:tblPrEx>
         <w:tc>
           <w:tcPr>
             <w:tcW w:w="2967" w:type="dxa"/>
@@ -20783,12 +19097,6 @@
         </w:tc>
       </w:tr>
       <w:tr>
-        <w:tblPrEx>
-          <w:tblCellMar>
-            <w:top w:w="0" w:type="dxa"/>
-            <w:bottom w:w="0" w:type="dxa"/>
-          </w:tblCellMar>
-        </w:tblPrEx>
         <w:tc>
           <w:tcPr>
             <w:tcW w:w="2967" w:type="dxa"/>
@@ -20882,12 +19190,6 @@
         </w:tc>
       </w:tr>
       <w:tr>
-        <w:tblPrEx>
-          <w:tblCellMar>
-            <w:top w:w="0" w:type="dxa"/>
-            <w:bottom w:w="0" w:type="dxa"/>
-          </w:tblCellMar>
-        </w:tblPrEx>
         <w:tc>
           <w:tcPr>
             <w:tcW w:w="2967" w:type="dxa"/>
@@ -20981,12 +19283,6 @@
         </w:tc>
       </w:tr>
       <w:tr>
-        <w:tblPrEx>
-          <w:tblCellMar>
-            <w:top w:w="0" w:type="dxa"/>
-            <w:bottom w:w="0" w:type="dxa"/>
-          </w:tblCellMar>
-        </w:tblPrEx>
         <w:tc>
           <w:tcPr>
             <w:tcW w:w="2967" w:type="dxa"/>
@@ -21094,12 +19390,6 @@
         </w:tc>
       </w:tr>
       <w:tr>
-        <w:tblPrEx>
-          <w:tblCellMar>
-            <w:top w:w="0" w:type="dxa"/>
-            <w:bottom w:w="0" w:type="dxa"/>
-          </w:tblCellMar>
-        </w:tblPrEx>
         <w:tc>
           <w:tcPr>
             <w:tcW w:w="2967" w:type="dxa"/>
@@ -21237,12 +19527,6 @@
         <w:gridCol w:w="4961"/>
       </w:tblGrid>
       <w:tr>
-        <w:tblPrEx>
-          <w:tblCellMar>
-            <w:top w:w="0" w:type="dxa"/>
-            <w:bottom w:w="0" w:type="dxa"/>
-          </w:tblCellMar>
-        </w:tblPrEx>
         <w:trPr>
           <w:tblHeader/>
         </w:trPr>
@@ -21337,12 +19621,6 @@
         </w:tc>
       </w:tr>
       <w:tr>
-        <w:tblPrEx>
-          <w:tblCellMar>
-            <w:top w:w="0" w:type="dxa"/>
-            <w:bottom w:w="0" w:type="dxa"/>
-          </w:tblCellMar>
-        </w:tblPrEx>
         <w:tc>
           <w:tcPr>
             <w:tcW w:w="4815" w:type="dxa"/>
@@ -21459,12 +19737,6 @@
         </w:tc>
       </w:tr>
       <w:tr>
-        <w:tblPrEx>
-          <w:tblCellMar>
-            <w:top w:w="0" w:type="dxa"/>
-            <w:bottom w:w="0" w:type="dxa"/>
-          </w:tblCellMar>
-        </w:tblPrEx>
         <w:tc>
           <w:tcPr>
             <w:tcW w:w="4815" w:type="dxa"/>
@@ -21572,12 +19844,6 @@
         </w:tc>
       </w:tr>
       <w:tr>
-        <w:tblPrEx>
-          <w:tblCellMar>
-            <w:top w:w="0" w:type="dxa"/>
-            <w:bottom w:w="0" w:type="dxa"/>
-          </w:tblCellMar>
-        </w:tblPrEx>
         <w:tc>
           <w:tcPr>
             <w:tcW w:w="4815" w:type="dxa"/>
@@ -21661,12 +19927,6 @@
         </w:tc>
       </w:tr>
       <w:tr>
-        <w:tblPrEx>
-          <w:tblCellMar>
-            <w:top w:w="0" w:type="dxa"/>
-            <w:bottom w:w="0" w:type="dxa"/>
-          </w:tblCellMar>
-        </w:tblPrEx>
         <w:tc>
           <w:tcPr>
             <w:tcW w:w="4815" w:type="dxa"/>
@@ -21750,12 +20010,6 @@
         </w:tc>
       </w:tr>
       <w:tr>
-        <w:tblPrEx>
-          <w:tblCellMar>
-            <w:top w:w="0" w:type="dxa"/>
-            <w:bottom w:w="0" w:type="dxa"/>
-          </w:tblCellMar>
-        </w:tblPrEx>
         <w:tc>
           <w:tcPr>
             <w:tcW w:w="4815" w:type="dxa"/>
@@ -21839,12 +20093,6 @@
         </w:tc>
       </w:tr>
       <w:tr>
-        <w:tblPrEx>
-          <w:tblCellMar>
-            <w:top w:w="0" w:type="dxa"/>
-            <w:bottom w:w="0" w:type="dxa"/>
-          </w:tblCellMar>
-        </w:tblPrEx>
         <w:tc>
           <w:tcPr>
             <w:tcW w:w="4815" w:type="dxa"/>
@@ -22019,12 +20267,6 @@
         <w:gridCol w:w="4536"/>
       </w:tblGrid>
       <w:tr>
-        <w:tblPrEx>
-          <w:tblCellMar>
-            <w:top w:w="0" w:type="dxa"/>
-            <w:bottom w:w="0" w:type="dxa"/>
-          </w:tblCellMar>
-        </w:tblPrEx>
         <w:trPr>
           <w:trHeight w:val="20"/>
           <w:tblHeader/>
@@ -22200,12 +20442,6 @@
         </w:tc>
       </w:tr>
       <w:tr>
-        <w:tblPrEx>
-          <w:tblCellMar>
-            <w:top w:w="0" w:type="dxa"/>
-            <w:bottom w:w="0" w:type="dxa"/>
-          </w:tblCellMar>
-        </w:tblPrEx>
         <w:tc>
           <w:tcPr>
             <w:tcW w:w="2827" w:type="dxa"/>
@@ -22309,12 +20545,6 @@
         </w:tc>
       </w:tr>
       <w:tr>
-        <w:tblPrEx>
-          <w:tblCellMar>
-            <w:top w:w="0" w:type="dxa"/>
-            <w:bottom w:w="0" w:type="dxa"/>
-          </w:tblCellMar>
-        </w:tblPrEx>
         <w:tc>
           <w:tcPr>
             <w:tcW w:w="2827" w:type="dxa"/>
@@ -22418,12 +20648,6 @@
         </w:tc>
       </w:tr>
       <w:tr>
-        <w:tblPrEx>
-          <w:tblCellMar>
-            <w:top w:w="0" w:type="dxa"/>
-            <w:bottom w:w="0" w:type="dxa"/>
-          </w:tblCellMar>
-        </w:tblPrEx>
         <w:tc>
           <w:tcPr>
             <w:tcW w:w="2827" w:type="dxa"/>
@@ -22527,12 +20751,6 @@
         </w:tc>
       </w:tr>
       <w:tr>
-        <w:tblPrEx>
-          <w:tblCellMar>
-            <w:top w:w="0" w:type="dxa"/>
-            <w:bottom w:w="0" w:type="dxa"/>
-          </w:tblCellMar>
-        </w:tblPrEx>
         <w:tc>
           <w:tcPr>
             <w:tcW w:w="2827" w:type="dxa"/>
@@ -22666,12 +20884,6 @@
         <w:gridCol w:w="5103"/>
       </w:tblGrid>
       <w:tr>
-        <w:tblPrEx>
-          <w:tblCellMar>
-            <w:top w:w="0" w:type="dxa"/>
-            <w:bottom w:w="0" w:type="dxa"/>
-          </w:tblCellMar>
-        </w:tblPrEx>
         <w:trPr>
           <w:tblHeader/>
         </w:trPr>
@@ -22750,12 +20962,6 @@
         </w:tc>
       </w:tr>
       <w:tr>
-        <w:tblPrEx>
-          <w:tblCellMar>
-            <w:top w:w="0" w:type="dxa"/>
-            <w:bottom w:w="0" w:type="dxa"/>
-          </w:tblCellMar>
-        </w:tblPrEx>
         <w:tc>
           <w:tcPr>
             <w:tcW w:w="4673" w:type="dxa"/>
@@ -22821,12 +21027,6 @@
         </w:tc>
       </w:tr>
       <w:tr>
-        <w:tblPrEx>
-          <w:tblCellMar>
-            <w:top w:w="0" w:type="dxa"/>
-            <w:bottom w:w="0" w:type="dxa"/>
-          </w:tblCellMar>
-        </w:tblPrEx>
         <w:tc>
           <w:tcPr>
             <w:tcW w:w="4673" w:type="dxa"/>
@@ -22892,12 +21092,6 @@
         </w:tc>
       </w:tr>
       <w:tr>
-        <w:tblPrEx>
-          <w:tblCellMar>
-            <w:top w:w="0" w:type="dxa"/>
-            <w:bottom w:w="0" w:type="dxa"/>
-          </w:tblCellMar>
-        </w:tblPrEx>
         <w:tc>
           <w:tcPr>
             <w:tcW w:w="4673" w:type="dxa"/>
@@ -22963,12 +21157,6 @@
         </w:tc>
       </w:tr>
       <w:tr>
-        <w:tblPrEx>
-          <w:tblCellMar>
-            <w:top w:w="0" w:type="dxa"/>
-            <w:bottom w:w="0" w:type="dxa"/>
-          </w:tblCellMar>
-        </w:tblPrEx>
         <w:tc>
           <w:tcPr>
             <w:tcW w:w="4673" w:type="dxa"/>
@@ -23089,12 +21277,6 @@
         <w:gridCol w:w="5103"/>
       </w:tblGrid>
       <w:tr>
-        <w:tblPrEx>
-          <w:tblCellMar>
-            <w:top w:w="0" w:type="dxa"/>
-            <w:bottom w:w="0" w:type="dxa"/>
-          </w:tblCellMar>
-        </w:tblPrEx>
         <w:trPr>
           <w:tblHeader/>
         </w:trPr>
@@ -23167,12 +21349,6 @@
         </w:tc>
       </w:tr>
       <w:tr>
-        <w:tblPrEx>
-          <w:tblCellMar>
-            <w:top w:w="0" w:type="dxa"/>
-            <w:bottom w:w="0" w:type="dxa"/>
-          </w:tblCellMar>
-        </w:tblPrEx>
         <w:tc>
           <w:tcPr>
             <w:tcW w:w="4673" w:type="dxa"/>
@@ -23270,12 +21446,6 @@
         </w:tc>
       </w:tr>
       <w:tr>
-        <w:tblPrEx>
-          <w:tblCellMar>
-            <w:top w:w="0" w:type="dxa"/>
-            <w:bottom w:w="0" w:type="dxa"/>
-          </w:tblCellMar>
-        </w:tblPrEx>
         <w:tc>
           <w:tcPr>
             <w:tcW w:w="4673" w:type="dxa"/>
@@ -23386,12 +21556,6 @@
         </w:tc>
       </w:tr>
       <w:tr>
-        <w:tblPrEx>
-          <w:tblCellMar>
-            <w:top w:w="0" w:type="dxa"/>
-            <w:bottom w:w="0" w:type="dxa"/>
-          </w:tblCellMar>
-        </w:tblPrEx>
         <w:tc>
           <w:tcPr>
             <w:tcW w:w="4673" w:type="dxa"/>
@@ -23489,12 +21653,6 @@
         </w:tc>
       </w:tr>
       <w:tr>
-        <w:tblPrEx>
-          <w:tblCellMar>
-            <w:top w:w="0" w:type="dxa"/>
-            <w:bottom w:w="0" w:type="dxa"/>
-          </w:tblCellMar>
-        </w:tblPrEx>
         <w:tc>
           <w:tcPr>
             <w:tcW w:w="4673" w:type="dxa"/>
@@ -23640,16 +21798,10 @@
       </w:tblPr>
       <w:tblGrid>
         <w:gridCol w:w="421"/>
-        <w:gridCol w:w="5244"/>
-        <w:gridCol w:w="4111"/>
+        <w:gridCol w:w="5386"/>
+        <w:gridCol w:w="3969"/>
       </w:tblGrid>
       <w:tr>
-        <w:tblPrEx>
-          <w:tblCellMar>
-            <w:top w:w="0" w:type="dxa"/>
-            <w:bottom w:w="0" w:type="dxa"/>
-          </w:tblCellMar>
-        </w:tblPrEx>
         <w:trPr>
           <w:tblHeader/>
         </w:trPr>
@@ -23688,7 +21840,7 @@
         </w:tc>
         <w:tc>
           <w:tcPr>
-            <w:tcW w:w="5244" w:type="dxa"/>
+            <w:tcW w:w="5386" w:type="dxa"/>
             <w:tcBorders>
               <w:top w:val="single" w:sz="4" w:space="0" w:color="1A3557"/>
               <w:left w:val="single" w:sz="4" w:space="0" w:color="1A3557"/>
@@ -23721,7 +21873,7 @@
         </w:tc>
         <w:tc>
           <w:tcPr>
-            <w:tcW w:w="4111" w:type="dxa"/>
+            <w:tcW w:w="3969" w:type="dxa"/>
             <w:tcBorders>
               <w:top w:val="single" w:sz="4" w:space="0" w:color="1A3557"/>
               <w:left w:val="single" w:sz="4" w:space="0" w:color="1A3557"/>
@@ -23761,12 +21913,6 @@
         </w:tc>
       </w:tr>
       <w:tr>
-        <w:tblPrEx>
-          <w:tblCellMar>
-            <w:top w:w="0" w:type="dxa"/>
-            <w:bottom w:w="0" w:type="dxa"/>
-          </w:tblCellMar>
-        </w:tblPrEx>
         <w:tc>
           <w:tcPr>
             <w:tcW w:w="421" w:type="dxa"/>
@@ -23803,7 +21949,7 @@
         </w:tc>
         <w:tc>
           <w:tcPr>
-            <w:tcW w:w="5244" w:type="dxa"/>
+            <w:tcW w:w="5386" w:type="dxa"/>
             <w:tcBorders>
               <w:top w:val="single" w:sz="2" w:space="0" w:color="1A7A6E"/>
               <w:left w:val="single" w:sz="4" w:space="0" w:color="1A3557"/>
@@ -23824,69 +21970,69 @@
               <w:jc w:val="both"/>
               <w:rPr>
                 <w:rFonts w:ascii="Amble LtCn" w:hAnsi="Amble LtCn"/>
-                <w:sz w:val="20"/>
+                <w:szCs w:val="21"/>
               </w:rPr>
             </w:pPr>
             <w:r>
               <w:rPr>
                 <w:rFonts w:ascii="Amble LtCn" w:hAnsi="Amble LtCn"/>
-                <w:sz w:val="20"/>
+                <w:szCs w:val="21"/>
               </w:rPr>
               <w:t>Jakie pytania otwarte</w:t>
             </w:r>
             <w:r>
               <w:rPr>
                 <w:rFonts w:ascii="Amble LtCn" w:hAnsi="Amble LtCn"/>
-                <w:sz w:val="20"/>
+                <w:szCs w:val="21"/>
               </w:rPr>
               <w:t xml:space="preserve"> w </w:t>
             </w:r>
             <w:r>
               <w:rPr>
                 <w:rFonts w:ascii="Amble LtCn" w:hAnsi="Amble LtCn"/>
-                <w:sz w:val="20"/>
+                <w:szCs w:val="21"/>
               </w:rPr>
               <w:t>ćw. 1 przyniosły najbogatsze odpowiedzi? Dlaczego? Jakie pytania zamknięte mogły zamknąć dialog</w:t>
             </w:r>
             <w:r>
               <w:rPr>
                 <w:rFonts w:ascii="Amble LtCn" w:hAnsi="Amble LtCn"/>
-                <w:sz w:val="20"/>
+                <w:szCs w:val="21"/>
               </w:rPr>
               <w:t xml:space="preserve"> i </w:t>
             </w:r>
             <w:r>
               <w:rPr>
                 <w:rFonts w:ascii="Amble LtCn" w:hAnsi="Amble LtCn"/>
-                <w:sz w:val="20"/>
+                <w:szCs w:val="21"/>
               </w:rPr>
               <w:t>jak</w:t>
             </w:r>
             <w:r>
               <w:rPr>
                 <w:rFonts w:ascii="Amble LtCn" w:hAnsi="Amble LtCn"/>
-                <w:sz w:val="20"/>
+                <w:szCs w:val="21"/>
               </w:rPr>
               <w:t xml:space="preserve"> je </w:t>
             </w:r>
             <w:r>
               <w:rPr>
                 <w:rFonts w:ascii="Amble LtCn" w:hAnsi="Amble LtCn"/>
-                <w:sz w:val="20"/>
+                <w:szCs w:val="21"/>
               </w:rPr>
               <w:t>przeformułować</w:t>
             </w:r>
             <w:r>
               <w:rPr>
                 <w:rFonts w:ascii="Amble LtCn" w:hAnsi="Amble LtCn"/>
-                <w:sz w:val="20"/>
+                <w:szCs w:val="21"/>
               </w:rPr>
               <w:t xml:space="preserve"> na </w:t>
             </w:r>
             <w:r>
               <w:rPr>
                 <w:rFonts w:ascii="Amble LtCn" w:hAnsi="Amble LtCn"/>
-                <w:sz w:val="20"/>
+                <w:szCs w:val="21"/>
               </w:rPr>
               <w:t>otwarte?</w:t>
             </w:r>
@@ -23894,7 +22040,7 @@
         </w:tc>
         <w:tc>
           <w:tcPr>
-            <w:tcW w:w="4111" w:type="dxa"/>
+            <w:tcW w:w="3969" w:type="dxa"/>
             <w:tcBorders>
               <w:top w:val="single" w:sz="2" w:space="0" w:color="1A7A6E"/>
               <w:left w:val="single" w:sz="4" w:space="0" w:color="1A3557"/>
@@ -23920,12 +22066,6 @@
         </w:tc>
       </w:tr>
       <w:tr>
-        <w:tblPrEx>
-          <w:tblCellMar>
-            <w:top w:w="0" w:type="dxa"/>
-            <w:bottom w:w="0" w:type="dxa"/>
-          </w:tblCellMar>
-        </w:tblPrEx>
         <w:tc>
           <w:tcPr>
             <w:tcW w:w="421" w:type="dxa"/>
@@ -23962,7 +22102,7 @@
         </w:tc>
         <w:tc>
           <w:tcPr>
-            <w:tcW w:w="5244" w:type="dxa"/>
+            <w:tcW w:w="5386" w:type="dxa"/>
             <w:tcBorders>
               <w:top w:val="single" w:sz="2" w:space="0" w:color="1A7A6E"/>
               <w:left w:val="single" w:sz="4" w:space="0" w:color="1A3557"/>
@@ -23983,69 +22123,69 @@
               <w:jc w:val="both"/>
               <w:rPr>
                 <w:rFonts w:ascii="Amble LtCn" w:hAnsi="Amble LtCn"/>
-                <w:sz w:val="20"/>
+                <w:szCs w:val="21"/>
               </w:rPr>
             </w:pPr>
             <w:r>
               <w:rPr>
                 <w:rFonts w:ascii="Amble LtCn" w:hAnsi="Amble LtCn"/>
-                <w:sz w:val="20"/>
+                <w:szCs w:val="21"/>
               </w:rPr>
               <w:t>W Przypadku</w:t>
             </w:r>
             <w:r>
               <w:rPr>
                 <w:rFonts w:ascii="Amble LtCn" w:hAnsi="Amble LtCn"/>
-                <w:sz w:val="20"/>
+                <w:szCs w:val="21"/>
               </w:rPr>
               <w:t xml:space="preserve"> B </w:t>
             </w:r>
             <w:r>
               <w:rPr>
                 <w:rFonts w:ascii="Amble LtCn" w:hAnsi="Amble LtCn"/>
-                <w:sz w:val="20"/>
+                <w:szCs w:val="21"/>
               </w:rPr>
               <w:t>pacjent wyraźnie nie chce być</w:t>
             </w:r>
             <w:r>
               <w:rPr>
                 <w:rFonts w:ascii="Amble LtCn" w:hAnsi="Amble LtCn"/>
-                <w:sz w:val="20"/>
+                <w:szCs w:val="21"/>
               </w:rPr>
               <w:t xml:space="preserve"> na </w:t>
             </w:r>
             <w:r>
               <w:rPr>
                 <w:rFonts w:ascii="Amble LtCn" w:hAnsi="Amble LtCn"/>
-                <w:sz w:val="20"/>
+                <w:szCs w:val="21"/>
               </w:rPr>
               <w:t>spotkaniu. Jakie techniki motywowania</w:t>
             </w:r>
             <w:r>
               <w:rPr>
                 <w:rFonts w:ascii="Amble LtCn" w:hAnsi="Amble LtCn"/>
-                <w:sz w:val="20"/>
+                <w:szCs w:val="21"/>
               </w:rPr>
               <w:t xml:space="preserve"> do </w:t>
             </w:r>
             <w:r>
               <w:rPr>
                 <w:rFonts w:ascii="Amble LtCn" w:hAnsi="Amble LtCn"/>
-                <w:sz w:val="20"/>
+                <w:szCs w:val="21"/>
               </w:rPr>
               <w:t>udziału (Motivational Interviewing) mógłby zastosować diagnosta? Czym różni się wywiad diagnostyczny</w:t>
             </w:r>
             <w:r>
               <w:rPr>
                 <w:rFonts w:ascii="Amble LtCn" w:hAnsi="Amble LtCn"/>
-                <w:sz w:val="20"/>
+                <w:szCs w:val="21"/>
               </w:rPr>
               <w:t xml:space="preserve"> od </w:t>
             </w:r>
             <w:r>
               <w:rPr>
                 <w:rFonts w:ascii="Amble LtCn" w:hAnsi="Amble LtCn"/>
-                <w:sz w:val="20"/>
+                <w:szCs w:val="21"/>
               </w:rPr>
               <w:t>terapii?</w:t>
             </w:r>
@@ -24053,7 +22193,7 @@
         </w:tc>
         <w:tc>
           <w:tcPr>
-            <w:tcW w:w="4111" w:type="dxa"/>
+            <w:tcW w:w="3969" w:type="dxa"/>
             <w:tcBorders>
               <w:top w:val="single" w:sz="2" w:space="0" w:color="1A7A6E"/>
               <w:left w:val="single" w:sz="4" w:space="0" w:color="1A3557"/>
@@ -24079,12 +22219,6 @@
         </w:tc>
       </w:tr>
       <w:tr>
-        <w:tblPrEx>
-          <w:tblCellMar>
-            <w:top w:w="0" w:type="dxa"/>
-            <w:bottom w:w="0" w:type="dxa"/>
-          </w:tblCellMar>
-        </w:tblPrEx>
         <w:tc>
           <w:tcPr>
             <w:tcW w:w="421" w:type="dxa"/>
@@ -24121,7 +22255,7 @@
         </w:tc>
         <w:tc>
           <w:tcPr>
-            <w:tcW w:w="5244" w:type="dxa"/>
+            <w:tcW w:w="5386" w:type="dxa"/>
             <w:tcBorders>
               <w:top w:val="single" w:sz="2" w:space="0" w:color="1A7A6E"/>
               <w:left w:val="single" w:sz="4" w:space="0" w:color="1A3557"/>
@@ -24142,55 +22276,55 @@
               <w:jc w:val="both"/>
               <w:rPr>
                 <w:rFonts w:ascii="Amble LtCn" w:hAnsi="Amble LtCn"/>
-                <w:sz w:val="20"/>
+                <w:szCs w:val="21"/>
               </w:rPr>
             </w:pPr>
             <w:r>
               <w:rPr>
                 <w:rFonts w:ascii="Amble LtCn" w:hAnsi="Amble LtCn"/>
-                <w:sz w:val="20"/>
+                <w:szCs w:val="21"/>
               </w:rPr>
               <w:t>Jakie emocje wywołało</w:t>
             </w:r>
             <w:r>
               <w:rPr>
                 <w:rFonts w:ascii="Amble LtCn" w:hAnsi="Amble LtCn"/>
-                <w:sz w:val="20"/>
+                <w:szCs w:val="21"/>
               </w:rPr>
               <w:t xml:space="preserve"> w </w:t>
             </w:r>
             <w:r>
               <w:rPr>
                 <w:rFonts w:ascii="Amble LtCn" w:hAnsi="Amble LtCn"/>
-                <w:sz w:val="20"/>
+                <w:szCs w:val="21"/>
               </w:rPr>
               <w:t>Tobie odgrywanie roli diagnosty lub pacjenta? Jak</w:t>
             </w:r>
             <w:r>
               <w:rPr>
                 <w:rFonts w:ascii="Amble LtCn" w:hAnsi="Amble LtCn"/>
-                <w:sz w:val="20"/>
+                <w:szCs w:val="21"/>
               </w:rPr>
               <w:t xml:space="preserve"> te </w:t>
             </w:r>
             <w:r>
               <w:rPr>
                 <w:rFonts w:ascii="Amble LtCn" w:hAnsi="Amble LtCn"/>
-                <w:sz w:val="20"/>
+                <w:szCs w:val="21"/>
               </w:rPr>
               <w:t>emocje mogą wpływać</w:t>
             </w:r>
             <w:r>
               <w:rPr>
                 <w:rFonts w:ascii="Amble LtCn" w:hAnsi="Amble LtCn"/>
-                <w:sz w:val="20"/>
+                <w:szCs w:val="21"/>
               </w:rPr>
               <w:t xml:space="preserve"> na </w:t>
             </w:r>
             <w:r>
               <w:rPr>
                 <w:rFonts w:ascii="Amble LtCn" w:hAnsi="Amble LtCn"/>
-                <w:sz w:val="20"/>
+                <w:szCs w:val="21"/>
               </w:rPr>
               <w:t>rzeczywistą diagnozę (kontrtransfer diagnostyczny)?</w:t>
             </w:r>
@@ -24198,7 +22332,7 @@
         </w:tc>
         <w:tc>
           <w:tcPr>
-            <w:tcW w:w="4111" w:type="dxa"/>
+            <w:tcW w:w="3969" w:type="dxa"/>
             <w:tcBorders>
               <w:top w:val="single" w:sz="2" w:space="0" w:color="1A7A6E"/>
               <w:left w:val="single" w:sz="4" w:space="0" w:color="1A3557"/>
@@ -24261,16 +22395,10 @@
       </w:tblPr>
       <w:tblGrid>
         <w:gridCol w:w="421"/>
-        <w:gridCol w:w="5244"/>
-        <w:gridCol w:w="4111"/>
+        <w:gridCol w:w="5386"/>
+        <w:gridCol w:w="3969"/>
       </w:tblGrid>
       <w:tr>
-        <w:tblPrEx>
-          <w:tblCellMar>
-            <w:top w:w="0" w:type="dxa"/>
-            <w:bottom w:w="0" w:type="dxa"/>
-          </w:tblCellMar>
-        </w:tblPrEx>
         <w:trPr>
           <w:tblHeader/>
         </w:trPr>
@@ -24311,7 +22439,7 @@
         </w:tc>
         <w:tc>
           <w:tcPr>
-            <w:tcW w:w="5244" w:type="dxa"/>
+            <w:tcW w:w="5386" w:type="dxa"/>
             <w:tcBorders>
               <w:top w:val="single" w:sz="4" w:space="0" w:color="1A3557"/>
               <w:left w:val="single" w:sz="4" w:space="0" w:color="1A3557"/>
@@ -24346,7 +22474,7 @@
         </w:tc>
         <w:tc>
           <w:tcPr>
-            <w:tcW w:w="4111" w:type="dxa"/>
+            <w:tcW w:w="3969" w:type="dxa"/>
             <w:tcBorders>
               <w:top w:val="single" w:sz="4" w:space="0" w:color="1A3557"/>
               <w:left w:val="single" w:sz="4" w:space="0" w:color="1A3557"/>
@@ -24396,12 +22524,6 @@
         </w:tc>
       </w:tr>
       <w:tr>
-        <w:tblPrEx>
-          <w:tblCellMar>
-            <w:top w:w="0" w:type="dxa"/>
-            <w:bottom w:w="0" w:type="dxa"/>
-          </w:tblCellMar>
-        </w:tblPrEx>
         <w:tc>
           <w:tcPr>
             <w:tcW w:w="421" w:type="dxa"/>
@@ -24438,7 +22560,7 @@
         </w:tc>
         <w:tc>
           <w:tcPr>
-            <w:tcW w:w="5244" w:type="dxa"/>
+            <w:tcW w:w="5386" w:type="dxa"/>
             <w:tcBorders>
               <w:top w:val="single" w:sz="2" w:space="0" w:color="1A7A6E"/>
               <w:left w:val="single" w:sz="4" w:space="0" w:color="1A3557"/>
@@ -24459,69 +22581,69 @@
               <w:jc w:val="both"/>
               <w:rPr>
                 <w:rFonts w:ascii="Amble LtCn" w:hAnsi="Amble LtCn"/>
-                <w:sz w:val="20"/>
+                <w:szCs w:val="21"/>
               </w:rPr>
             </w:pPr>
             <w:r>
               <w:rPr>
                 <w:rFonts w:ascii="Amble LtCn" w:hAnsi="Amble LtCn"/>
-                <w:sz w:val="20"/>
+                <w:szCs w:val="21"/>
               </w:rPr>
               <w:t>Które zachowania Krzysztofa</w:t>
             </w:r>
             <w:r>
               <w:rPr>
                 <w:rFonts w:ascii="Amble LtCn" w:hAnsi="Amble LtCn"/>
-                <w:sz w:val="20"/>
+                <w:szCs w:val="21"/>
               </w:rPr>
               <w:t xml:space="preserve"> są </w:t>
             </w:r>
             <w:r>
               <w:rPr>
                 <w:rFonts w:ascii="Amble LtCn" w:hAnsi="Amble LtCn"/>
-                <w:sz w:val="20"/>
+                <w:szCs w:val="21"/>
               </w:rPr>
               <w:t>„twarde’ (dają się zinterpretować jednoznacznie),</w:t>
             </w:r>
             <w:r>
               <w:rPr>
                 <w:rFonts w:ascii="Amble LtCn" w:hAnsi="Amble LtCn"/>
-                <w:sz w:val="20"/>
+                <w:szCs w:val="21"/>
               </w:rPr>
               <w:t xml:space="preserve"> a </w:t>
             </w:r>
             <w:r>
               <w:rPr>
                 <w:rFonts w:ascii="Amble LtCn" w:hAnsi="Amble LtCn"/>
-                <w:sz w:val="20"/>
+                <w:szCs w:val="21"/>
               </w:rPr>
               <w:t>które</w:t>
             </w:r>
             <w:r>
               <w:rPr>
                 <w:rFonts w:ascii="Amble LtCn" w:hAnsi="Amble LtCn"/>
-                <w:sz w:val="20"/>
+                <w:szCs w:val="21"/>
               </w:rPr>
               <w:t xml:space="preserve"> są </w:t>
             </w:r>
             <w:r>
               <w:rPr>
                 <w:rFonts w:ascii="Amble LtCn" w:hAnsi="Amble LtCn"/>
-                <w:sz w:val="20"/>
+                <w:szCs w:val="21"/>
               </w:rPr>
               <w:t>wieloznaczne</w:t>
             </w:r>
             <w:r>
               <w:rPr>
                 <w:rFonts w:ascii="Amble LtCn" w:hAnsi="Amble LtCn"/>
-                <w:sz w:val="20"/>
+                <w:szCs w:val="21"/>
               </w:rPr>
               <w:t xml:space="preserve"> i </w:t>
             </w:r>
             <w:r>
               <w:rPr>
                 <w:rFonts w:ascii="Amble LtCn" w:hAnsi="Amble LtCn"/>
-                <w:sz w:val="20"/>
+                <w:szCs w:val="21"/>
               </w:rPr>
               <w:t>wymagają weryfikacji? Podaj przykłady.</w:t>
             </w:r>
@@ -24529,7 +22651,7 @@
         </w:tc>
         <w:tc>
           <w:tcPr>
-            <w:tcW w:w="4111" w:type="dxa"/>
+            <w:tcW w:w="3969" w:type="dxa"/>
             <w:tcBorders>
               <w:top w:val="single" w:sz="2" w:space="0" w:color="1A7A6E"/>
               <w:left w:val="single" w:sz="4" w:space="0" w:color="1A3557"/>
@@ -24555,12 +22677,6 @@
         </w:tc>
       </w:tr>
       <w:tr>
-        <w:tblPrEx>
-          <w:tblCellMar>
-            <w:top w:w="0" w:type="dxa"/>
-            <w:bottom w:w="0" w:type="dxa"/>
-          </w:tblCellMar>
-        </w:tblPrEx>
         <w:tc>
           <w:tcPr>
             <w:tcW w:w="421" w:type="dxa"/>
@@ -24597,7 +22713,7 @@
         </w:tc>
         <w:tc>
           <w:tcPr>
-            <w:tcW w:w="5244" w:type="dxa"/>
+            <w:tcW w:w="5386" w:type="dxa"/>
             <w:tcBorders>
               <w:top w:val="single" w:sz="2" w:space="0" w:color="1A7A6E"/>
               <w:left w:val="single" w:sz="4" w:space="0" w:color="1A3557"/>
@@ -24618,83 +22734,83 @@
               <w:jc w:val="both"/>
               <w:rPr>
                 <w:rFonts w:ascii="Amble LtCn" w:hAnsi="Amble LtCn"/>
-                <w:sz w:val="20"/>
+                <w:szCs w:val="21"/>
               </w:rPr>
             </w:pPr>
             <w:r>
               <w:rPr>
                 <w:rFonts w:ascii="Amble LtCn" w:hAnsi="Amble LtCn"/>
-                <w:sz w:val="20"/>
+                <w:szCs w:val="21"/>
               </w:rPr>
               <w:t>Jak zmieniłby się Twój protokół obserwacyjny, gdybyś wiedział,</w:t>
             </w:r>
             <w:r>
               <w:rPr>
                 <w:rFonts w:ascii="Amble LtCn" w:hAnsi="Amble LtCn"/>
-                <w:sz w:val="20"/>
+                <w:szCs w:val="21"/>
               </w:rPr>
               <w:t xml:space="preserve"> że </w:t>
             </w:r>
             <w:r>
               <w:rPr>
                 <w:rFonts w:ascii="Amble LtCn" w:hAnsi="Amble LtCn"/>
-                <w:sz w:val="20"/>
+                <w:szCs w:val="21"/>
               </w:rPr>
               <w:t>Krzysztof jest osobą</w:t>
             </w:r>
             <w:r>
               <w:rPr>
                 <w:rFonts w:ascii="Amble LtCn" w:hAnsi="Amble LtCn"/>
-                <w:sz w:val="20"/>
+                <w:szCs w:val="21"/>
               </w:rPr>
               <w:t xml:space="preserve"> z </w:t>
             </w:r>
             <w:r>
               <w:rPr>
                 <w:rFonts w:ascii="Amble LtCn" w:hAnsi="Amble LtCn"/>
-                <w:sz w:val="20"/>
+                <w:szCs w:val="21"/>
               </w:rPr>
               <w:t>ASD (zaburzenie</w:t>
             </w:r>
             <w:r>
               <w:rPr>
                 <w:rFonts w:ascii="Amble LtCn" w:hAnsi="Amble LtCn"/>
-                <w:sz w:val="20"/>
+                <w:szCs w:val="21"/>
               </w:rPr>
               <w:t xml:space="preserve"> ze </w:t>
             </w:r>
             <w:r>
               <w:rPr>
                 <w:rFonts w:ascii="Amble LtCn" w:hAnsi="Amble LtCn"/>
-                <w:sz w:val="20"/>
+                <w:szCs w:val="21"/>
               </w:rPr>
               <w:t>spektrum autyzmu) lub</w:t>
             </w:r>
             <w:r>
               <w:rPr>
                 <w:rFonts w:ascii="Amble LtCn" w:hAnsi="Amble LtCn"/>
-                <w:sz w:val="20"/>
+                <w:szCs w:val="21"/>
               </w:rPr>
               <w:t xml:space="preserve"> z </w:t>
             </w:r>
             <w:r>
               <w:rPr>
                 <w:rFonts w:ascii="Amble LtCn" w:hAnsi="Amble LtCn"/>
-                <w:sz w:val="20"/>
+                <w:szCs w:val="21"/>
               </w:rPr>
               <w:t>fobıą społeczną? Dlaczego diagnoza różnicowa</w:t>
             </w:r>
             <w:r>
               <w:rPr>
                 <w:rFonts w:ascii="Amble LtCn" w:hAnsi="Amble LtCn"/>
-                <w:sz w:val="20"/>
+                <w:szCs w:val="21"/>
               </w:rPr>
               <w:t xml:space="preserve"> ma </w:t>
             </w:r>
             <w:r>
               <w:rPr>
                 <w:rFonts w:ascii="Amble LtCn" w:hAnsi="Amble LtCn"/>
-                <w:sz w:val="20"/>
+                <w:szCs w:val="21"/>
               </w:rPr>
               <w:t>tu kluczowe znaczenie?</w:t>
             </w:r>
@@ -24702,7 +22818,7 @@
         </w:tc>
         <w:tc>
           <w:tcPr>
-            <w:tcW w:w="4111" w:type="dxa"/>
+            <w:tcW w:w="3969" w:type="dxa"/>
             <w:tcBorders>
               <w:top w:val="single" w:sz="2" w:space="0" w:color="1A7A6E"/>
               <w:left w:val="single" w:sz="4" w:space="0" w:color="1A3557"/>
@@ -24728,12 +22844,6 @@
         </w:tc>
       </w:tr>
       <w:tr>
-        <w:tblPrEx>
-          <w:tblCellMar>
-            <w:top w:w="0" w:type="dxa"/>
-            <w:bottom w:w="0" w:type="dxa"/>
-          </w:tblCellMar>
-        </w:tblPrEx>
         <w:tc>
           <w:tcPr>
             <w:tcW w:w="421" w:type="dxa"/>
@@ -24770,7 +22880,7 @@
         </w:tc>
         <w:tc>
           <w:tcPr>
-            <w:tcW w:w="5244" w:type="dxa"/>
+            <w:tcW w:w="5386" w:type="dxa"/>
             <w:tcBorders>
               <w:top w:val="single" w:sz="2" w:space="0" w:color="1A7A6E"/>
               <w:left w:val="single" w:sz="4" w:space="0" w:color="1A3557"/>
@@ -24791,55 +22901,55 @@
               <w:jc w:val="both"/>
               <w:rPr>
                 <w:rFonts w:ascii="Amble LtCn" w:hAnsi="Amble LtCn"/>
-                <w:sz w:val="20"/>
+                <w:szCs w:val="21"/>
               </w:rPr>
             </w:pPr>
             <w:r>
               <w:rPr>
                 <w:rFonts w:ascii="Amble LtCn" w:hAnsi="Amble LtCn"/>
-                <w:sz w:val="20"/>
+                <w:szCs w:val="21"/>
               </w:rPr>
               <w:t>Jak można</w:t>
             </w:r>
             <w:r>
               <w:rPr>
                 <w:rFonts w:ascii="Amble LtCn" w:hAnsi="Amble LtCn"/>
-                <w:sz w:val="20"/>
+                <w:szCs w:val="21"/>
               </w:rPr>
               <w:t xml:space="preserve"> by </w:t>
             </w:r>
             <w:r>
               <w:rPr>
                 <w:rFonts w:ascii="Amble LtCn" w:hAnsi="Amble LtCn"/>
-                <w:sz w:val="20"/>
+                <w:szCs w:val="21"/>
               </w:rPr>
               <w:t>obiektywnie zweryfikować hipotezy wynikające</w:t>
             </w:r>
             <w:r>
               <w:rPr>
                 <w:rFonts w:ascii="Amble LtCn" w:hAnsi="Amble LtCn"/>
-                <w:sz w:val="20"/>
+                <w:szCs w:val="21"/>
               </w:rPr>
               <w:t xml:space="preserve"> z </w:t>
             </w:r>
             <w:r>
               <w:rPr>
                 <w:rFonts w:ascii="Amble LtCn" w:hAnsi="Amble LtCn"/>
-                <w:sz w:val="20"/>
+                <w:szCs w:val="21"/>
               </w:rPr>
               <w:t>obserwacji Krzysztofa? Jakie testy lub narzędzia masz</w:t>
             </w:r>
             <w:r>
               <w:rPr>
                 <w:rFonts w:ascii="Amble LtCn" w:hAnsi="Amble LtCn"/>
-                <w:sz w:val="20"/>
+                <w:szCs w:val="21"/>
               </w:rPr>
               <w:t xml:space="preserve"> na </w:t>
             </w:r>
             <w:r>
               <w:rPr>
                 <w:rFonts w:ascii="Amble LtCn" w:hAnsi="Amble LtCn"/>
-                <w:sz w:val="20"/>
+                <w:szCs w:val="21"/>
               </w:rPr>
               <w:t>myśli?</w:t>
             </w:r>
@@ -24847,7 +22957,7 @@
         </w:tc>
         <w:tc>
           <w:tcPr>
-            <w:tcW w:w="4111" w:type="dxa"/>
+            <w:tcW w:w="3969" w:type="dxa"/>
             <w:tcBorders>
               <w:top w:val="single" w:sz="2" w:space="0" w:color="1A7A6E"/>
               <w:left w:val="single" w:sz="4" w:space="0" w:color="1A3557"/>
@@ -24907,16 +23017,10 @@
       </w:tblPr>
       <w:tblGrid>
         <w:gridCol w:w="421"/>
-        <w:gridCol w:w="5244"/>
-        <w:gridCol w:w="4111"/>
+        <w:gridCol w:w="5386"/>
+        <w:gridCol w:w="3969"/>
       </w:tblGrid>
       <w:tr>
-        <w:tblPrEx>
-          <w:tblCellMar>
-            <w:top w:w="0" w:type="dxa"/>
-            <w:bottom w:w="0" w:type="dxa"/>
-          </w:tblCellMar>
-        </w:tblPrEx>
         <w:trPr>
           <w:tblHeader/>
         </w:trPr>
@@ -24955,7 +23059,7 @@
         </w:tc>
         <w:tc>
           <w:tcPr>
-            <w:tcW w:w="5244" w:type="dxa"/>
+            <w:tcW w:w="5386" w:type="dxa"/>
             <w:tcBorders>
               <w:top w:val="single" w:sz="4" w:space="0" w:color="1A3557"/>
               <w:left w:val="single" w:sz="4" w:space="0" w:color="1A3557"/>
@@ -24988,7 +23092,7 @@
         </w:tc>
         <w:tc>
           <w:tcPr>
-            <w:tcW w:w="4111" w:type="dxa"/>
+            <w:tcW w:w="3969" w:type="dxa"/>
             <w:tcBorders>
               <w:top w:val="single" w:sz="4" w:space="0" w:color="1A3557"/>
               <w:left w:val="single" w:sz="4" w:space="0" w:color="1A3557"/>
@@ -25028,12 +23132,6 @@
         </w:tc>
       </w:tr>
       <w:tr>
-        <w:tblPrEx>
-          <w:tblCellMar>
-            <w:top w:w="0" w:type="dxa"/>
-            <w:bottom w:w="0" w:type="dxa"/>
-          </w:tblCellMar>
-        </w:tblPrEx>
         <w:tc>
           <w:tcPr>
             <w:tcW w:w="421" w:type="dxa"/>
@@ -25069,7 +23167,7 @@
         </w:tc>
         <w:tc>
           <w:tcPr>
-            <w:tcW w:w="5244" w:type="dxa"/>
+            <w:tcW w:w="5386" w:type="dxa"/>
             <w:tcBorders>
               <w:top w:val="single" w:sz="2" w:space="0" w:color="1A7A6E"/>
               <w:left w:val="single" w:sz="4" w:space="0" w:color="1A3557"/>
@@ -25090,111 +23188,111 @@
               <w:jc w:val="both"/>
               <w:rPr>
                 <w:rFonts w:ascii="Amble LtCn" w:hAnsi="Amble LtCn"/>
-                <w:sz w:val="20"/>
+                <w:szCs w:val="21"/>
               </w:rPr>
             </w:pPr>
             <w:r>
               <w:rPr>
                 <w:rFonts w:ascii="Amble LtCn" w:hAnsi="Amble LtCn"/>
-                <w:sz w:val="20"/>
+                <w:szCs w:val="21"/>
               </w:rPr>
               <w:t xml:space="preserve">W </w:t>
             </w:r>
             <w:r>
               <w:rPr>
                 <w:rFonts w:ascii="Amble LtCn" w:hAnsi="Amble LtCn"/>
-                <w:sz w:val="20"/>
+                <w:szCs w:val="21"/>
               </w:rPr>
               <w:t>p</w:t>
             </w:r>
             <w:r>
               <w:rPr>
                 <w:rFonts w:ascii="Amble LtCn" w:hAnsi="Amble LtCn"/>
-                <w:sz w:val="20"/>
+                <w:szCs w:val="21"/>
               </w:rPr>
               <w:t>rzypadku</w:t>
             </w:r>
             <w:r>
               <w:rPr>
                 <w:rFonts w:ascii="Amble LtCn" w:hAnsi="Amble LtCn"/>
-                <w:sz w:val="20"/>
+                <w:szCs w:val="21"/>
               </w:rPr>
               <w:t xml:space="preserve"> B </w:t>
             </w:r>
             <w:r>
               <w:rPr>
                 <w:rFonts w:ascii="Amble LtCn" w:hAnsi="Amble LtCn"/>
-                <w:sz w:val="20"/>
+                <w:szCs w:val="21"/>
               </w:rPr>
               <w:t>syn zadzwonił</w:t>
             </w:r>
             <w:r>
               <w:rPr>
                 <w:rFonts w:ascii="Amble LtCn" w:hAnsi="Amble LtCn"/>
-                <w:sz w:val="20"/>
+                <w:szCs w:val="21"/>
               </w:rPr>
               <w:t xml:space="preserve"> i </w:t>
             </w:r>
             <w:r>
               <w:rPr>
                 <w:rFonts w:ascii="Amble LtCn" w:hAnsi="Amble LtCn"/>
-                <w:sz w:val="20"/>
+                <w:szCs w:val="21"/>
               </w:rPr>
               <w:t>wyraził obawy</w:t>
             </w:r>
             <w:r>
               <w:rPr>
                 <w:rFonts w:ascii="Amble LtCn" w:hAnsi="Amble LtCn"/>
-                <w:sz w:val="20"/>
+                <w:szCs w:val="21"/>
               </w:rPr>
               <w:t xml:space="preserve"> o </w:t>
             </w:r>
             <w:r>
               <w:rPr>
                 <w:rFonts w:ascii="Amble LtCn" w:hAnsi="Amble LtCn"/>
-                <w:sz w:val="20"/>
+                <w:szCs w:val="21"/>
               </w:rPr>
               <w:t>ojca bez jego wiedzy. Czy możesz</w:t>
             </w:r>
             <w:r>
               <w:rPr>
                 <w:rFonts w:ascii="Amble LtCn" w:hAnsi="Amble LtCn"/>
-                <w:sz w:val="20"/>
+                <w:szCs w:val="21"/>
               </w:rPr>
               <w:t xml:space="preserve"> tę </w:t>
             </w:r>
             <w:r>
               <w:rPr>
                 <w:rFonts w:ascii="Amble LtCn" w:hAnsi="Amble LtCn"/>
-                <w:sz w:val="20"/>
+                <w:szCs w:val="21"/>
               </w:rPr>
               <w:t>informację wykorzystać</w:t>
             </w:r>
             <w:r>
               <w:rPr>
                 <w:rFonts w:ascii="Amble LtCn" w:hAnsi="Amble LtCn"/>
-                <w:sz w:val="20"/>
+                <w:szCs w:val="21"/>
               </w:rPr>
               <w:t xml:space="preserve"> w </w:t>
             </w:r>
             <w:r>
               <w:rPr>
                 <w:rFonts w:ascii="Amble LtCn" w:hAnsi="Amble LtCn"/>
-                <w:sz w:val="20"/>
+                <w:szCs w:val="21"/>
               </w:rPr>
               <w:t>diagnozie? Czy powinnaś/powinieneś poinformować pacjenta? Odwołaj się</w:t>
             </w:r>
             <w:r>
               <w:rPr>
                 <w:rFonts w:ascii="Amble LtCn" w:hAnsi="Amble LtCn"/>
-                <w:sz w:val="20"/>
+                <w:szCs w:val="21"/>
               </w:rPr>
               <w:t xml:space="preserve"> do </w:t>
             </w:r>
             <w:r>
               <w:rPr>
                 <w:rFonts w:ascii="Amble LtCn" w:hAnsi="Amble LtCn"/>
-                <w:sz w:val="20"/>
+                <w:szCs w:val="21"/>
               </w:rPr>
               <w:t>Kodeksu Etyczno-Zawodowego Psychologa PTP.</w:t>
             </w:r>
@@ -25202,7 +23300,7 @@
         </w:tc>
         <w:tc>
           <w:tcPr>
-            <w:tcW w:w="4111" w:type="dxa"/>
+            <w:tcW w:w="3969" w:type="dxa"/>
             <w:tcBorders>
               <w:top w:val="single" w:sz="2" w:space="0" w:color="1A7A6E"/>
               <w:left w:val="single" w:sz="4" w:space="0" w:color="1A3557"/>
@@ -25231,12 +23329,6 @@
         </w:tc>
       </w:tr>
       <w:tr>
-        <w:tblPrEx>
-          <w:tblCellMar>
-            <w:top w:w="0" w:type="dxa"/>
-            <w:bottom w:w="0" w:type="dxa"/>
-          </w:tblCellMar>
-        </w:tblPrEx>
         <w:tc>
           <w:tcPr>
             <w:tcW w:w="421" w:type="dxa"/>
@@ -25272,7 +23364,7 @@
         </w:tc>
         <w:tc>
           <w:tcPr>
-            <w:tcW w:w="5244" w:type="dxa"/>
+            <w:tcW w:w="5386" w:type="dxa"/>
             <w:tcBorders>
               <w:top w:val="single" w:sz="2" w:space="0" w:color="1A7A6E"/>
               <w:left w:val="single" w:sz="4" w:space="0" w:color="1A3557"/>
@@ -25293,97 +23385,97 @@
               <w:jc w:val="both"/>
               <w:rPr>
                 <w:rFonts w:ascii="Amble LtCn" w:hAnsi="Amble LtCn"/>
-                <w:sz w:val="20"/>
+                <w:szCs w:val="21"/>
               </w:rPr>
             </w:pPr>
             <w:r>
               <w:rPr>
                 <w:rFonts w:ascii="Amble LtCn" w:hAnsi="Amble LtCn"/>
-                <w:sz w:val="20"/>
+                <w:szCs w:val="21"/>
               </w:rPr>
               <w:t>Diagnoza psychologiczna</w:t>
             </w:r>
             <w:r>
               <w:rPr>
                 <w:rFonts w:ascii="Amble LtCn" w:hAnsi="Amble LtCn"/>
-                <w:sz w:val="20"/>
+                <w:szCs w:val="21"/>
               </w:rPr>
               <w:t xml:space="preserve"> ma </w:t>
             </w:r>
             <w:r>
               <w:rPr>
                 <w:rFonts w:ascii="Amble LtCn" w:hAnsi="Amble LtCn"/>
-                <w:sz w:val="20"/>
+                <w:szCs w:val="21"/>
               </w:rPr>
               <w:t>zawsze odbiorcę: pacjenta, lekarza, sąd lub pracodawcę. Jak zmienia się treść</w:t>
             </w:r>
             <w:r>
               <w:rPr>
                 <w:rFonts w:ascii="Amble LtCn" w:hAnsi="Amble LtCn"/>
-                <w:sz w:val="20"/>
+                <w:szCs w:val="21"/>
               </w:rPr>
               <w:t xml:space="preserve"> i </w:t>
             </w:r>
             <w:r>
               <w:rPr>
                 <w:rFonts w:ascii="Amble LtCn" w:hAnsi="Amble LtCn"/>
-                <w:sz w:val="20"/>
+                <w:szCs w:val="21"/>
               </w:rPr>
               <w:t>język raportu psychologicznego</w:t>
             </w:r>
             <w:r>
               <w:rPr>
                 <w:rFonts w:ascii="Amble LtCn" w:hAnsi="Amble LtCn"/>
-                <w:sz w:val="20"/>
+                <w:szCs w:val="21"/>
               </w:rPr>
               <w:t xml:space="preserve"> w </w:t>
             </w:r>
             <w:r>
               <w:rPr>
                 <w:rFonts w:ascii="Amble LtCn" w:hAnsi="Amble LtCn"/>
-                <w:sz w:val="20"/>
+                <w:szCs w:val="21"/>
               </w:rPr>
               <w:t>zależności</w:t>
             </w:r>
             <w:r>
               <w:rPr>
                 <w:rFonts w:ascii="Amble LtCn" w:hAnsi="Amble LtCn"/>
-                <w:sz w:val="20"/>
+                <w:szCs w:val="21"/>
               </w:rPr>
               <w:t xml:space="preserve"> od </w:t>
             </w:r>
             <w:r>
               <w:rPr>
                 <w:rFonts w:ascii="Amble LtCn" w:hAnsi="Amble LtCn"/>
-                <w:sz w:val="20"/>
+                <w:szCs w:val="21"/>
               </w:rPr>
               <w:t>odbiorcy? Jakie informacje</w:t>
             </w:r>
             <w:r>
               <w:rPr>
                 <w:rFonts w:ascii="Amble LtCn" w:hAnsi="Amble LtCn"/>
-                <w:sz w:val="20"/>
+                <w:szCs w:val="21"/>
               </w:rPr>
               <w:t xml:space="preserve"> są </w:t>
             </w:r>
             <w:r>
               <w:rPr>
                 <w:rFonts w:ascii="Amble LtCn" w:hAnsi="Amble LtCn"/>
-                <w:sz w:val="20"/>
+                <w:szCs w:val="21"/>
               </w:rPr>
               <w:t>obligatoryjne,</w:t>
             </w:r>
             <w:r>
               <w:rPr>
                 <w:rFonts w:ascii="Amble LtCn" w:hAnsi="Amble LtCn"/>
-                <w:sz w:val="20"/>
+                <w:szCs w:val="21"/>
               </w:rPr>
               <w:t xml:space="preserve"> a </w:t>
             </w:r>
             <w:r>
               <w:rPr>
                 <w:rFonts w:ascii="Amble LtCn" w:hAnsi="Amble LtCn"/>
-                <w:sz w:val="20"/>
+                <w:szCs w:val="21"/>
               </w:rPr>
               <w:t>jakie opcjonalne?</w:t>
             </w:r>
@@ -25391,7 +23483,7 @@
         </w:tc>
         <w:tc>
           <w:tcPr>
-            <w:tcW w:w="4111" w:type="dxa"/>
+            <w:tcW w:w="3969" w:type="dxa"/>
             <w:tcBorders>
               <w:top w:val="single" w:sz="2" w:space="0" w:color="1A7A6E"/>
               <w:left w:val="single" w:sz="4" w:space="0" w:color="1A3557"/>
@@ -26002,8 +24094,8 @@
       </w:r>
     </w:p>
     <w:sectPr>
-      <w:headerReference w:type="default" r:id="rId7"/>
-      <w:footerReference w:type="default" r:id="rId8"/>
+      <w:headerReference w:type="default" r:id="rId12"/>
+      <w:footerReference w:type="default" r:id="rId13"/>
       <w:pgSz w:w="11906" w:h="16838"/>
       <w:pgMar w:top="1100" w:right="1100" w:bottom="1300" w:left="1100" w:header="708" w:footer="708" w:gutter="0"/>
       <w:cols w:space="708"/>
@@ -26124,6 +24216,7 @@
           <w:docPartUnique/>
         </w:docPartObj>
       </w:sdtPr>
+      <w:sdtEndPr/>
       <w:sdtContent>
         <w:sdt>
           <w:sdtPr>
@@ -26137,6 +24230,7 @@
               <w:docPartUnique/>
             </w:docPartObj>
           </w:sdtPr>
+          <w:sdtEndPr/>
           <w:sdtContent>
             <w:r>
               <w:rPr>
